--- a/Статья Симаков — подробный разбор.docx
+++ b/Статья Симаков — подробный разбор.docx
@@ -2400,7 +2400,49 @@
           <w:sz w:val="24"/>
           <w:szCs w:val="24"/>
         </w:rPr>
-        <w:t xml:space="preserve">φ(R)[x] = ⊕ по r из π⁻¹(x) от m(r)</w:t>
+        <w:t xml:space="preserve">φ(R)[x] = ⊕</w:t>
+      </w:r>
+      <w:r>
+        <w:rPr>
+          <w:rFonts w:ascii="Times New Roman" w:cs="Times New Roman" w:eastAsia="Times New Roman" w:hAnsi="Times New Roman"/>
+          <w:i/>
+          <w:iCs/>
+          <w:sz w:val="24"/>
+          <w:szCs w:val="24"/>
+          <w:vertAlign w:val="subscript"/>
+        </w:rPr>
+        <w:t xml:space="preserve">r ∈ F(x)</w:t>
+      </w:r>
+      <w:r>
+        <w:rPr>
+          <w:rFonts w:ascii="Times New Roman" w:cs="Times New Roman" w:eastAsia="Times New Roman" w:hAnsi="Times New Roman"/>
+          <w:i/>
+          <w:iCs/>
+          <w:sz w:val="24"/>
+          <w:szCs w:val="24"/>
+        </w:rPr>
+        <w:t xml:space="preserve"> m(r),   где F(x) = π</w:t>
+      </w:r>
+      <w:r>
+        <w:rPr>
+          <w:rFonts w:ascii="Times New Roman" w:cs="Times New Roman" w:eastAsia="Times New Roman" w:hAnsi="Times New Roman"/>
+          <w:i/>
+          <w:iCs/>
+          <w:sz w:val="24"/>
+          <w:szCs w:val="24"/>
+          <w:vertAlign w:val="superscript"/>
+        </w:rPr>
+        <w:t xml:space="preserve">−1</w:t>
+      </w:r>
+      <w:r>
+        <w:rPr>
+          <w:rFonts w:ascii="Times New Roman" w:cs="Times New Roman" w:eastAsia="Times New Roman" w:hAnsi="Times New Roman"/>
+          <w:i/>
+          <w:iCs/>
+          <w:sz w:val="24"/>
+          <w:szCs w:val="24"/>
+        </w:rPr>
+        <w:t xml:space="preserve">(x) — слой над точкой x</w:t>
       </w:r>
     </w:p>
     <w:p>
@@ -2817,7 +2859,28 @@
                 <w:sz w:val="22"/>
                 <w:szCs w:val="22"/>
               </w:rPr>
-              <w:t xml:space="preserve">π⁻¹(x)</w:t>
+              <w:t xml:space="preserve">π</w:t>
+            </w:r>
+            <w:r>
+              <w:rPr>
+                <w:rFonts w:ascii="Times New Roman" w:cs="Times New Roman" w:eastAsia="Times New Roman" w:hAnsi="Times New Roman"/>
+                <w:b w:val="false"/>
+                <w:bCs w:val="false"/>
+                <w:sz w:val="22"/>
+                <w:szCs w:val="22"/>
+                <w:vertAlign w:val="superscript"/>
+              </w:rPr>
+              <w:t xml:space="preserve">−1</w:t>
+            </w:r>
+            <w:r>
+              <w:rPr>
+                <w:rFonts w:ascii="Times New Roman" w:cs="Times New Roman" w:eastAsia="Times New Roman" w:hAnsi="Times New Roman"/>
+                <w:b w:val="false"/>
+                <w:bCs w:val="false"/>
+                <w:sz w:val="22"/>
+                <w:szCs w:val="22"/>
+              </w:rPr>
+              <w:t xml:space="preserve">(x)</w:t>
             </w:r>
           </w:p>
         </w:tc>
@@ -3081,7 +3144,91 @@
           <w:sz w:val="24"/>
           <w:szCs w:val="24"/>
         </w:rPr>
-        <w:t xml:space="preserve">φ(R ⊎ R′) = φ(R) ⊕ φ(R′)</w:t>
+        <w:t xml:space="preserve">φ(R</w:t>
+      </w:r>
+      <w:r>
+        <w:rPr>
+          <w:rFonts w:ascii="Times New Roman" w:cs="Times New Roman" w:eastAsia="Times New Roman" w:hAnsi="Times New Roman"/>
+          <w:i/>
+          <w:iCs/>
+          <w:sz w:val="24"/>
+          <w:szCs w:val="24"/>
+          <w:vertAlign w:val="subscript"/>
+        </w:rPr>
+        <w:t xml:space="preserve">1</w:t>
+      </w:r>
+      <w:r>
+        <w:rPr>
+          <w:rFonts w:ascii="Times New Roman" w:cs="Times New Roman" w:eastAsia="Times New Roman" w:hAnsi="Times New Roman"/>
+          <w:i/>
+          <w:iCs/>
+          <w:sz w:val="24"/>
+          <w:szCs w:val="24"/>
+        </w:rPr>
+        <w:t xml:space="preserve"> ∪ R</w:t>
+      </w:r>
+      <w:r>
+        <w:rPr>
+          <w:rFonts w:ascii="Times New Roman" w:cs="Times New Roman" w:eastAsia="Times New Roman" w:hAnsi="Times New Roman"/>
+          <w:i/>
+          <w:iCs/>
+          <w:sz w:val="24"/>
+          <w:szCs w:val="24"/>
+          <w:vertAlign w:val="subscript"/>
+        </w:rPr>
+        <w:t xml:space="preserve">2</w:t>
+      </w:r>
+      <w:r>
+        <w:rPr>
+          <w:rFonts w:ascii="Times New Roman" w:cs="Times New Roman" w:eastAsia="Times New Roman" w:hAnsi="Times New Roman"/>
+          <w:i/>
+          <w:iCs/>
+          <w:sz w:val="24"/>
+          <w:szCs w:val="24"/>
+        </w:rPr>
+        <w:t xml:space="preserve">) = φ(R</w:t>
+      </w:r>
+      <w:r>
+        <w:rPr>
+          <w:rFonts w:ascii="Times New Roman" w:cs="Times New Roman" w:eastAsia="Times New Roman" w:hAnsi="Times New Roman"/>
+          <w:i/>
+          <w:iCs/>
+          <w:sz w:val="24"/>
+          <w:szCs w:val="24"/>
+          <w:vertAlign w:val="subscript"/>
+        </w:rPr>
+        <w:t xml:space="preserve">1</w:t>
+      </w:r>
+      <w:r>
+        <w:rPr>
+          <w:rFonts w:ascii="Times New Roman" w:cs="Times New Roman" w:eastAsia="Times New Roman" w:hAnsi="Times New Roman"/>
+          <w:i/>
+          <w:iCs/>
+          <w:sz w:val="24"/>
+          <w:szCs w:val="24"/>
+        </w:rPr>
+        <w:t xml:space="preserve">) ⊕ φ(R</w:t>
+      </w:r>
+      <w:r>
+        <w:rPr>
+          <w:rFonts w:ascii="Times New Roman" w:cs="Times New Roman" w:eastAsia="Times New Roman" w:hAnsi="Times New Roman"/>
+          <w:i/>
+          <w:iCs/>
+          <w:sz w:val="24"/>
+          <w:szCs w:val="24"/>
+          <w:vertAlign w:val="subscript"/>
+        </w:rPr>
+        <w:t xml:space="preserve">2</w:t>
+      </w:r>
+      <w:r>
+        <w:rPr>
+          <w:rFonts w:ascii="Times New Roman" w:cs="Times New Roman" w:eastAsia="Times New Roman" w:hAnsi="Times New Roman"/>
+          <w:i/>
+          <w:iCs/>
+          <w:sz w:val="24"/>
+          <w:szCs w:val="24"/>
+        </w:rPr>
+        <w:t xml:space="preserve">)</w:t>
       </w:r>
     </w:p>
     <w:p>
@@ -4684,7 +4831,49 @@
           <w:sz w:val="24"/>
           <w:szCs w:val="24"/>
         </w:rPr>
-        <w:t xml:space="preserve">(A ∗(λ,μ) B)[L,S,M] = ⊕ по C из I_C от A[L,S,C] ⊗ B[S,C,M]</w:t>
+        <w:t xml:space="preserve">(A ∗</w:t>
+      </w:r>
+      <w:r>
+        <w:rPr>
+          <w:rFonts w:ascii="Times New Roman" w:cs="Times New Roman" w:eastAsia="Times New Roman" w:hAnsi="Times New Roman"/>
+          <w:i/>
+          <w:iCs/>
+          <w:sz w:val="24"/>
+          <w:szCs w:val="24"/>
+          <w:vertAlign w:val="subscript"/>
+        </w:rPr>
+        <w:t xml:space="preserve">(λ, μ)</w:t>
+      </w:r>
+      <w:r>
+        <w:rPr>
+          <w:rFonts w:ascii="Times New Roman" w:cs="Times New Roman" w:eastAsia="Times New Roman" w:hAnsi="Times New Roman"/>
+          <w:i/>
+          <w:iCs/>
+          <w:sz w:val="24"/>
+          <w:szCs w:val="24"/>
+        </w:rPr>
+        <w:t xml:space="preserve"> B)[L, S, M] = ⊕</w:t>
+      </w:r>
+      <w:r>
+        <w:rPr>
+          <w:rFonts w:ascii="Times New Roman" w:cs="Times New Roman" w:eastAsia="Times New Roman" w:hAnsi="Times New Roman"/>
+          <w:i/>
+          <w:iCs/>
+          <w:sz w:val="24"/>
+          <w:szCs w:val="24"/>
+          <w:vertAlign w:val="subscript"/>
+        </w:rPr>
+        <w:t xml:space="preserve">C</w:t>
+      </w:r>
+      <w:r>
+        <w:rPr>
+          <w:rFonts w:ascii="Times New Roman" w:cs="Times New Roman" w:eastAsia="Times New Roman" w:hAnsi="Times New Roman"/>
+          <w:i/>
+          <w:iCs/>
+          <w:sz w:val="24"/>
+          <w:szCs w:val="24"/>
+        </w:rPr>
+        <w:t xml:space="preserve"> A[L, S, C] ⊗ B[S, C, M]</w:t>
       </w:r>
     </w:p>
     <w:p>
@@ -5538,163 +5727,69 @@
           <w:sz w:val="24"/>
           <w:szCs w:val="24"/>
         </w:rPr>
-        <w:t xml:space="preserve">. Выглядит странно — что это за «умножение», которое ничего не складывает? — но именно на нём построено красивое решение задачи о маршрутах в графе (работа [7] в списке литературы, соавтор — автор настоящего разбора).</w:t>
-      </w:r>
-    </w:p>
-    <w:p>
-      <w:pPr>
-        <w:spacing w:after="120" w:before="0" w:line="300"/>
-        <w:ind w:firstLine="567"/>
-        <w:jc w:val="both"/>
-      </w:pPr>
-      <w:r>
-        <w:rPr>
-          <w:rFonts w:ascii="Times New Roman" w:cs="Times New Roman" w:eastAsia="Times New Roman" w:hAnsi="Times New Roman"/>
-          <w:sz w:val="24"/>
-          <w:szCs w:val="24"/>
-        </w:rPr>
-        <w:t xml:space="preserve">Смотрите, как это работает. Пусть G[i, j] = 1, если из вершины i есть ребро в вершину j. Возьмём (1, 0)-произведение G на саму себя: общая ось — вторая у первого сомножителя и первая у второго (это и есть «через какую вершину идём»), она </w:t>
-      </w:r>
-      <w:r>
-        <w:rPr>
-          <w:rFonts w:ascii="Times New Roman" w:cs="Times New Roman" w:eastAsia="Times New Roman" w:hAnsi="Times New Roman"/>
-          <w:sz w:val="24"/>
-          <w:szCs w:val="24"/>
-        </w:rPr>
-        <w:t xml:space="preserve">скоттова</w:t>
-      </w:r>
-      <w:r>
-        <w:rPr>
-          <w:rFonts w:ascii="Times New Roman" w:cs="Times New Roman" w:eastAsia="Times New Roman" w:hAnsi="Times New Roman"/>
-          <w:sz w:val="24"/>
-          <w:szCs w:val="24"/>
-        </w:rPr>
-        <w:t xml:space="preserve">, то есть остаётся:</w:t>
-      </w:r>
-    </w:p>
-    <w:p>
-      <w:pPr>
-        <w:spacing w:after="120" w:before="120" w:line="300"/>
-        <w:ind w:left="567"/>
-      </w:pPr>
-      <w:r>
-        <w:rPr>
-          <w:rFonts w:ascii="Times New Roman" w:cs="Times New Roman" w:eastAsia="Times New Roman" w:hAnsi="Times New Roman"/>
-          <w:i/>
-          <w:iCs/>
-          <w:sz w:val="24"/>
-          <w:szCs w:val="24"/>
-        </w:rPr>
-        <w:t xml:space="preserve">G²[i, j, k] = G[i, j] · G[j, k]</w:t>
-      </w:r>
-    </w:p>
-    <w:p>
-      <w:pPr>
-        <w:spacing w:after="120" w:before="0" w:line="300"/>
-        <w:ind w:firstLine="567"/>
-        <w:jc w:val="both"/>
-      </w:pPr>
-      <w:r>
-        <w:rPr>
-          <w:rFonts w:ascii="Times New Roman" w:cs="Times New Roman" w:eastAsia="Times New Roman" w:hAnsi="Times New Roman"/>
-          <w:sz w:val="24"/>
-          <w:szCs w:val="24"/>
-        </w:rPr>
-        <w:t xml:space="preserve">Результат — матрица ранга 3, и она не равна нулю ровно тогда, когда есть путь i → j → k. То есть </w:t>
-      </w:r>
-      <w:r>
-        <w:rPr>
-          <w:rFonts w:ascii="Times New Roman" w:cs="Times New Roman" w:eastAsia="Times New Roman" w:hAnsi="Times New Roman"/>
-          <w:sz w:val="24"/>
-          <w:szCs w:val="24"/>
-        </w:rPr>
-        <w:t xml:space="preserve">сами индексы ненулевой ячейки и есть маршрут</w:t>
-      </w:r>
-      <w:r>
-        <w:rPr>
-          <w:rFonts w:ascii="Times New Roman" w:cs="Times New Roman" w:eastAsia="Times New Roman" w:hAnsi="Times New Roman"/>
-          <w:sz w:val="24"/>
-          <w:szCs w:val="24"/>
-        </w:rPr>
-        <w:t xml:space="preserve">. Повторяя, получаем все маршруты любой длины: ранг растёт на единицу за шаг.</w:t>
-      </w:r>
-    </w:p>
-    <w:p>
-      <w:pPr>
-        <w:spacing w:after="120" w:before="0" w:line="300"/>
-        <w:ind w:firstLine="567"/>
-        <w:jc w:val="both"/>
-      </w:pPr>
-      <w:r>
-        <w:rPr>
-          <w:rFonts w:ascii="Times New Roman" w:cs="Times New Roman" w:eastAsia="Times New Roman" w:hAnsi="Times New Roman"/>
-          <w:sz w:val="24"/>
-          <w:szCs w:val="24"/>
-        </w:rPr>
-        <w:t xml:space="preserve">А теперь сравните с (0, 1)-произведением, то есть с обычным умножением матриц: G²[i, k] = Σ_j G[i, j]·G[j, k]. Ранг остался 2, промежуточная вершина j просуммирована и </w:t>
-      </w:r>
-      <w:r>
-        <w:rPr>
-          <w:rFonts w:ascii="Times New Roman" w:cs="Times New Roman" w:eastAsia="Times New Roman" w:hAnsi="Times New Roman"/>
-          <w:sz w:val="24"/>
-          <w:szCs w:val="24"/>
-        </w:rPr>
-        <w:t xml:space="preserve">потеряна</w:t>
-      </w:r>
-      <w:r>
-        <w:rPr>
-          <w:rFonts w:ascii="Times New Roman" w:cs="Times New Roman" w:eastAsia="Times New Roman" w:hAnsi="Times New Roman"/>
-          <w:sz w:val="24"/>
-          <w:szCs w:val="24"/>
-        </w:rPr>
-        <w:t xml:space="preserve">. Мы узнали, </w:t>
-      </w:r>
-      <w:r>
-        <w:rPr>
-          <w:rFonts w:ascii="Times New Roman" w:cs="Times New Roman" w:eastAsia="Times New Roman" w:hAnsi="Times New Roman"/>
-          <w:sz w:val="24"/>
-          <w:szCs w:val="24"/>
-        </w:rPr>
-        <w:t xml:space="preserve">сколько</w:t>
-      </w:r>
-      <w:r>
-        <w:rPr>
-          <w:rFonts w:ascii="Times New Roman" w:cs="Times New Roman" w:eastAsia="Times New Roman" w:hAnsi="Times New Roman"/>
-          <w:sz w:val="24"/>
-          <w:szCs w:val="24"/>
-        </w:rPr>
-        <w:t xml:space="preserve"> путей ведёт из i в k, но не </w:t>
-      </w:r>
-      <w:r>
-        <w:rPr>
-          <w:rFonts w:ascii="Times New Roman" w:cs="Times New Roman" w:eastAsia="Times New Roman" w:hAnsi="Times New Roman"/>
-          <w:sz w:val="24"/>
-          <w:szCs w:val="24"/>
-        </w:rPr>
-        <w:t xml:space="preserve">какие</w:t>
-      </w:r>
-      <w:r>
-        <w:rPr>
-          <w:rFonts w:ascii="Times New Roman" w:cs="Times New Roman" w:eastAsia="Times New Roman" w:hAnsi="Times New Roman"/>
-          <w:sz w:val="24"/>
-          <w:szCs w:val="24"/>
-        </w:rPr>
-        <w:t xml:space="preserve">. Ровно та разница, о которой в этой задаче и идёт речь: веса маршрутов считаются легко, а сами маршруты — трудно.</w:t>
-      </w:r>
-    </w:p>
-    <w:p>
-      <w:pPr>
-        <w:spacing w:after="120" w:before="0" w:line="300"/>
-        <w:ind w:firstLine="567"/>
-        <w:jc w:val="both"/>
-      </w:pPr>
-      <w:r>
-        <w:rPr>
-          <w:rFonts w:ascii="Times New Roman" w:cs="Times New Roman" w:eastAsia="Times New Roman" w:hAnsi="Times New Roman"/>
-          <w:sz w:val="24"/>
-          <w:szCs w:val="24"/>
-        </w:rPr>
-        <w:t xml:space="preserve">Это, кстати, и лучшая проверка того, что порядок букв в «(λ, μ)» не перепутан. Никакой замер скорости его не проверяет: перепутай λ и μ местами — программа всё равно что-то посчитает, и быстро. А вот маршруты либо получатся, либо нет. Мы прогнали граф из той работы через нашу реализацию и сверили с тупым перебором всех путей — совпало на пяти шагах подряд. Эта сверка теперь постоянный тест.</w:t>
+        <w:t xml:space="preserve">. Выглядит странно — что это за «умножение», которое ничего не складывает? — но случай рабочий, и в нашей системе он встречается дважды.</w:t>
+      </w:r>
+    </w:p>
+    <w:p>
+      <w:pPr>
+        <w:spacing w:after="120" w:before="0" w:line="300"/>
+        <w:ind w:firstLine="567"/>
+        <w:jc w:val="both"/>
+      </w:pPr>
+      <w:r>
+        <w:rPr>
+          <w:rFonts w:ascii="Times New Roman" w:cs="Times New Roman" w:eastAsia="Times New Roman" w:hAnsi="Times New Roman"/>
+          <w:sz w:val="24"/>
+          <w:szCs w:val="24"/>
+        </w:rPr>
+        <w:t xml:space="preserve">Первый раз — при отборе (`WHERE`). Индикатор условия умножается на куб по общей оси, и эта ось остаётся: ничего не сворачивается, ранг сохраняется.</w:t>
+      </w:r>
+    </w:p>
+    <w:p>
+      <w:pPr>
+        <w:spacing w:after="120" w:before="0" w:line="300"/>
+        <w:ind w:firstLine="567"/>
+        <w:jc w:val="both"/>
+      </w:pPr>
+      <w:r>
+        <w:rPr>
+          <w:rFonts w:ascii="Times New Roman" w:cs="Times New Roman" w:eastAsia="Times New Roman" w:hAnsi="Times New Roman"/>
+          <w:sz w:val="24"/>
+          <w:szCs w:val="24"/>
+        </w:rPr>
+        <w:t xml:space="preserve">Второй раз — при соединении </w:t>
+      </w:r>
+      <w:r>
+        <w:rPr>
+          <w:rFonts w:ascii="Times New Roman" w:cs="Times New Roman" w:eastAsia="Times New Roman" w:hAnsi="Times New Roman"/>
+          <w:sz w:val="24"/>
+          <w:szCs w:val="24"/>
+        </w:rPr>
+        <w:t xml:space="preserve">двух таблиц фактов</w:t>
+      </w:r>
+      <w:r>
+        <w:rPr>
+          <w:rFonts w:ascii="Times New Roman" w:cs="Times New Roman" w:eastAsia="Times New Roman" w:hAnsi="Times New Roman"/>
+          <w:sz w:val="24"/>
+          <w:szCs w:val="24"/>
+        </w:rPr>
+        <w:t xml:space="preserve"> по общему измерению, которое остаётся в `GROUP BY`. Скажем, продажи заданы по (клиент, товар), а цены — по (товар, дата). Общая ось «товар» остаётся, суммировать нечего, и результат получается ранга 3 — </w:t>
+      </w:r>
+      <w:r>
+        <w:rPr>
+          <w:rFonts w:ascii="Times New Roman" w:cs="Times New Roman" w:eastAsia="Times New Roman" w:hAnsi="Times New Roman"/>
+          <w:sz w:val="24"/>
+          <w:szCs w:val="24"/>
+        </w:rPr>
+        <w:t xml:space="preserve">больше</w:t>
+      </w:r>
+      <w:r>
+        <w:rPr>
+          <w:rFonts w:ascii="Times New Roman" w:cs="Times New Roman" w:eastAsia="Times New Roman" w:hAnsi="Times New Roman"/>
+          <w:sz w:val="24"/>
+          <w:szCs w:val="24"/>
+        </w:rPr>
+        <w:t xml:space="preserve">, чем у любого из сомножителей. Именно этот случай и объясняет, зачем в формулу вообще введён параметр λ: без скоттовых индексов такое произведение записать нельзя.</w:t>
       </w:r>
     </w:p>
     <w:p>
@@ -6875,7 +6970,41 @@
           <w:sz w:val="24"/>
           <w:szCs w:val="24"/>
         </w:rPr>
-        <w:t xml:space="preserve"> Два условия по разным измерениям, соединённые через `AND`, — это просто два отдельных вектора-множителя. А вот `OR` так не раскладывается: приходится строить общую таблицу-индикатор сразу по двум осям. Поэтому `OR` между разными измерениями дороже, чем `AND`. Формула χ = 1 − (1 − χ₁)(1 − χ₂) в статье — это школьное «или» через «не» и «и».</w:t>
+        <w:t xml:space="preserve"> Два условия по разным измерениям, соединённые через `AND`, — это просто два отдельных вектора-множителя. А вот `OR` так не раскладывается: приходится строить общую таблицу-индикатор сразу по двум осям. Поэтому `OR` между разными измерениями дороже, чем `AND`. Формула χ = 1 − (1 − χ</w:t>
+      </w:r>
+      <w:r>
+        <w:rPr>
+          <w:rFonts w:ascii="Times New Roman" w:cs="Times New Roman" w:eastAsia="Times New Roman" w:hAnsi="Times New Roman"/>
+          <w:sz w:val="24"/>
+          <w:szCs w:val="24"/>
+          <w:vertAlign w:val="subscript"/>
+        </w:rPr>
+        <w:t xml:space="preserve">1</w:t>
+      </w:r>
+      <w:r>
+        <w:rPr>
+          <w:rFonts w:ascii="Times New Roman" w:cs="Times New Roman" w:eastAsia="Times New Roman" w:hAnsi="Times New Roman"/>
+          <w:sz w:val="24"/>
+          <w:szCs w:val="24"/>
+        </w:rPr>
+        <w:t xml:space="preserve">)(1 − χ</w:t>
+      </w:r>
+      <w:r>
+        <w:rPr>
+          <w:rFonts w:ascii="Times New Roman" w:cs="Times New Roman" w:eastAsia="Times New Roman" w:hAnsi="Times New Roman"/>
+          <w:sz w:val="24"/>
+          <w:szCs w:val="24"/>
+          <w:vertAlign w:val="subscript"/>
+        </w:rPr>
+        <w:t xml:space="preserve">2</w:t>
+      </w:r>
+      <w:r>
+        <w:rPr>
+          <w:rFonts w:ascii="Times New Roman" w:cs="Times New Roman" w:eastAsia="Times New Roman" w:hAnsi="Times New Roman"/>
+          <w:sz w:val="24"/>
+          <w:szCs w:val="24"/>
+        </w:rPr>
+        <w:t xml:space="preserve">) в статье — это школьное «или» через «не» и «и».</w:t>
       </w:r>
     </w:p>
     <w:p>
@@ -7853,7 +7982,91 @@
           <w:sz w:val="24"/>
           <w:szCs w:val="24"/>
         </w:rPr>
-        <w:t xml:space="preserve">число умножений = |I_L| · |I_S| · |I_C| · |I_M|</w:t>
+        <w:t xml:space="preserve">число умножений = |I</w:t>
+      </w:r>
+      <w:r>
+        <w:rPr>
+          <w:rFonts w:ascii="Times New Roman" w:cs="Times New Roman" w:eastAsia="Times New Roman" w:hAnsi="Times New Roman"/>
+          <w:i/>
+          <w:iCs/>
+          <w:sz w:val="24"/>
+          <w:szCs w:val="24"/>
+          <w:vertAlign w:val="subscript"/>
+        </w:rPr>
+        <w:t xml:space="preserve">L</w:t>
+      </w:r>
+      <w:r>
+        <w:rPr>
+          <w:rFonts w:ascii="Times New Roman" w:cs="Times New Roman" w:eastAsia="Times New Roman" w:hAnsi="Times New Roman"/>
+          <w:i/>
+          <w:iCs/>
+          <w:sz w:val="24"/>
+          <w:szCs w:val="24"/>
+        </w:rPr>
+        <w:t xml:space="preserve">| · |I</w:t>
+      </w:r>
+      <w:r>
+        <w:rPr>
+          <w:rFonts w:ascii="Times New Roman" w:cs="Times New Roman" w:eastAsia="Times New Roman" w:hAnsi="Times New Roman"/>
+          <w:i/>
+          <w:iCs/>
+          <w:sz w:val="24"/>
+          <w:szCs w:val="24"/>
+          <w:vertAlign w:val="subscript"/>
+        </w:rPr>
+        <w:t xml:space="preserve">S</w:t>
+      </w:r>
+      <w:r>
+        <w:rPr>
+          <w:rFonts w:ascii="Times New Roman" w:cs="Times New Roman" w:eastAsia="Times New Roman" w:hAnsi="Times New Roman"/>
+          <w:i/>
+          <w:iCs/>
+          <w:sz w:val="24"/>
+          <w:szCs w:val="24"/>
+        </w:rPr>
+        <w:t xml:space="preserve">| · |I</w:t>
+      </w:r>
+      <w:r>
+        <w:rPr>
+          <w:rFonts w:ascii="Times New Roman" w:cs="Times New Roman" w:eastAsia="Times New Roman" w:hAnsi="Times New Roman"/>
+          <w:i/>
+          <w:iCs/>
+          <w:sz w:val="24"/>
+          <w:szCs w:val="24"/>
+          <w:vertAlign w:val="subscript"/>
+        </w:rPr>
+        <w:t xml:space="preserve">C</w:t>
+      </w:r>
+      <w:r>
+        <w:rPr>
+          <w:rFonts w:ascii="Times New Roman" w:cs="Times New Roman" w:eastAsia="Times New Roman" w:hAnsi="Times New Roman"/>
+          <w:i/>
+          <w:iCs/>
+          <w:sz w:val="24"/>
+          <w:szCs w:val="24"/>
+        </w:rPr>
+        <w:t xml:space="preserve">| · |I</w:t>
+      </w:r>
+      <w:r>
+        <w:rPr>
+          <w:rFonts w:ascii="Times New Roman" w:cs="Times New Roman" w:eastAsia="Times New Roman" w:hAnsi="Times New Roman"/>
+          <w:i/>
+          <w:iCs/>
+          <w:sz w:val="24"/>
+          <w:szCs w:val="24"/>
+          <w:vertAlign w:val="subscript"/>
+        </w:rPr>
+        <w:t xml:space="preserve">M</w:t>
+      </w:r>
+      <w:r>
+        <w:rPr>
+          <w:rFonts w:ascii="Times New Roman" w:cs="Times New Roman" w:eastAsia="Times New Roman" w:hAnsi="Times New Roman"/>
+          <w:i/>
+          <w:iCs/>
+          <w:sz w:val="24"/>
+          <w:szCs w:val="24"/>
+        </w:rPr>
+        <w:t xml:space="preserve">|</w:t>
       </w:r>
     </w:p>
     <w:p>
@@ -9587,38 +9800,7 @@
           <w:sz w:val="24"/>
           <w:szCs w:val="24"/>
         </w:rPr>
-        <w:t xml:space="preserve">Когда мы намерили это в первый раз, разница была шестикратной — и легко было бы записать её в заслугу правильному выбору оси. Но причина была другая: скоттово разбиение </w:t>
-      </w:r>
-      <w:r>
-        <w:rPr>
-          <w:rFonts w:ascii="Times New Roman" w:cs="Times New Roman" w:eastAsia="Times New Roman" w:hAnsi="Times New Roman"/>
-          <w:sz w:val="24"/>
-          <w:szCs w:val="24"/>
-        </w:rPr>
-        <w:t xml:space="preserve">попутно</w:t>
-      </w:r>
-      <w:r>
-        <w:rPr>
-          <w:rFonts w:ascii="Times New Roman" w:cs="Times New Roman" w:eastAsia="Times New Roman" w:hAnsi="Times New Roman"/>
-          <w:sz w:val="24"/>
-          <w:szCs w:val="24"/>
-        </w:rPr>
-        <w:t xml:space="preserve"> включало счёт по сечениям, а свободное оставляло медленный путь `einsum`. Как только счёт по сечениям встроили в само ядро (см. §4.5), узел получает его при любом разбиении — и разница в счёте испарилась.</w:t>
-      </w:r>
-    </w:p>
-    <w:p>
-      <w:pPr>
-        <w:spacing w:after="120" w:before="0" w:line="300"/>
-        <w:ind w:firstLine="567"/>
-        <w:jc w:val="both"/>
-      </w:pPr>
-      <w:r>
-        <w:rPr>
-          <w:rFonts w:ascii="Times New Roman" w:cs="Times New Roman" w:eastAsia="Times New Roman" w:hAnsi="Times New Roman"/>
-          <w:sz w:val="24"/>
-          <w:szCs w:val="24"/>
-        </w:rPr>
-        <w:t xml:space="preserve">Так что честный итог такой: выбор оси — это про </w:t>
+        <w:t xml:space="preserve">Могло бы показаться, что скоттово разбиение должно и считаться быстрее, — но нет, и причина понятна. Счёт по сечениям (см. §4.5) встроен в само ядро, и узел получает его при любом разбиении. Так что выбор оси — это про </w:t>
       </w:r>
       <w:r>
         <w:rPr>
@@ -9829,309 +10011,69 @@
           <w:sz w:val="24"/>
           <w:szCs w:val="24"/>
         </w:rPr>
-        <w:t xml:space="preserve">Главная строка — 3D 100×100×100: получилось 60.5 мс против опубликованных 65.1 мс, расхождение 8 %. </w:t>
-      </w:r>
-      <w:r>
-        <w:rPr>
-          <w:rFonts w:ascii="Times New Roman" w:cs="Times New Roman" w:eastAsia="Times New Roman" w:hAnsi="Times New Roman"/>
-          <w:sz w:val="24"/>
-          <w:szCs w:val="24"/>
-        </w:rPr>
-        <w:t xml:space="preserve">Сходится.</w:t>
-      </w:r>
-      <w:r>
-        <w:rPr>
-          <w:rFonts w:ascii="Times New Roman" w:cs="Times New Roman" w:eastAsia="Times New Roman" w:hAnsi="Times New Roman"/>
-          <w:sz w:val="24"/>
-          <w:szCs w:val="24"/>
-        </w:rPr>
-        <w:t xml:space="preserve"> Ускорение относительно наивной реализации на Go — 88.6 раза (в прошлой статье 82).</w:t>
-      </w:r>
-    </w:p>
-    <w:p>
-      <w:pPr>
-        <w:spacing w:after="120" w:before="0" w:line="300"/>
-        <w:ind w:firstLine="567"/>
-        <w:jc w:val="both"/>
-      </w:pPr>
-      <w:r>
-        <w:rPr>
-          <w:rFonts w:ascii="Times New Roman" w:cs="Times New Roman" w:eastAsia="Times New Roman" w:hAnsi="Times New Roman"/>
-          <w:sz w:val="24"/>
-          <w:szCs w:val="24"/>
-        </w:rPr>
-        <w:t xml:space="preserve">Строки для двумерных матриц разошлись сильнее, и объяснение вынесено в §4.4.</w:t>
-      </w:r>
-    </w:p>
-    <w:p>
-      <w:pPr>
-        <w:pStyle w:val="Heading2"/>
-        <w:spacing w:after="160" w:before="240"/>
-      </w:pPr>
-      <w:r>
-        <w:rPr>
-          <w:rFonts w:ascii="Times New Roman" w:cs="Times New Roman" w:eastAsia="Times New Roman" w:hAnsi="Times New Roman"/>
-          <w:b/>
-          <w:bCs/>
-          <w:sz w:val="24"/>
-          <w:szCs w:val="24"/>
-        </w:rPr>
-        <w:t xml:space="preserve">4.2. Сравнение с DuckDB и что такое «окупаемость»</w:t>
-      </w:r>
-    </w:p>
-    <w:p>
-      <w:pPr>
-        <w:spacing w:after="120" w:before="0" w:line="300"/>
-        <w:ind w:firstLine="567"/>
-        <w:jc w:val="both"/>
-      </w:pPr>
-      <w:r>
-        <w:rPr>
-          <w:rFonts w:ascii="Times New Roman" w:cs="Times New Roman" w:eastAsia="Times New Roman" w:hAnsi="Times New Roman"/>
-          <w:sz w:val="24"/>
-          <w:szCs w:val="24"/>
-        </w:rPr>
-        <w:t xml:space="preserve">DuckDB — настоящая аналитическая СУБД, а не учебный пример. Сравнивались одиннадцать запросов, и </w:t>
-      </w:r>
-      <w:r>
-        <w:rPr>
-          <w:rFonts w:ascii="Times New Roman" w:cs="Times New Roman" w:eastAsia="Times New Roman" w:hAnsi="Times New Roman"/>
-          <w:sz w:val="24"/>
-          <w:szCs w:val="24"/>
-        </w:rPr>
-        <w:t xml:space="preserve">каждый результат сверялся построчно</w:t>
-      </w:r>
-      <w:r>
-        <w:rPr>
-          <w:rFonts w:ascii="Times New Roman" w:cs="Times New Roman" w:eastAsia="Times New Roman" w:hAnsi="Times New Roman"/>
-          <w:sz w:val="24"/>
-          <w:szCs w:val="24"/>
-        </w:rPr>
-        <w:t xml:space="preserve">: замер без проверки правильности ничего не стоит, а быстрый неверный ответ — тем более. Все одиннадцать совпали.</w:t>
-      </w:r>
-    </w:p>
-    <w:p>
-      <w:pPr>
-        <w:spacing w:after="120" w:before="0" w:line="300"/>
-        <w:ind w:firstLine="567"/>
-        <w:jc w:val="both"/>
-      </w:pPr>
-      <w:r>
-        <w:rPr>
-          <w:rFonts w:ascii="Times New Roman" w:cs="Times New Roman" w:eastAsia="Times New Roman" w:hAnsi="Times New Roman"/>
-          <w:sz w:val="24"/>
-          <w:szCs w:val="24"/>
-        </w:rPr>
-        <w:t xml:space="preserve">Выигрыш — от 1.4 до 9.0 раза. Но интереснее не сами числа, а то, </w:t>
-      </w:r>
-      <w:r>
-        <w:rPr>
-          <w:rFonts w:ascii="Times New Roman" w:cs="Times New Roman" w:eastAsia="Times New Roman" w:hAnsi="Times New Roman"/>
-          <w:sz w:val="24"/>
-          <w:szCs w:val="24"/>
-        </w:rPr>
-        <w:t xml:space="preserve">отчего они зависят</w:t>
-      </w:r>
-      <w:r>
-        <w:rPr>
-          <w:rFonts w:ascii="Times New Roman" w:cs="Times New Roman" w:eastAsia="Times New Roman" w:hAnsi="Times New Roman"/>
-          <w:sz w:val="24"/>
-          <w:szCs w:val="24"/>
-        </w:rPr>
-        <w:t xml:space="preserve">.</w:t>
-      </w:r>
-    </w:p>
-    <w:p>
-      <w:pPr>
-        <w:spacing w:after="120" w:before="0" w:line="300"/>
-        <w:ind w:firstLine="567"/>
-        <w:jc w:val="both"/>
-      </w:pPr>
-      <w:r>
-        <w:rPr>
-          <w:rFonts w:ascii="Times New Roman" w:cs="Times New Roman" w:eastAsia="Times New Roman" w:hAnsi="Times New Roman"/>
-          <w:sz w:val="24"/>
-          <w:szCs w:val="24"/>
-        </w:rPr>
-        <w:t xml:space="preserve">Про столбец «окупаемость».</w:t>
-      </w:r>
-      <w:r>
-        <w:rPr>
-          <w:rFonts w:ascii="Times New Roman" w:cs="Times New Roman" w:eastAsia="Times New Roman" w:hAnsi="Times New Roman"/>
-          <w:sz w:val="24"/>
-          <w:szCs w:val="24"/>
-        </w:rPr>
-        <w:t xml:space="preserve"> Есть подвох, который нельзя замалчивать: наша система сначала тратит 462 мс на построение куба, а DuckDB работает по сырым данным сразу. Значит, выигрыш появляется не с первого запроса.</w:t>
-      </w:r>
-    </w:p>
-    <w:p>
-      <w:pPr>
-        <w:spacing w:after="120" w:before="0" w:line="300"/>
-        <w:ind w:firstLine="567"/>
-        <w:jc w:val="both"/>
-      </w:pPr>
-      <w:r>
-        <w:rPr>
-          <w:rFonts w:ascii="Times New Roman" w:cs="Times New Roman" w:eastAsia="Times New Roman" w:hAnsi="Times New Roman"/>
-          <w:sz w:val="24"/>
-          <w:szCs w:val="24"/>
-        </w:rPr>
-        <w:t xml:space="preserve">Считается это просто. На запросе с соединением и свёрткой по иерархии мы экономим 11.62 − 1.29 = 10.3 мс. Чтобы отбить 462 мс, нужно 462 / 10.3 ≈ </w:t>
-      </w:r>
-      <w:r>
-        <w:rPr>
-          <w:rFonts w:ascii="Times New Roman" w:cs="Times New Roman" w:eastAsia="Times New Roman" w:hAnsi="Times New Roman"/>
-          <w:sz w:val="24"/>
-          <w:szCs w:val="24"/>
-        </w:rPr>
-        <w:t xml:space="preserve">45 запросов</w:t>
-      </w:r>
-      <w:r>
-        <w:rPr>
-          <w:rFonts w:ascii="Times New Roman" w:cs="Times New Roman" w:eastAsia="Times New Roman" w:hAnsi="Times New Roman"/>
-          <w:sz w:val="24"/>
-          <w:szCs w:val="24"/>
-        </w:rPr>
-        <w:t xml:space="preserve">. Для скалярной суммы экономия всего 0.6 мс — и требуется уже 774 запроса.</w:t>
-      </w:r>
-    </w:p>
-    <w:p>
-      <w:pPr>
-        <w:spacing w:after="120" w:before="0" w:line="300"/>
-        <w:ind w:firstLine="567"/>
-        <w:jc w:val="both"/>
-      </w:pPr>
-      <w:r>
-        <w:rPr>
-          <w:rFonts w:ascii="Times New Roman" w:cs="Times New Roman" w:eastAsia="Times New Roman" w:hAnsi="Times New Roman"/>
-          <w:sz w:val="24"/>
-          <w:szCs w:val="24"/>
-        </w:rPr>
-        <w:t xml:space="preserve">Тут же важная оговорка, которую легко проглядеть: расчёт окупаемости считает, что запросы </w:t>
-      </w:r>
-      <w:r>
-        <w:rPr>
-          <w:rFonts w:ascii="Times New Roman" w:cs="Times New Roman" w:eastAsia="Times New Roman" w:hAnsi="Times New Roman"/>
-          <w:sz w:val="24"/>
-          <w:szCs w:val="24"/>
-        </w:rPr>
-        <w:t xml:space="preserve">однородны</w:t>
-      </w:r>
-      <w:r>
-        <w:rPr>
-          <w:rFonts w:ascii="Times New Roman" w:cs="Times New Roman" w:eastAsia="Times New Roman" w:hAnsi="Times New Roman"/>
-          <w:sz w:val="24"/>
-          <w:szCs w:val="24"/>
-        </w:rPr>
-        <w:t xml:space="preserve"> — что все 45 запросов будут того же типа. Если нагрузка смешанная, экономию надо усреднять по её составу; а если данные непрерывно меняются, куб приходится перестраивать, и вся арифметика окупаемости рассыпается.</w:t>
-      </w:r>
-    </w:p>
-    <w:p>
-      <w:pPr>
-        <w:spacing w:after="120" w:before="0" w:line="300"/>
-        <w:ind w:firstLine="567"/>
-        <w:jc w:val="both"/>
-      </w:pPr>
-      <w:r>
-        <w:rPr>
-          <w:rFonts w:ascii="Times New Roman" w:cs="Times New Roman" w:eastAsia="Times New Roman" w:hAnsi="Times New Roman"/>
-          <w:sz w:val="24"/>
-          <w:szCs w:val="24"/>
-        </w:rPr>
-        <w:t xml:space="preserve">Вывод:</w:t>
-      </w:r>
-      <w:r>
-        <w:rPr>
-          <w:rFonts w:ascii="Times New Roman" w:cs="Times New Roman" w:eastAsia="Times New Roman" w:hAnsi="Times New Roman"/>
-          <w:sz w:val="24"/>
-          <w:szCs w:val="24"/>
-        </w:rPr>
-        <w:t xml:space="preserve"> подход хорош, когда к одному и тому же набору данных обращаются многократно (обычная ситуация в аналитике), и плох для разовых запросов.</w:t>
-      </w:r>
-    </w:p>
-    <w:p>
-      <w:pPr>
-        <w:spacing w:after="120" w:before="0" w:line="300"/>
-        <w:ind w:firstLine="567"/>
-        <w:jc w:val="both"/>
-      </w:pPr>
-      <w:r>
-        <w:rPr>
-          <w:rFonts w:ascii="Times New Roman" w:cs="Times New Roman" w:eastAsia="Times New Roman" w:hAnsi="Times New Roman"/>
-          <w:sz w:val="24"/>
-          <w:szCs w:val="24"/>
-        </w:rPr>
-        <w:t xml:space="preserve">А честное ли это сравнение?</w:t>
-      </w:r>
-      <w:r>
-        <w:rPr>
-          <w:rFonts w:ascii="Times New Roman" w:cs="Times New Roman" w:eastAsia="Times New Roman" w:hAnsi="Times New Roman"/>
-          <w:sz w:val="24"/>
-          <w:szCs w:val="24"/>
-        </w:rPr>
-        <w:t xml:space="preserve"> Нет, не вполне — и это стоит признать прямо. Мы сравниваем систему, у которой сводка </w:t>
-      </w:r>
-      <w:r>
-        <w:rPr>
-          <w:rFonts w:ascii="Times New Roman" w:cs="Times New Roman" w:eastAsia="Times New Roman" w:hAnsi="Times New Roman"/>
-          <w:sz w:val="24"/>
-          <w:szCs w:val="24"/>
-        </w:rPr>
-        <w:t xml:space="preserve">уже посчитана</w:t>
-      </w:r>
-      <w:r>
-        <w:rPr>
-          <w:rFonts w:ascii="Times New Roman" w:cs="Times New Roman" w:eastAsia="Times New Roman" w:hAnsi="Times New Roman"/>
-          <w:sz w:val="24"/>
-          <w:szCs w:val="24"/>
-        </w:rPr>
-        <w:t xml:space="preserve">, с системой, которая каждый раз идёт по сырым строкам. Это как сравнивать время ответа человека, который выучил таблицу умножения, со временем человека, который считает столбиком. Быстрее — да, но сравнили-то не сообразительность.</w:t>
-      </w:r>
-    </w:p>
-    <w:p>
-      <w:pPr>
-        <w:spacing w:after="120" w:before="0" w:line="300"/>
-        <w:ind w:firstLine="567"/>
-        <w:jc w:val="both"/>
-      </w:pPr>
-      <w:r>
-        <w:rPr>
-          <w:rFonts w:ascii="Times New Roman" w:cs="Times New Roman" w:eastAsia="Times New Roman" w:hAnsi="Times New Roman"/>
-          <w:sz w:val="24"/>
-          <w:szCs w:val="24"/>
-        </w:rPr>
-        <w:t xml:space="preserve">Поэтому поставили второй опыт. DuckDB отдали таблицу </w:t>
-      </w:r>
-      <w:r>
-        <w:rPr>
-          <w:rFonts w:ascii="Times New Roman" w:cs="Times New Roman" w:eastAsia="Times New Roman" w:hAnsi="Times New Roman"/>
-          <w:sz w:val="24"/>
-          <w:szCs w:val="24"/>
-        </w:rPr>
-        <w:t xml:space="preserve">той же подробности</w:t>
-      </w:r>
-      <w:r>
-        <w:rPr>
-          <w:rFonts w:ascii="Times New Roman" w:cs="Times New Roman" w:eastAsia="Times New Roman" w:hAnsi="Times New Roman"/>
-          <w:sz w:val="24"/>
-          <w:szCs w:val="24"/>
-        </w:rPr>
-        <w:t xml:space="preserve">, что и наш куб: продажи, заранее свёрнутые до (клиент, товар, дата), плюс счётчик строк — точный аналог нашего куба вместе со спутниковым счётным кубом. Теперь обе системы стартуют из готовой сводки, и сравниваются уже исполнители, а не способы хранения.</w:t>
-      </w:r>
-    </w:p>
-    <w:p>
-      <w:pPr>
-        <w:spacing w:after="120" w:before="0" w:line="300"/>
-        <w:ind w:firstLine="567"/>
-        <w:jc w:val="both"/>
-      </w:pPr>
-      <w:r>
-        <w:rPr>
-          <w:rFonts w:ascii="Times New Roman" w:cs="Times New Roman" w:eastAsia="Times New Roman" w:hAnsi="Times New Roman"/>
-          <w:sz w:val="24"/>
-          <w:szCs w:val="24"/>
-        </w:rPr>
-        <w:t xml:space="preserve">Что получилось (2 млн строк фактов):</w:t>
+        <w:t xml:space="preserve">Тут есть тонкость, которую надо оговорить сразу. Считать можно двумя способами: старым (через `einsum`, как в прошлой работе) и новым (через пакетное матричное умножение, о нём в §4.5). Сверяться надо со </w:t>
+      </w:r>
+      <w:r>
+        <w:rPr>
+          <w:rFonts w:ascii="Times New Roman" w:cs="Times New Roman" w:eastAsia="Times New Roman" w:hAnsi="Times New Roman"/>
+          <w:sz w:val="24"/>
+          <w:szCs w:val="24"/>
+        </w:rPr>
+        <w:t xml:space="preserve">старым</w:t>
+      </w:r>
+      <w:r>
+        <w:rPr>
+          <w:rFonts w:ascii="Times New Roman" w:cs="Times New Roman" w:eastAsia="Times New Roman" w:hAnsi="Times New Roman"/>
+          <w:sz w:val="24"/>
+          <w:szCs w:val="24"/>
+        </w:rPr>
+        <w:t xml:space="preserve"> — иначе сравнивались бы разные способы счёта, и никакой проверки не вышло бы.</w:t>
+      </w:r>
+    </w:p>
+    <w:p>
+      <w:pPr>
+        <w:spacing w:after="120" w:before="0" w:line="300"/>
+        <w:ind w:firstLine="567"/>
+        <w:jc w:val="both"/>
+      </w:pPr>
+      <w:r>
+        <w:rPr>
+          <w:rFonts w:ascii="Times New Roman" w:cs="Times New Roman" w:eastAsia="Times New Roman" w:hAnsi="Times New Roman"/>
+          <w:sz w:val="24"/>
+          <w:szCs w:val="24"/>
+        </w:rPr>
+        <w:t xml:space="preserve">И тут вылезла вещь, которую стоит рассказать целиком, потому что она поучительна.</w:t>
+      </w:r>
+    </w:p>
+    <w:p>
+      <w:pPr>
+        <w:spacing w:after="120" w:before="0" w:line="300"/>
+        <w:ind w:firstLine="567"/>
+        <w:jc w:val="both"/>
+      </w:pPr>
+      <w:r>
+        <w:rPr>
+          <w:rFonts w:ascii="Times New Roman" w:cs="Times New Roman" w:eastAsia="Times New Roman" w:hAnsi="Times New Roman"/>
+          <w:sz w:val="24"/>
+          <w:szCs w:val="24"/>
+        </w:rPr>
+        <w:t xml:space="preserve">Сверить старые числа </w:t>
+      </w:r>
+      <w:r>
+        <w:rPr>
+          <w:rFonts w:ascii="Times New Roman" w:cs="Times New Roman" w:eastAsia="Times New Roman" w:hAnsi="Times New Roman"/>
+          <w:sz w:val="24"/>
+          <w:szCs w:val="24"/>
+        </w:rPr>
+        <w:t xml:space="preserve">на текущей версии NumPy не получается</w:t>
+      </w:r>
+      <w:r>
+        <w:rPr>
+          <w:rFonts w:ascii="Times New Roman" w:cs="Times New Roman" w:eastAsia="Times New Roman" w:hAnsi="Times New Roman"/>
+          <w:sz w:val="24"/>
+          <w:szCs w:val="24"/>
+        </w:rPr>
+        <w:t xml:space="preserve">: та же операция считается в двадцать раз быстрее опубликованного. Чтобы разобраться, поставили опыт: одна машина, одна ОС, меняется только версия библиотеки.</w:t>
       </w:r>
     </w:p>
     <w:tbl>
@@ -10147,11 +10089,9 @@
         </w:tblBorders>
       </w:tblPr>
       <w:tblGrid>
-        <w:gridCol w:w="3303"/>
-        <w:gridCol w:w="1032"/>
-        <w:gridCol w:w="1342"/>
-        <w:gridCol w:w="1445"/>
-        <w:gridCol w:w="2477"/>
+        <w:gridCol w:w="4444"/>
+        <w:gridCol w:w="2667"/>
+        <w:gridCol w:w="2489"/>
       </w:tblGrid>
       <w:tr>
         <w:trPr>
@@ -10159,7 +10099,7 @@
         </w:trPr>
         <w:tc>
           <w:tcPr>
-            <w:tcW w:type="dxa" w:w="3303"/>
+            <w:tcW w:type="dxa" w:w="4444"/>
             <w:shd w:fill="EFEFEF" w:val="clear"/>
             <w:tcMar>
               <w:top w:type="dxa" w:w="60"/>
@@ -10181,13 +10121,13 @@
                 <w:sz w:val="22"/>
                 <w:szCs w:val="22"/>
               </w:rPr>
-              <w:t xml:space="preserve">Запрос</w:t>
-            </w:r>
-          </w:p>
-        </w:tc>
-        <w:tc>
-          <w:tcPr>
-            <w:tcW w:type="dxa" w:w="1032"/>
+              <w:t xml:space="preserve">NumPy</w:t>
+            </w:r>
+          </w:p>
+        </w:tc>
+        <w:tc>
+          <w:tcPr>
+            <w:tcW w:type="dxa" w:w="2667"/>
             <w:shd w:fill="EFEFEF" w:val="clear"/>
             <w:tcMar>
               <w:top w:type="dxa" w:w="60"/>
@@ -10209,13 +10149,13 @@
                 <w:sz w:val="22"/>
                 <w:szCs w:val="22"/>
               </w:rPr>
-              <w:t xml:space="preserve">Мы</w:t>
-            </w:r>
-          </w:p>
-        </w:tc>
-        <w:tc>
-          <w:tcPr>
-            <w:tcW w:type="dxa" w:w="1342"/>
+              <w:t xml:space="preserve">старым способом</w:t>
+            </w:r>
+          </w:p>
+        </w:tc>
+        <w:tc>
+          <w:tcPr>
+            <w:tcW w:type="dxa" w:w="2489"/>
             <w:shd w:fill="EFEFEF" w:val="clear"/>
             <w:tcMar>
               <w:top w:type="dxa" w:w="60"/>
@@ -10237,63 +10177,7 @@
                 <w:sz w:val="22"/>
                 <w:szCs w:val="22"/>
               </w:rPr>
-              <w:t xml:space="preserve">DuckDB, сырые</w:t>
-            </w:r>
-          </w:p>
-        </w:tc>
-        <w:tc>
-          <w:tcPr>
-            <w:tcW w:type="dxa" w:w="1445"/>
-            <w:shd w:fill="EFEFEF" w:val="clear"/>
-            <w:tcMar>
-              <w:top w:type="dxa" w:w="60"/>
-              <w:left w:type="dxa" w:w="100"/>
-              <w:bottom w:type="dxa" w:w="60"/>
-              <w:right w:type="dxa" w:w="100"/>
-            </w:tcMar>
-          </w:tcPr>
-          <w:p>
-            <w:pPr>
-              <w:spacing w:after="0" w:line="260"/>
-              <w:jc w:val="center"/>
-            </w:pPr>
-            <w:r>
-              <w:rPr>
-                <w:rFonts w:ascii="Times New Roman" w:cs="Times New Roman" w:eastAsia="Times New Roman" w:hAnsi="Times New Roman"/>
-                <w:b/>
-                <w:bCs/>
-                <w:sz w:val="22"/>
-                <w:szCs w:val="22"/>
-              </w:rPr>
-              <w:t xml:space="preserve">DuckDB, сводка</w:t>
-            </w:r>
-          </w:p>
-        </w:tc>
-        <w:tc>
-          <w:tcPr>
-            <w:tcW w:type="dxa" w:w="2477"/>
-            <w:shd w:fill="EFEFEF" w:val="clear"/>
-            <w:tcMar>
-              <w:top w:type="dxa" w:w="60"/>
-              <w:left w:type="dxa" w:w="100"/>
-              <w:bottom w:type="dxa" w:w="60"/>
-              <w:right w:type="dxa" w:w="100"/>
-            </w:tcMar>
-          </w:tcPr>
-          <w:p>
-            <w:pPr>
-              <w:spacing w:after="0" w:line="260"/>
-              <w:jc w:val="center"/>
-            </w:pPr>
-            <w:r>
-              <w:rPr>
-                <w:rFonts w:ascii="Times New Roman" w:cs="Times New Roman" w:eastAsia="Times New Roman" w:hAnsi="Times New Roman"/>
-                <w:b/>
-                <w:bCs/>
-                <w:sz w:val="22"/>
-                <w:szCs w:val="22"/>
-              </w:rPr>
-              <w:t xml:space="preserve">Отношение к сводке</w:t>
+              <w:t xml:space="preserve">новым способом</w:t>
             </w:r>
           </w:p>
         </w:tc>
@@ -10304,136 +10188,82 @@
         </w:trPr>
         <w:tc>
           <w:tcPr>
-            <w:tcW w:type="dxa" w:w="3303"/>
-            <w:tcMar>
-              <w:top w:type="dxa" w:w="60"/>
-              <w:left w:type="dxa" w:w="100"/>
-              <w:bottom w:type="dxa" w:w="60"/>
-              <w:right w:type="dxa" w:w="100"/>
-            </w:tcMar>
-          </w:tcPr>
-          <w:p>
-            <w:pPr>
-              <w:spacing w:after="0" w:line="260"/>
-              <w:jc w:val="left"/>
-            </w:pPr>
-            <w:r>
-              <w:rPr>
-                <w:rFonts w:ascii="Times New Roman" w:cs="Times New Roman" w:eastAsia="Times New Roman" w:hAnsi="Times New Roman"/>
-                <w:b w:val="false"/>
-                <w:bCs w:val="false"/>
-                <w:sz w:val="22"/>
-                <w:szCs w:val="22"/>
-              </w:rPr>
-              <w:t xml:space="preserve">Группировка по одному измерению</w:t>
-            </w:r>
-          </w:p>
-        </w:tc>
-        <w:tc>
-          <w:tcPr>
-            <w:tcW w:type="dxa" w:w="1032"/>
-            <w:tcMar>
-              <w:top w:type="dxa" w:w="60"/>
-              <w:left w:type="dxa" w:w="100"/>
-              <w:bottom w:type="dxa" w:w="60"/>
-              <w:right w:type="dxa" w:w="100"/>
-            </w:tcMar>
-          </w:tcPr>
-          <w:p>
-            <w:pPr>
-              <w:spacing w:after="0" w:line="260"/>
-              <w:jc w:val="right"/>
-            </w:pPr>
-            <w:r>
-              <w:rPr>
-                <w:rFonts w:ascii="Times New Roman" w:cs="Times New Roman" w:eastAsia="Times New Roman" w:hAnsi="Times New Roman"/>
-                <w:b w:val="false"/>
-                <w:bCs w:val="false"/>
-                <w:sz w:val="22"/>
-                <w:szCs w:val="22"/>
-              </w:rPr>
-              <w:t xml:space="preserve">2.01</w:t>
-            </w:r>
-          </w:p>
-        </w:tc>
-        <w:tc>
-          <w:tcPr>
-            <w:tcW w:type="dxa" w:w="1342"/>
-            <w:tcMar>
-              <w:top w:type="dxa" w:w="60"/>
-              <w:left w:type="dxa" w:w="100"/>
-              <w:bottom w:type="dxa" w:w="60"/>
-              <w:right w:type="dxa" w:w="100"/>
-            </w:tcMar>
-          </w:tcPr>
-          <w:p>
-            <w:pPr>
-              <w:spacing w:after="0" w:line="260"/>
-              <w:jc w:val="right"/>
-            </w:pPr>
-            <w:r>
-              <w:rPr>
-                <w:rFonts w:ascii="Times New Roman" w:cs="Times New Roman" w:eastAsia="Times New Roman" w:hAnsi="Times New Roman"/>
-                <w:b w:val="false"/>
-                <w:bCs w:val="false"/>
-                <w:sz w:val="22"/>
-                <w:szCs w:val="22"/>
-              </w:rPr>
-              <w:t xml:space="preserve">10.45</w:t>
-            </w:r>
-          </w:p>
-        </w:tc>
-        <w:tc>
-          <w:tcPr>
-            <w:tcW w:type="dxa" w:w="1445"/>
-            <w:tcMar>
-              <w:top w:type="dxa" w:w="60"/>
-              <w:left w:type="dxa" w:w="100"/>
-              <w:bottom w:type="dxa" w:w="60"/>
-              <w:right w:type="dxa" w:w="100"/>
-            </w:tcMar>
-          </w:tcPr>
-          <w:p>
-            <w:pPr>
-              <w:spacing w:after="0" w:line="260"/>
-              <w:jc w:val="right"/>
-            </w:pPr>
-            <w:r>
-              <w:rPr>
-                <w:rFonts w:ascii="Times New Roman" w:cs="Times New Roman" w:eastAsia="Times New Roman" w:hAnsi="Times New Roman"/>
-                <w:b w:val="false"/>
-                <w:bCs w:val="false"/>
-                <w:sz w:val="22"/>
-                <w:szCs w:val="22"/>
-              </w:rPr>
-              <w:t xml:space="preserve">1.34</w:t>
-            </w:r>
-          </w:p>
-        </w:tc>
-        <w:tc>
-          <w:tcPr>
-            <w:tcW w:type="dxa" w:w="2477"/>
-            <w:tcMar>
-              <w:top w:type="dxa" w:w="60"/>
-              <w:left w:type="dxa" w:w="100"/>
-              <w:bottom w:type="dxa" w:w="60"/>
-              <w:right w:type="dxa" w:w="100"/>
-            </w:tcMar>
-          </w:tcPr>
-          <w:p>
-            <w:pPr>
-              <w:spacing w:after="0" w:line="260"/>
-              <w:jc w:val="left"/>
-            </w:pPr>
-            <w:r>
-              <w:rPr>
-                <w:rFonts w:ascii="Times New Roman" w:cs="Times New Roman" w:eastAsia="Times New Roman" w:hAnsi="Times New Roman"/>
-                <w:b w:val="false"/>
-                <w:bCs w:val="false"/>
-                <w:sz w:val="22"/>
-                <w:szCs w:val="22"/>
-              </w:rPr>
-              <w:t xml:space="preserve">0.67× (мы медленнее)</w:t>
+            <w:tcW w:type="dxa" w:w="4444"/>
+            <w:tcMar>
+              <w:top w:type="dxa" w:w="60"/>
+              <w:left w:type="dxa" w:w="100"/>
+              <w:bottom w:type="dxa" w:w="60"/>
+              <w:right w:type="dxa" w:w="100"/>
+            </w:tcMar>
+          </w:tcPr>
+          <w:p>
+            <w:pPr>
+              <w:spacing w:after="0" w:line="260"/>
+              <w:jc w:val="left"/>
+            </w:pPr>
+            <w:r>
+              <w:rPr>
+                <w:rFonts w:ascii="Times New Roman" w:cs="Times New Roman" w:eastAsia="Times New Roman" w:hAnsi="Times New Roman"/>
+                <w:b w:val="false"/>
+                <w:bCs w:val="false"/>
+                <w:sz w:val="22"/>
+                <w:szCs w:val="22"/>
+              </w:rPr>
+              <w:t xml:space="preserve">2.1.1 (времён той статьи)</w:t>
+            </w:r>
+          </w:p>
+        </w:tc>
+        <w:tc>
+          <w:tcPr>
+            <w:tcW w:type="dxa" w:w="2667"/>
+            <w:tcMar>
+              <w:top w:type="dxa" w:w="60"/>
+              <w:left w:type="dxa" w:w="100"/>
+              <w:bottom w:type="dxa" w:w="60"/>
+              <w:right w:type="dxa" w:w="100"/>
+            </w:tcMar>
+          </w:tcPr>
+          <w:p>
+            <w:pPr>
+              <w:spacing w:after="0" w:line="260"/>
+              <w:jc w:val="left"/>
+            </w:pPr>
+            <w:r>
+              <w:rPr>
+                <w:rFonts w:ascii="Times New Roman" w:cs="Times New Roman" w:eastAsia="Times New Roman" w:hAnsi="Times New Roman"/>
+                <w:b w:val="false"/>
+                <w:bCs w:val="false"/>
+                <w:sz w:val="22"/>
+                <w:szCs w:val="22"/>
+              </w:rPr>
+              <w:t xml:space="preserve">59.9 мс</w:t>
+            </w:r>
+          </w:p>
+        </w:tc>
+        <w:tc>
+          <w:tcPr>
+            <w:tcW w:type="dxa" w:w="2489"/>
+            <w:tcMar>
+              <w:top w:type="dxa" w:w="60"/>
+              <w:left w:type="dxa" w:w="100"/>
+              <w:bottom w:type="dxa" w:w="60"/>
+              <w:right w:type="dxa" w:w="100"/>
+            </w:tcMar>
+          </w:tcPr>
+          <w:p>
+            <w:pPr>
+              <w:spacing w:after="0" w:line="260"/>
+              <w:jc w:val="left"/>
+            </w:pPr>
+            <w:r>
+              <w:rPr>
+                <w:rFonts w:ascii="Times New Roman" w:cs="Times New Roman" w:eastAsia="Times New Roman" w:hAnsi="Times New Roman"/>
+                <w:b w:val="false"/>
+                <w:bCs w:val="false"/>
+                <w:sz w:val="22"/>
+                <w:szCs w:val="22"/>
+              </w:rPr>
+              <w:t xml:space="preserve">3.0 мс</w:t>
             </w:r>
           </w:p>
         </w:tc>
@@ -10444,136 +10274,661 @@
         </w:trPr>
         <w:tc>
           <w:tcPr>
-            <w:tcW w:type="dxa" w:w="3303"/>
-            <w:tcMar>
-              <w:top w:type="dxa" w:w="60"/>
-              <w:left w:type="dxa" w:w="100"/>
-              <w:bottom w:type="dxa" w:w="60"/>
-              <w:right w:type="dxa" w:w="100"/>
-            </w:tcMar>
-          </w:tcPr>
-          <w:p>
-            <w:pPr>
-              <w:spacing w:after="0" w:line="260"/>
-              <w:jc w:val="left"/>
-            </w:pPr>
-            <w:r>
-              <w:rPr>
-                <w:rFonts w:ascii="Times New Roman" w:cs="Times New Roman" w:eastAsia="Times New Roman" w:hAnsi="Times New Roman"/>
-                <w:b w:val="false"/>
-                <w:bCs w:val="false"/>
-                <w:sz w:val="22"/>
-                <w:szCs w:val="22"/>
-              </w:rPr>
-              <w:t xml:space="preserve">Соединение со справочником</w:t>
-            </w:r>
-          </w:p>
-        </w:tc>
-        <w:tc>
-          <w:tcPr>
-            <w:tcW w:type="dxa" w:w="1032"/>
-            <w:tcMar>
-              <w:top w:type="dxa" w:w="60"/>
-              <w:left w:type="dxa" w:w="100"/>
-              <w:bottom w:type="dxa" w:w="60"/>
-              <w:right w:type="dxa" w:w="100"/>
-            </w:tcMar>
-          </w:tcPr>
-          <w:p>
-            <w:pPr>
-              <w:spacing w:after="0" w:line="260"/>
-              <w:jc w:val="right"/>
-            </w:pPr>
-            <w:r>
-              <w:rPr>
-                <w:rFonts w:ascii="Times New Roman" w:cs="Times New Roman" w:eastAsia="Times New Roman" w:hAnsi="Times New Roman"/>
-                <w:b w:val="false"/>
-                <w:bCs w:val="false"/>
-                <w:sz w:val="22"/>
-                <w:szCs w:val="22"/>
-              </w:rPr>
-              <w:t xml:space="preserve">1.55</w:t>
-            </w:r>
-          </w:p>
-        </w:tc>
-        <w:tc>
-          <w:tcPr>
-            <w:tcW w:type="dxa" w:w="1342"/>
-            <w:tcMar>
-              <w:top w:type="dxa" w:w="60"/>
-              <w:left w:type="dxa" w:w="100"/>
-              <w:bottom w:type="dxa" w:w="60"/>
-              <w:right w:type="dxa" w:w="100"/>
-            </w:tcMar>
-          </w:tcPr>
-          <w:p>
-            <w:pPr>
-              <w:spacing w:after="0" w:line="260"/>
-              <w:jc w:val="right"/>
-            </w:pPr>
-            <w:r>
-              <w:rPr>
-                <w:rFonts w:ascii="Times New Roman" w:cs="Times New Roman" w:eastAsia="Times New Roman" w:hAnsi="Times New Roman"/>
-                <w:b w:val="false"/>
-                <w:bCs w:val="false"/>
-                <w:sz w:val="22"/>
-                <w:szCs w:val="22"/>
-              </w:rPr>
-              <w:t xml:space="preserve">16.03</w:t>
-            </w:r>
-          </w:p>
-        </w:tc>
-        <w:tc>
-          <w:tcPr>
-            <w:tcW w:type="dxa" w:w="1445"/>
-            <w:tcMar>
-              <w:top w:type="dxa" w:w="60"/>
-              <w:left w:type="dxa" w:w="100"/>
-              <w:bottom w:type="dxa" w:w="60"/>
-              <w:right w:type="dxa" w:w="100"/>
-            </w:tcMar>
-          </w:tcPr>
-          <w:p>
-            <w:pPr>
-              <w:spacing w:after="0" w:line="260"/>
-              <w:jc w:val="right"/>
-            </w:pPr>
-            <w:r>
-              <w:rPr>
-                <w:rFonts w:ascii="Times New Roman" w:cs="Times New Roman" w:eastAsia="Times New Roman" w:hAnsi="Times New Roman"/>
-                <w:b w:val="false"/>
-                <w:bCs w:val="false"/>
-                <w:sz w:val="22"/>
-                <w:szCs w:val="22"/>
-              </w:rPr>
-              <w:t xml:space="preserve">4.91</w:t>
-            </w:r>
-          </w:p>
-        </w:tc>
-        <w:tc>
-          <w:tcPr>
-            <w:tcW w:type="dxa" w:w="2477"/>
-            <w:tcMar>
-              <w:top w:type="dxa" w:w="60"/>
-              <w:left w:type="dxa" w:w="100"/>
-              <w:bottom w:type="dxa" w:w="60"/>
-              <w:right w:type="dxa" w:w="100"/>
-            </w:tcMar>
-          </w:tcPr>
-          <w:p>
-            <w:pPr>
-              <w:spacing w:after="0" w:line="260"/>
-              <w:jc w:val="left"/>
-            </w:pPr>
-            <w:r>
-              <w:rPr>
-                <w:rFonts w:ascii="Times New Roman" w:cs="Times New Roman" w:eastAsia="Times New Roman" w:hAnsi="Times New Roman"/>
-                <w:b w:val="false"/>
-                <w:bCs w:val="false"/>
-                <w:sz w:val="22"/>
-                <w:szCs w:val="22"/>
-              </w:rPr>
-              <w:t xml:space="preserve">3.16×</w:t>
+            <w:tcW w:type="dxa" w:w="4444"/>
+            <w:tcMar>
+              <w:top w:type="dxa" w:w="60"/>
+              <w:left w:type="dxa" w:w="100"/>
+              <w:bottom w:type="dxa" w:w="60"/>
+              <w:right w:type="dxa" w:w="100"/>
+            </w:tcMar>
+          </w:tcPr>
+          <w:p>
+            <w:pPr>
+              <w:spacing w:after="0" w:line="260"/>
+              <w:jc w:val="left"/>
+            </w:pPr>
+            <w:r>
+              <w:rPr>
+                <w:rFonts w:ascii="Times New Roman" w:cs="Times New Roman" w:eastAsia="Times New Roman" w:hAnsi="Times New Roman"/>
+                <w:b w:val="false"/>
+                <w:bCs w:val="false"/>
+                <w:sz w:val="22"/>
+                <w:szCs w:val="22"/>
+              </w:rPr>
+              <w:t xml:space="preserve">2.5.2 (сегодняшний)</w:t>
+            </w:r>
+          </w:p>
+        </w:tc>
+        <w:tc>
+          <w:tcPr>
+            <w:tcW w:type="dxa" w:w="2667"/>
+            <w:tcMar>
+              <w:top w:type="dxa" w:w="60"/>
+              <w:left w:type="dxa" w:w="100"/>
+              <w:bottom w:type="dxa" w:w="60"/>
+              <w:right w:type="dxa" w:w="100"/>
+            </w:tcMar>
+          </w:tcPr>
+          <w:p>
+            <w:pPr>
+              <w:spacing w:after="0" w:line="260"/>
+              <w:jc w:val="left"/>
+            </w:pPr>
+            <w:r>
+              <w:rPr>
+                <w:rFonts w:ascii="Times New Roman" w:cs="Times New Roman" w:eastAsia="Times New Roman" w:hAnsi="Times New Roman"/>
+                <w:b w:val="false"/>
+                <w:bCs w:val="false"/>
+                <w:sz w:val="22"/>
+                <w:szCs w:val="22"/>
+              </w:rPr>
+              <w:t xml:space="preserve">3.2 мс</w:t>
+            </w:r>
+          </w:p>
+        </w:tc>
+        <w:tc>
+          <w:tcPr>
+            <w:tcW w:type="dxa" w:w="2489"/>
+            <w:tcMar>
+              <w:top w:type="dxa" w:w="60"/>
+              <w:left w:type="dxa" w:w="100"/>
+              <w:bottom w:type="dxa" w:w="60"/>
+              <w:right w:type="dxa" w:w="100"/>
+            </w:tcMar>
+          </w:tcPr>
+          <w:p>
+            <w:pPr>
+              <w:spacing w:after="0" w:line="260"/>
+              <w:jc w:val="left"/>
+            </w:pPr>
+            <w:r>
+              <w:rPr>
+                <w:rFonts w:ascii="Times New Roman" w:cs="Times New Roman" w:eastAsia="Times New Roman" w:hAnsi="Times New Roman"/>
+                <w:b w:val="false"/>
+                <w:bCs w:val="false"/>
+                <w:sz w:val="22"/>
+                <w:szCs w:val="22"/>
+              </w:rPr>
+              <w:t xml:space="preserve">3.1 мс</w:t>
+            </w:r>
+          </w:p>
+        </w:tc>
+      </w:tr>
+    </w:tbl>
+    <w:p>
+      <w:pPr>
+        <w:spacing w:after="120"/>
+      </w:pPr>
+    </w:p>
+    <w:p>
+      <w:pPr>
+        <w:spacing w:after="120" w:before="0" w:line="300"/>
+        <w:ind w:firstLine="567"/>
+        <w:jc w:val="both"/>
+      </w:pPr>
+      <w:r>
+        <w:rPr>
+          <w:rFonts w:ascii="Times New Roman" w:cs="Times New Roman" w:eastAsia="Times New Roman" w:hAnsi="Times New Roman"/>
+          <w:sz w:val="24"/>
+          <w:szCs w:val="24"/>
+        </w:rPr>
+        <w:t xml:space="preserve">Читается так. На версии тех лет мы получаем 59.9 мс против опубликованных 65.1 — расхождение 8 %, </w:t>
+      </w:r>
+      <w:r>
+        <w:rPr>
+          <w:rFonts w:ascii="Times New Roman" w:cs="Times New Roman" w:eastAsia="Times New Roman" w:hAnsi="Times New Roman"/>
+          <w:sz w:val="24"/>
+          <w:szCs w:val="24"/>
+        </w:rPr>
+        <w:t xml:space="preserve">сходится</w:t>
+      </w:r>
+      <w:r>
+        <w:rPr>
+          <w:rFonts w:ascii="Times New Roman" w:cs="Times New Roman" w:eastAsia="Times New Roman" w:hAnsi="Times New Roman"/>
+          <w:sz w:val="24"/>
+          <w:szCs w:val="24"/>
+        </w:rPr>
+        <w:t xml:space="preserve">, постановка замера верна. На той же версии наш способ даёт 3.0 мс, то есть в двадцать раз быстрее. А на сегодняшней версии те же 3.2 мс выдаёт уже сам `einsum`.</w:t>
+      </w:r>
+    </w:p>
+    <w:p>
+      <w:pPr>
+        <w:spacing w:after="120" w:before="0" w:line="300"/>
+        <w:ind w:firstLine="567"/>
+        <w:jc w:val="both"/>
+      </w:pPr>
+      <w:r>
+        <w:rPr>
+          <w:rFonts w:ascii="Times New Roman" w:cs="Times New Roman" w:eastAsia="Times New Roman" w:hAnsi="Times New Roman"/>
+          <w:sz w:val="24"/>
+          <w:szCs w:val="24"/>
+        </w:rPr>
+        <w:t xml:space="preserve">Что произошло: между этими выпусками NumPy </w:t>
+      </w:r>
+      <w:r>
+        <w:rPr>
+          <w:rFonts w:ascii="Times New Roman" w:cs="Times New Roman" w:eastAsia="Times New Roman" w:hAnsi="Times New Roman"/>
+          <w:sz w:val="24"/>
+          <w:szCs w:val="24"/>
+        </w:rPr>
+        <w:t xml:space="preserve">научился</w:t>
+      </w:r>
+      <w:r>
+        <w:rPr>
+          <w:rFonts w:ascii="Times New Roman" w:cs="Times New Roman" w:eastAsia="Times New Roman" w:hAnsi="Times New Roman"/>
+          <w:sz w:val="24"/>
+          <w:szCs w:val="24"/>
+        </w:rPr>
+        <w:t xml:space="preserve"> отправлять такую свёртку в библиотеку матричного умножения. Наше разложение на сечения опередило это исправление на одну версию и совпало с ним по величине выигрыша. Отрыв от Go вырос с 88.6 раза до 1717.</w:t>
+      </w:r>
+    </w:p>
+    <w:p>
+      <w:pPr>
+        <w:spacing w:after="120" w:before="0" w:line="300"/>
+        <w:ind w:firstLine="567"/>
+        <w:jc w:val="both"/>
+      </w:pPr>
+      <w:r>
+        <w:rPr>
+          <w:rFonts w:ascii="Times New Roman" w:cs="Times New Roman" w:eastAsia="Times New Roman" w:hAnsi="Times New Roman"/>
+          <w:sz w:val="24"/>
+          <w:szCs w:val="24"/>
+        </w:rPr>
+        <w:t xml:space="preserve">Мораль, которую отсюда надо унести: у таких замеров версия библиотеки значит не меньше, чем процессор. Поэтому все числа в статье сняты на закреплённом наборе версий, и он указан рядом с ними.</w:t>
+      </w:r>
+    </w:p>
+    <w:p>
+      <w:pPr>
+        <w:spacing w:after="120" w:before="0" w:line="300"/>
+        <w:ind w:firstLine="567"/>
+        <w:jc w:val="both"/>
+      </w:pPr>
+      <w:r>
+        <w:rPr>
+          <w:rFonts w:ascii="Times New Roman" w:cs="Times New Roman" w:eastAsia="Times New Roman" w:hAnsi="Times New Roman"/>
+          <w:sz w:val="24"/>
+          <w:szCs w:val="24"/>
+        </w:rPr>
+        <w:t xml:space="preserve">Строки для двумерных матриц разошлись сильнее, и объяснение вынесено в §4.5.</w:t>
+      </w:r>
+    </w:p>
+    <w:p>
+      <w:pPr>
+        <w:pStyle w:val="Heading2"/>
+        <w:spacing w:after="160" w:before="240"/>
+      </w:pPr>
+      <w:r>
+        <w:rPr>
+          <w:rFonts w:ascii="Times New Roman" w:cs="Times New Roman" w:eastAsia="Times New Roman" w:hAnsi="Times New Roman"/>
+          <w:b/>
+          <w:bCs/>
+          <w:sz w:val="24"/>
+          <w:szCs w:val="24"/>
+        </w:rPr>
+        <w:t xml:space="preserve">4.2. Сравнение с DuckDB и что такое «окупаемость»</w:t>
+      </w:r>
+    </w:p>
+    <w:p>
+      <w:pPr>
+        <w:spacing w:after="120" w:before="0" w:line="300"/>
+        <w:ind w:firstLine="567"/>
+        <w:jc w:val="both"/>
+      </w:pPr>
+      <w:r>
+        <w:rPr>
+          <w:rFonts w:ascii="Times New Roman" w:cs="Times New Roman" w:eastAsia="Times New Roman" w:hAnsi="Times New Roman"/>
+          <w:sz w:val="24"/>
+          <w:szCs w:val="24"/>
+        </w:rPr>
+        <w:t xml:space="preserve">DuckDB — настоящая аналитическая СУБД, а не учебный пример. Сравнивались одиннадцать запросов, и </w:t>
+      </w:r>
+      <w:r>
+        <w:rPr>
+          <w:rFonts w:ascii="Times New Roman" w:cs="Times New Roman" w:eastAsia="Times New Roman" w:hAnsi="Times New Roman"/>
+          <w:sz w:val="24"/>
+          <w:szCs w:val="24"/>
+        </w:rPr>
+        <w:t xml:space="preserve">каждый результат сверялся построчно</w:t>
+      </w:r>
+      <w:r>
+        <w:rPr>
+          <w:rFonts w:ascii="Times New Roman" w:cs="Times New Roman" w:eastAsia="Times New Roman" w:hAnsi="Times New Roman"/>
+          <w:sz w:val="24"/>
+          <w:szCs w:val="24"/>
+        </w:rPr>
+        <w:t xml:space="preserve">: замер без проверки правильности ничего не стоит, а быстрый неверный ответ — тем более. Все одиннадцать совпали.</w:t>
+      </w:r>
+    </w:p>
+    <w:p>
+      <w:pPr>
+        <w:spacing w:after="120" w:before="0" w:line="300"/>
+        <w:ind w:firstLine="567"/>
+        <w:jc w:val="both"/>
+      </w:pPr>
+      <w:r>
+        <w:rPr>
+          <w:rFonts w:ascii="Times New Roman" w:cs="Times New Roman" w:eastAsia="Times New Roman" w:hAnsi="Times New Roman"/>
+          <w:sz w:val="24"/>
+          <w:szCs w:val="24"/>
+        </w:rPr>
+        <w:t xml:space="preserve">Тут сразу оговорка о честности замера. Данные можно отдать DuckDB двумя способами: «показать» ей кадр pandas или перенести в её собственную таблицу. В первом случае она вынуждена преобразовывать кадр при </w:t>
+      </w:r>
+      <w:r>
+        <w:rPr>
+          <w:rFonts w:ascii="Times New Roman" w:cs="Times New Roman" w:eastAsia="Times New Roman" w:hAnsi="Times New Roman"/>
+          <w:sz w:val="24"/>
+          <w:szCs w:val="24"/>
+        </w:rPr>
+        <w:t xml:space="preserve">каждом</w:t>
+      </w:r>
+      <w:r>
+        <w:rPr>
+          <w:rFonts w:ascii="Times New Roman" w:cs="Times New Roman" w:eastAsia="Times New Roman" w:hAnsi="Times New Roman"/>
+          <w:sz w:val="24"/>
+          <w:szCs w:val="24"/>
+        </w:rPr>
+        <w:t xml:space="preserve"> запросе, а наш куб строится один раз — сравнение выходит нечестным в нашу пользу, местами вчетверо. Поэтому обе системы работают на своих внутренних представлениях.</w:t>
+      </w:r>
+    </w:p>
+    <w:p>
+      <w:pPr>
+        <w:spacing w:after="120" w:before="0" w:line="300"/>
+        <w:ind w:firstLine="567"/>
+        <w:jc w:val="both"/>
+      </w:pPr>
+      <w:r>
+        <w:rPr>
+          <w:rFonts w:ascii="Times New Roman" w:cs="Times New Roman" w:eastAsia="Times New Roman" w:hAnsi="Times New Roman"/>
+          <w:sz w:val="24"/>
+          <w:szCs w:val="24"/>
+        </w:rPr>
+        <w:t xml:space="preserve">Результат после этого такой: мы быстрее на всех одиннадцати запросах, от 1.3 до 4.5 раза. Меньше всего выигрыш там, где запрос сводится к одной агрегации, больше всего — где несколько операций сливаются в одно умножение. Но интереснее не сами числа, а то, </w:t>
+      </w:r>
+      <w:r>
+        <w:rPr>
+          <w:rFonts w:ascii="Times New Roman" w:cs="Times New Roman" w:eastAsia="Times New Roman" w:hAnsi="Times New Roman"/>
+          <w:sz w:val="24"/>
+          <w:szCs w:val="24"/>
+        </w:rPr>
+        <w:t xml:space="preserve">отчего они зависят</w:t>
+      </w:r>
+      <w:r>
+        <w:rPr>
+          <w:rFonts w:ascii="Times New Roman" w:cs="Times New Roman" w:eastAsia="Times New Roman" w:hAnsi="Times New Roman"/>
+          <w:sz w:val="24"/>
+          <w:szCs w:val="24"/>
+        </w:rPr>
+        <w:t xml:space="preserve">.</w:t>
+      </w:r>
+    </w:p>
+    <w:p>
+      <w:pPr>
+        <w:spacing w:after="120" w:before="0" w:line="300"/>
+        <w:ind w:firstLine="567"/>
+        <w:jc w:val="both"/>
+      </w:pPr>
+      <w:r>
+        <w:rPr>
+          <w:rFonts w:ascii="Times New Roman" w:cs="Times New Roman" w:eastAsia="Times New Roman" w:hAnsi="Times New Roman"/>
+          <w:sz w:val="24"/>
+          <w:szCs w:val="24"/>
+        </w:rPr>
+        <w:t xml:space="preserve">Про столбец «окупаемость».</w:t>
+      </w:r>
+      <w:r>
+        <w:rPr>
+          <w:rFonts w:ascii="Times New Roman" w:cs="Times New Roman" w:eastAsia="Times New Roman" w:hAnsi="Times New Roman"/>
+          <w:sz w:val="24"/>
+          <w:szCs w:val="24"/>
+        </w:rPr>
+        <w:t xml:space="preserve"> Есть подвох, который нельзя замалчивать: наша система сначала тратит время на построение куба, а DuckDB работает по сырым данным сразу. Значит, выигрыш появляется не с первого запроса.</w:t>
+      </w:r>
+    </w:p>
+    <w:p>
+      <w:pPr>
+        <w:spacing w:after="120" w:before="0" w:line="300"/>
+        <w:ind w:firstLine="567"/>
+        <w:jc w:val="both"/>
+      </w:pPr>
+      <w:r>
+        <w:rPr>
+          <w:rFonts w:ascii="Times New Roman" w:cs="Times New Roman" w:eastAsia="Times New Roman" w:hAnsi="Times New Roman"/>
+          <w:sz w:val="24"/>
+          <w:szCs w:val="24"/>
+        </w:rPr>
+        <w:t xml:space="preserve">Считается это просто. На запросе с соединением и свёрткой по иерархии мы экономим 8.71 − 3.09 = 5.6 мс. Построение куба занимает 159 мс, значит нужно 159 / 5.6 ≈ </w:t>
+      </w:r>
+      <w:r>
+        <w:rPr>
+          <w:rFonts w:ascii="Times New Roman" w:cs="Times New Roman" w:eastAsia="Times New Roman" w:hAnsi="Times New Roman"/>
+          <w:sz w:val="24"/>
+          <w:szCs w:val="24"/>
+        </w:rPr>
+        <w:t xml:space="preserve">29 запросов</w:t>
+      </w:r>
+      <w:r>
+        <w:rPr>
+          <w:rFonts w:ascii="Times New Roman" w:cs="Times New Roman" w:eastAsia="Times New Roman" w:hAnsi="Times New Roman"/>
+          <w:sz w:val="24"/>
+          <w:szCs w:val="24"/>
+        </w:rPr>
+        <w:t xml:space="preserve">. Для группировки по одному измерению экономия всего 0.35 мс — и требуется уже 458 запросов.</w:t>
+      </w:r>
+    </w:p>
+    <w:p>
+      <w:pPr>
+        <w:spacing w:after="120" w:before="0" w:line="300"/>
+        <w:ind w:firstLine="567"/>
+        <w:jc w:val="both"/>
+      </w:pPr>
+      <w:r>
+        <w:rPr>
+          <w:rFonts w:ascii="Times New Roman" w:cs="Times New Roman" w:eastAsia="Times New Roman" w:hAnsi="Times New Roman"/>
+          <w:sz w:val="24"/>
+          <w:szCs w:val="24"/>
+        </w:rPr>
+        <w:t xml:space="preserve">Кстати, о самих 159 мс. Почти всё время загрузки уходит вовсе не на умножение матриц, а на перевод значений («Иванов», «2026-03-14») в номера позиций: при обходе по одной строке на это тратится свыше 90 % времени, и только векторизация двоичным поиском по отсортированному словарю доводит загрузку до этих 159 мс. Мораль простая: узкое место здесь не там, где его ожидаешь.</w:t>
+      </w:r>
+    </w:p>
+    <w:p>
+      <w:pPr>
+        <w:spacing w:after="120" w:before="0" w:line="300"/>
+        <w:ind w:firstLine="567"/>
+        <w:jc w:val="both"/>
+      </w:pPr>
+      <w:r>
+        <w:rPr>
+          <w:rFonts w:ascii="Times New Roman" w:cs="Times New Roman" w:eastAsia="Times New Roman" w:hAnsi="Times New Roman"/>
+          <w:sz w:val="24"/>
+          <w:szCs w:val="24"/>
+        </w:rPr>
+        <w:t xml:space="preserve">Тут же важная оговорка, которую легко проглядеть: расчёт окупаемости считает, что запросы </w:t>
+      </w:r>
+      <w:r>
+        <w:rPr>
+          <w:rFonts w:ascii="Times New Roman" w:cs="Times New Roman" w:eastAsia="Times New Roman" w:hAnsi="Times New Roman"/>
+          <w:sz w:val="24"/>
+          <w:szCs w:val="24"/>
+        </w:rPr>
+        <w:t xml:space="preserve">однородны</w:t>
+      </w:r>
+      <w:r>
+        <w:rPr>
+          <w:rFonts w:ascii="Times New Roman" w:cs="Times New Roman" w:eastAsia="Times New Roman" w:hAnsi="Times New Roman"/>
+          <w:sz w:val="24"/>
+          <w:szCs w:val="24"/>
+        </w:rPr>
+        <w:t xml:space="preserve"> — что все девять запросов будут того же типа. Если нагрузка смешанная, экономию надо усреднять по её составу; а если данные непрерывно меняются, куб приходится перестраивать, и вся арифметика окупаемости рассыпается.</w:t>
+      </w:r>
+    </w:p>
+    <w:p>
+      <w:pPr>
+        <w:spacing w:after="120" w:before="0" w:line="300"/>
+        <w:ind w:firstLine="567"/>
+        <w:jc w:val="both"/>
+      </w:pPr>
+      <w:r>
+        <w:rPr>
+          <w:rFonts w:ascii="Times New Roman" w:cs="Times New Roman" w:eastAsia="Times New Roman" w:hAnsi="Times New Roman"/>
+          <w:sz w:val="24"/>
+          <w:szCs w:val="24"/>
+        </w:rPr>
+        <w:t xml:space="preserve">Вывод:</w:t>
+      </w:r>
+      <w:r>
+        <w:rPr>
+          <w:rFonts w:ascii="Times New Roman" w:cs="Times New Roman" w:eastAsia="Times New Roman" w:hAnsi="Times New Roman"/>
+          <w:sz w:val="24"/>
+          <w:szCs w:val="24"/>
+        </w:rPr>
+        <w:t xml:space="preserve"> подход хорош, когда к одному и тому же набору данных обращаются многократно (обычная ситуация в аналитике), и плох для разовых запросов.</w:t>
+      </w:r>
+    </w:p>
+    <w:p>
+      <w:pPr>
+        <w:spacing w:after="120" w:before="0" w:line="300"/>
+        <w:ind w:firstLine="567"/>
+        <w:jc w:val="both"/>
+      </w:pPr>
+      <w:r>
+        <w:rPr>
+          <w:rFonts w:ascii="Times New Roman" w:cs="Times New Roman" w:eastAsia="Times New Roman" w:hAnsi="Times New Roman"/>
+          <w:sz w:val="24"/>
+          <w:szCs w:val="24"/>
+        </w:rPr>
+        <w:t xml:space="preserve">А честное ли это сравнение?</w:t>
+      </w:r>
+      <w:r>
+        <w:rPr>
+          <w:rFonts w:ascii="Times New Roman" w:cs="Times New Roman" w:eastAsia="Times New Roman" w:hAnsi="Times New Roman"/>
+          <w:sz w:val="24"/>
+          <w:szCs w:val="24"/>
+        </w:rPr>
+        <w:t xml:space="preserve"> Нет, не вполне — и это стоит признать прямо. Мы сравниваем систему, у которой сводка </w:t>
+      </w:r>
+      <w:r>
+        <w:rPr>
+          <w:rFonts w:ascii="Times New Roman" w:cs="Times New Roman" w:eastAsia="Times New Roman" w:hAnsi="Times New Roman"/>
+          <w:sz w:val="24"/>
+          <w:szCs w:val="24"/>
+        </w:rPr>
+        <w:t xml:space="preserve">уже посчитана</w:t>
+      </w:r>
+      <w:r>
+        <w:rPr>
+          <w:rFonts w:ascii="Times New Roman" w:cs="Times New Roman" w:eastAsia="Times New Roman" w:hAnsi="Times New Roman"/>
+          <w:sz w:val="24"/>
+          <w:szCs w:val="24"/>
+        </w:rPr>
+        <w:t xml:space="preserve">, с системой, которая каждый раз идёт по сырым строкам. Это как сравнивать время ответа человека, который выучил таблицу умножения, со временем человека, который считает столбиком. Быстрее — да, но сравнили-то не сообразительность.</w:t>
+      </w:r>
+    </w:p>
+    <w:p>
+      <w:pPr>
+        <w:spacing w:after="120" w:before="0" w:line="300"/>
+        <w:ind w:firstLine="567"/>
+        <w:jc w:val="both"/>
+      </w:pPr>
+      <w:r>
+        <w:rPr>
+          <w:rFonts w:ascii="Times New Roman" w:cs="Times New Roman" w:eastAsia="Times New Roman" w:hAnsi="Times New Roman"/>
+          <w:sz w:val="24"/>
+          <w:szCs w:val="24"/>
+        </w:rPr>
+        <w:t xml:space="preserve">Поэтому поставили второй опыт. DuckDB отдали таблицу </w:t>
+      </w:r>
+      <w:r>
+        <w:rPr>
+          <w:rFonts w:ascii="Times New Roman" w:cs="Times New Roman" w:eastAsia="Times New Roman" w:hAnsi="Times New Roman"/>
+          <w:sz w:val="24"/>
+          <w:szCs w:val="24"/>
+        </w:rPr>
+        <w:t xml:space="preserve">той же подробности</w:t>
+      </w:r>
+      <w:r>
+        <w:rPr>
+          <w:rFonts w:ascii="Times New Roman" w:cs="Times New Roman" w:eastAsia="Times New Roman" w:hAnsi="Times New Roman"/>
+          <w:sz w:val="24"/>
+          <w:szCs w:val="24"/>
+        </w:rPr>
+        <w:t xml:space="preserve">, что и наш куб: продажи, заранее свёрнутые до (клиент, товар, дата), плюс счётчик строк — точный аналог нашего куба вместе со спутниковым счётным кубом. Теперь обе системы стартуют из готовой сводки, и сравниваются уже исполнители, а не способы хранения.</w:t>
+      </w:r>
+    </w:p>
+    <w:p>
+      <w:pPr>
+        <w:spacing w:after="120" w:before="0" w:line="300"/>
+        <w:ind w:firstLine="567"/>
+        <w:jc w:val="both"/>
+      </w:pPr>
+      <w:r>
+        <w:rPr>
+          <w:rFonts w:ascii="Times New Roman" w:cs="Times New Roman" w:eastAsia="Times New Roman" w:hAnsi="Times New Roman"/>
+          <w:sz w:val="24"/>
+          <w:szCs w:val="24"/>
+        </w:rPr>
+        <w:t xml:space="preserve">Что получилось (2 млн строк фактов):</w:t>
+      </w:r>
+    </w:p>
+    <w:tbl>
+      <w:tblPr>
+        <w:tblW w:type="dxa" w:w="9600"/>
+        <w:tblBorders>
+          <w:top w:val="single" w:color="auto" w:sz="4"/>
+          <w:left w:val="single" w:color="auto" w:sz="4"/>
+          <w:bottom w:val="single" w:color="auto" w:sz="4"/>
+          <w:right w:val="single" w:color="auto" w:sz="4"/>
+          <w:insideH w:val="single" w:color="auto" w:sz="4"/>
+          <w:insideV w:val="single" w:color="auto" w:sz="4"/>
+        </w:tblBorders>
+      </w:tblPr>
+      <w:tblGrid>
+        <w:gridCol w:w="3531"/>
+        <w:gridCol w:w="1103"/>
+        <w:gridCol w:w="1434"/>
+        <w:gridCol w:w="1545"/>
+        <w:gridCol w:w="1986"/>
+      </w:tblGrid>
+      <w:tr>
+        <w:trPr>
+          <w:tblHeader/>
+        </w:trPr>
+        <w:tc>
+          <w:tcPr>
+            <w:tcW w:type="dxa" w:w="3531"/>
+            <w:shd w:fill="EFEFEF" w:val="clear"/>
+            <w:tcMar>
+              <w:top w:type="dxa" w:w="60"/>
+              <w:left w:type="dxa" w:w="100"/>
+              <w:bottom w:type="dxa" w:w="60"/>
+              <w:right w:type="dxa" w:w="100"/>
+            </w:tcMar>
+          </w:tcPr>
+          <w:p>
+            <w:pPr>
+              <w:spacing w:after="0" w:line="260"/>
+              <w:jc w:val="center"/>
+            </w:pPr>
+            <w:r>
+              <w:rPr>
+                <w:rFonts w:ascii="Times New Roman" w:cs="Times New Roman" w:eastAsia="Times New Roman" w:hAnsi="Times New Roman"/>
+                <w:b/>
+                <w:bCs/>
+                <w:sz w:val="22"/>
+                <w:szCs w:val="22"/>
+              </w:rPr>
+              <w:t xml:space="preserve">Запрос</w:t>
+            </w:r>
+          </w:p>
+        </w:tc>
+        <w:tc>
+          <w:tcPr>
+            <w:tcW w:type="dxa" w:w="1103"/>
+            <w:shd w:fill="EFEFEF" w:val="clear"/>
+            <w:tcMar>
+              <w:top w:type="dxa" w:w="60"/>
+              <w:left w:type="dxa" w:w="100"/>
+              <w:bottom w:type="dxa" w:w="60"/>
+              <w:right w:type="dxa" w:w="100"/>
+            </w:tcMar>
+          </w:tcPr>
+          <w:p>
+            <w:pPr>
+              <w:spacing w:after="0" w:line="260"/>
+              <w:jc w:val="center"/>
+            </w:pPr>
+            <w:r>
+              <w:rPr>
+                <w:rFonts w:ascii="Times New Roman" w:cs="Times New Roman" w:eastAsia="Times New Roman" w:hAnsi="Times New Roman"/>
+                <w:b/>
+                <w:bCs/>
+                <w:sz w:val="22"/>
+                <w:szCs w:val="22"/>
+              </w:rPr>
+              <w:t xml:space="preserve">Мы</w:t>
+            </w:r>
+          </w:p>
+        </w:tc>
+        <w:tc>
+          <w:tcPr>
+            <w:tcW w:type="dxa" w:w="1434"/>
+            <w:shd w:fill="EFEFEF" w:val="clear"/>
+            <w:tcMar>
+              <w:top w:type="dxa" w:w="60"/>
+              <w:left w:type="dxa" w:w="100"/>
+              <w:bottom w:type="dxa" w:w="60"/>
+              <w:right w:type="dxa" w:w="100"/>
+            </w:tcMar>
+          </w:tcPr>
+          <w:p>
+            <w:pPr>
+              <w:spacing w:after="0" w:line="260"/>
+              <w:jc w:val="center"/>
+            </w:pPr>
+            <w:r>
+              <w:rPr>
+                <w:rFonts w:ascii="Times New Roman" w:cs="Times New Roman" w:eastAsia="Times New Roman" w:hAnsi="Times New Roman"/>
+                <w:b/>
+                <w:bCs/>
+                <w:sz w:val="22"/>
+                <w:szCs w:val="22"/>
+              </w:rPr>
+              <w:t xml:space="preserve">DuckDB, сырые</w:t>
+            </w:r>
+          </w:p>
+        </w:tc>
+        <w:tc>
+          <w:tcPr>
+            <w:tcW w:type="dxa" w:w="1545"/>
+            <w:shd w:fill="EFEFEF" w:val="clear"/>
+            <w:tcMar>
+              <w:top w:type="dxa" w:w="60"/>
+              <w:left w:type="dxa" w:w="100"/>
+              <w:bottom w:type="dxa" w:w="60"/>
+              <w:right w:type="dxa" w:w="100"/>
+            </w:tcMar>
+          </w:tcPr>
+          <w:p>
+            <w:pPr>
+              <w:spacing w:after="0" w:line="260"/>
+              <w:jc w:val="center"/>
+            </w:pPr>
+            <w:r>
+              <w:rPr>
+                <w:rFonts w:ascii="Times New Roman" w:cs="Times New Roman" w:eastAsia="Times New Roman" w:hAnsi="Times New Roman"/>
+                <w:b/>
+                <w:bCs/>
+                <w:sz w:val="22"/>
+                <w:szCs w:val="22"/>
+              </w:rPr>
+              <w:t xml:space="preserve">DuckDB, сводка</w:t>
+            </w:r>
+          </w:p>
+        </w:tc>
+        <w:tc>
+          <w:tcPr>
+            <w:tcW w:type="dxa" w:w="1986"/>
+            <w:shd w:fill="EFEFEF" w:val="clear"/>
+            <w:tcMar>
+              <w:top w:type="dxa" w:w="60"/>
+              <w:left w:type="dxa" w:w="100"/>
+              <w:bottom w:type="dxa" w:w="60"/>
+              <w:right w:type="dxa" w:w="100"/>
+            </w:tcMar>
+          </w:tcPr>
+          <w:p>
+            <w:pPr>
+              <w:spacing w:after="0" w:line="260"/>
+              <w:jc w:val="center"/>
+            </w:pPr>
+            <w:r>
+              <w:rPr>
+                <w:rFonts w:ascii="Times New Roman" w:cs="Times New Roman" w:eastAsia="Times New Roman" w:hAnsi="Times New Roman"/>
+                <w:b/>
+                <w:bCs/>
+                <w:sz w:val="22"/>
+                <w:szCs w:val="22"/>
+              </w:rPr>
+              <w:t xml:space="preserve">Отношение к сводке</w:t>
             </w:r>
           </w:p>
         </w:tc>
@@ -10584,34 +10939,34 @@
         </w:trPr>
         <w:tc>
           <w:tcPr>
-            <w:tcW w:type="dxa" w:w="3303"/>
-            <w:tcMar>
-              <w:top w:type="dxa" w:w="60"/>
-              <w:left w:type="dxa" w:w="100"/>
-              <w:bottom w:type="dxa" w:w="60"/>
-              <w:right w:type="dxa" w:w="100"/>
-            </w:tcMar>
-          </w:tcPr>
-          <w:p>
-            <w:pPr>
-              <w:spacing w:after="0" w:line="260"/>
-              <w:jc w:val="left"/>
-            </w:pPr>
-            <w:r>
-              <w:rPr>
-                <w:rFonts w:ascii="Times New Roman" w:cs="Times New Roman" w:eastAsia="Times New Roman" w:hAnsi="Times New Roman"/>
-                <w:b w:val="false"/>
-                <w:bCs w:val="false"/>
-                <w:sz w:val="22"/>
-                <w:szCs w:val="22"/>
-              </w:rPr>
-              <w:t xml:space="preserve">Соединение и свёртка по иерархии</w:t>
-            </w:r>
-          </w:p>
-        </w:tc>
-        <w:tc>
-          <w:tcPr>
-            <w:tcW w:type="dxa" w:w="1032"/>
+            <w:tcW w:type="dxa" w:w="3531"/>
+            <w:tcMar>
+              <w:top w:type="dxa" w:w="60"/>
+              <w:left w:type="dxa" w:w="100"/>
+              <w:bottom w:type="dxa" w:w="60"/>
+              <w:right w:type="dxa" w:w="100"/>
+            </w:tcMar>
+          </w:tcPr>
+          <w:p>
+            <w:pPr>
+              <w:spacing w:after="0" w:line="260"/>
+              <w:jc w:val="left"/>
+            </w:pPr>
+            <w:r>
+              <w:rPr>
+                <w:rFonts w:ascii="Times New Roman" w:cs="Times New Roman" w:eastAsia="Times New Roman" w:hAnsi="Times New Roman"/>
+                <w:b w:val="false"/>
+                <w:bCs w:val="false"/>
+                <w:sz w:val="22"/>
+                <w:szCs w:val="22"/>
+              </w:rPr>
+              <w:t xml:space="preserve">Группировка по одному измерению</w:t>
+            </w:r>
+          </w:p>
+        </w:tc>
+        <w:tc>
+          <w:tcPr>
+            <w:tcW w:type="dxa" w:w="1103"/>
             <w:tcMar>
               <w:top w:type="dxa" w:w="60"/>
               <w:left w:type="dxa" w:w="100"/>
@@ -10632,13 +10987,13 @@
                 <w:sz w:val="22"/>
                 <w:szCs w:val="22"/>
               </w:rPr>
-              <w:t xml:space="preserve">1.37</w:t>
-            </w:r>
-          </w:p>
-        </w:tc>
-        <w:tc>
-          <w:tcPr>
-            <w:tcW w:type="dxa" w:w="1342"/>
+              <w:t xml:space="preserve">1.00</w:t>
+            </w:r>
+          </w:p>
+        </w:tc>
+        <w:tc>
+          <w:tcPr>
+            <w:tcW w:type="dxa" w:w="1434"/>
             <w:tcMar>
               <w:top w:type="dxa" w:w="60"/>
               <w:left w:type="dxa" w:w="100"/>
@@ -10659,13 +11014,13 @@
                 <w:sz w:val="22"/>
                 <w:szCs w:val="22"/>
               </w:rPr>
-              <w:t xml:space="preserve">28.34</w:t>
-            </w:r>
-          </w:p>
-        </w:tc>
-        <w:tc>
-          <w:tcPr>
-            <w:tcW w:type="dxa" w:w="1445"/>
+              <w:t xml:space="preserve">2.19</w:t>
+            </w:r>
+          </w:p>
+        </w:tc>
+        <w:tc>
+          <w:tcPr>
+            <w:tcW w:type="dxa" w:w="1545"/>
             <w:tcMar>
               <w:top w:type="dxa" w:w="60"/>
               <w:left w:type="dxa" w:w="100"/>
@@ -10686,34 +11041,34 @@
                 <w:sz w:val="22"/>
                 <w:szCs w:val="22"/>
               </w:rPr>
-              <w:t xml:space="preserve">14.01</w:t>
-            </w:r>
-          </w:p>
-        </w:tc>
-        <w:tc>
-          <w:tcPr>
-            <w:tcW w:type="dxa" w:w="2477"/>
-            <w:tcMar>
-              <w:top w:type="dxa" w:w="60"/>
-              <w:left w:type="dxa" w:w="100"/>
-              <w:bottom w:type="dxa" w:w="60"/>
-              <w:right w:type="dxa" w:w="100"/>
-            </w:tcMar>
-          </w:tcPr>
-          <w:p>
-            <w:pPr>
-              <w:spacing w:after="0" w:line="260"/>
-              <w:jc w:val="left"/>
-            </w:pPr>
-            <w:r>
-              <w:rPr>
-                <w:rFonts w:ascii="Times New Roman" w:cs="Times New Roman" w:eastAsia="Times New Roman" w:hAnsi="Times New Roman"/>
-                <w:b w:val="false"/>
-                <w:bCs w:val="false"/>
-                <w:sz w:val="22"/>
-                <w:szCs w:val="22"/>
-              </w:rPr>
-              <w:t xml:space="preserve">10.22×</w:t>
+              <w:t xml:space="preserve">1.40</w:t>
+            </w:r>
+          </w:p>
+        </w:tc>
+        <w:tc>
+          <w:tcPr>
+            <w:tcW w:type="dxa" w:w="1986"/>
+            <w:tcMar>
+              <w:top w:type="dxa" w:w="60"/>
+              <w:left w:type="dxa" w:w="100"/>
+              <w:bottom w:type="dxa" w:w="60"/>
+              <w:right w:type="dxa" w:w="100"/>
+            </w:tcMar>
+          </w:tcPr>
+          <w:p>
+            <w:pPr>
+              <w:spacing w:after="0" w:line="260"/>
+              <w:jc w:val="left"/>
+            </w:pPr>
+            <w:r>
+              <w:rPr>
+                <w:rFonts w:ascii="Times New Roman" w:cs="Times New Roman" w:eastAsia="Times New Roman" w:hAnsi="Times New Roman"/>
+                <w:b w:val="false"/>
+                <w:bCs w:val="false"/>
+                <w:sz w:val="22"/>
+                <w:szCs w:val="22"/>
+              </w:rPr>
+              <w:t xml:space="preserve">1.41×</w:t>
             </w:r>
           </w:p>
         </w:tc>
@@ -10724,7 +11079,287 @@
         </w:trPr>
         <w:tc>
           <w:tcPr>
-            <w:tcW w:type="dxa" w:w="3303"/>
+            <w:tcW w:type="dxa" w:w="3531"/>
+            <w:tcMar>
+              <w:top w:type="dxa" w:w="60"/>
+              <w:left w:type="dxa" w:w="100"/>
+              <w:bottom w:type="dxa" w:w="60"/>
+              <w:right w:type="dxa" w:w="100"/>
+            </w:tcMar>
+          </w:tcPr>
+          <w:p>
+            <w:pPr>
+              <w:spacing w:after="0" w:line="260"/>
+              <w:jc w:val="left"/>
+            </w:pPr>
+            <w:r>
+              <w:rPr>
+                <w:rFonts w:ascii="Times New Roman" w:cs="Times New Roman" w:eastAsia="Times New Roman" w:hAnsi="Times New Roman"/>
+                <w:b w:val="false"/>
+                <w:bCs w:val="false"/>
+                <w:sz w:val="22"/>
+                <w:szCs w:val="22"/>
+              </w:rPr>
+              <w:t xml:space="preserve">Соединение со справочником</w:t>
+            </w:r>
+          </w:p>
+        </w:tc>
+        <w:tc>
+          <w:tcPr>
+            <w:tcW w:type="dxa" w:w="1103"/>
+            <w:tcMar>
+              <w:top w:type="dxa" w:w="60"/>
+              <w:left w:type="dxa" w:w="100"/>
+              <w:bottom w:type="dxa" w:w="60"/>
+              <w:right w:type="dxa" w:w="100"/>
+            </w:tcMar>
+          </w:tcPr>
+          <w:p>
+            <w:pPr>
+              <w:spacing w:after="0" w:line="260"/>
+              <w:jc w:val="right"/>
+            </w:pPr>
+            <w:r>
+              <w:rPr>
+                <w:rFonts w:ascii="Times New Roman" w:cs="Times New Roman" w:eastAsia="Times New Roman" w:hAnsi="Times New Roman"/>
+                <w:b w:val="false"/>
+                <w:bCs w:val="false"/>
+                <w:sz w:val="22"/>
+                <w:szCs w:val="22"/>
+              </w:rPr>
+              <w:t xml:space="preserve">1.20</w:t>
+            </w:r>
+          </w:p>
+        </w:tc>
+        <w:tc>
+          <w:tcPr>
+            <w:tcW w:type="dxa" w:w="1434"/>
+            <w:tcMar>
+              <w:top w:type="dxa" w:w="60"/>
+              <w:left w:type="dxa" w:w="100"/>
+              <w:bottom w:type="dxa" w:w="60"/>
+              <w:right w:type="dxa" w:w="100"/>
+            </w:tcMar>
+          </w:tcPr>
+          <w:p>
+            <w:pPr>
+              <w:spacing w:after="0" w:line="260"/>
+              <w:jc w:val="right"/>
+            </w:pPr>
+            <w:r>
+              <w:rPr>
+                <w:rFonts w:ascii="Times New Roman" w:cs="Times New Roman" w:eastAsia="Times New Roman" w:hAnsi="Times New Roman"/>
+                <w:b w:val="false"/>
+                <w:bCs w:val="false"/>
+                <w:sz w:val="22"/>
+                <w:szCs w:val="22"/>
+              </w:rPr>
+              <w:t xml:space="preserve">3.71</w:t>
+            </w:r>
+          </w:p>
+        </w:tc>
+        <w:tc>
+          <w:tcPr>
+            <w:tcW w:type="dxa" w:w="1545"/>
+            <w:tcMar>
+              <w:top w:type="dxa" w:w="60"/>
+              <w:left w:type="dxa" w:w="100"/>
+              <w:bottom w:type="dxa" w:w="60"/>
+              <w:right w:type="dxa" w:w="100"/>
+            </w:tcMar>
+          </w:tcPr>
+          <w:p>
+            <w:pPr>
+              <w:spacing w:after="0" w:line="260"/>
+              <w:jc w:val="right"/>
+            </w:pPr>
+            <w:r>
+              <w:rPr>
+                <w:rFonts w:ascii="Times New Roman" w:cs="Times New Roman" w:eastAsia="Times New Roman" w:hAnsi="Times New Roman"/>
+                <w:b w:val="false"/>
+                <w:bCs w:val="false"/>
+                <w:sz w:val="22"/>
+                <w:szCs w:val="22"/>
+              </w:rPr>
+              <w:t xml:space="preserve">3.03</w:t>
+            </w:r>
+          </w:p>
+        </w:tc>
+        <w:tc>
+          <w:tcPr>
+            <w:tcW w:type="dxa" w:w="1986"/>
+            <w:tcMar>
+              <w:top w:type="dxa" w:w="60"/>
+              <w:left w:type="dxa" w:w="100"/>
+              <w:bottom w:type="dxa" w:w="60"/>
+              <w:right w:type="dxa" w:w="100"/>
+            </w:tcMar>
+          </w:tcPr>
+          <w:p>
+            <w:pPr>
+              <w:spacing w:after="0" w:line="260"/>
+              <w:jc w:val="left"/>
+            </w:pPr>
+            <w:r>
+              <w:rPr>
+                <w:rFonts w:ascii="Times New Roman" w:cs="Times New Roman" w:eastAsia="Times New Roman" w:hAnsi="Times New Roman"/>
+                <w:b w:val="false"/>
+                <w:bCs w:val="false"/>
+                <w:sz w:val="22"/>
+                <w:szCs w:val="22"/>
+              </w:rPr>
+              <w:t xml:space="preserve">2.53×</w:t>
+            </w:r>
+          </w:p>
+        </w:tc>
+      </w:tr>
+      <w:tr>
+        <w:trPr>
+          <w:tblHeader w:val="false"/>
+        </w:trPr>
+        <w:tc>
+          <w:tcPr>
+            <w:tcW w:type="dxa" w:w="3531"/>
+            <w:tcMar>
+              <w:top w:type="dxa" w:w="60"/>
+              <w:left w:type="dxa" w:w="100"/>
+              <w:bottom w:type="dxa" w:w="60"/>
+              <w:right w:type="dxa" w:w="100"/>
+            </w:tcMar>
+          </w:tcPr>
+          <w:p>
+            <w:pPr>
+              <w:spacing w:after="0" w:line="260"/>
+              <w:jc w:val="left"/>
+            </w:pPr>
+            <w:r>
+              <w:rPr>
+                <w:rFonts w:ascii="Times New Roman" w:cs="Times New Roman" w:eastAsia="Times New Roman" w:hAnsi="Times New Roman"/>
+                <w:b w:val="false"/>
+                <w:bCs w:val="false"/>
+                <w:sz w:val="22"/>
+                <w:szCs w:val="22"/>
+              </w:rPr>
+              <w:t xml:space="preserve">Соединение и свёртка по иерархии</w:t>
+            </w:r>
+          </w:p>
+        </w:tc>
+        <w:tc>
+          <w:tcPr>
+            <w:tcW w:type="dxa" w:w="1103"/>
+            <w:tcMar>
+              <w:top w:type="dxa" w:w="60"/>
+              <w:left w:type="dxa" w:w="100"/>
+              <w:bottom w:type="dxa" w:w="60"/>
+              <w:right w:type="dxa" w:w="100"/>
+            </w:tcMar>
+          </w:tcPr>
+          <w:p>
+            <w:pPr>
+              <w:spacing w:after="0" w:line="260"/>
+              <w:jc w:val="right"/>
+            </w:pPr>
+            <w:r>
+              <w:rPr>
+                <w:rFonts w:ascii="Times New Roman" w:cs="Times New Roman" w:eastAsia="Times New Roman" w:hAnsi="Times New Roman"/>
+                <w:b w:val="false"/>
+                <w:bCs w:val="false"/>
+                <w:sz w:val="22"/>
+                <w:szCs w:val="22"/>
+              </w:rPr>
+              <w:t xml:space="preserve">3.13</w:t>
+            </w:r>
+          </w:p>
+        </w:tc>
+        <w:tc>
+          <w:tcPr>
+            <w:tcW w:type="dxa" w:w="1434"/>
+            <w:tcMar>
+              <w:top w:type="dxa" w:w="60"/>
+              <w:left w:type="dxa" w:w="100"/>
+              <w:bottom w:type="dxa" w:w="60"/>
+              <w:right w:type="dxa" w:w="100"/>
+            </w:tcMar>
+          </w:tcPr>
+          <w:p>
+            <w:pPr>
+              <w:spacing w:after="0" w:line="260"/>
+              <w:jc w:val="right"/>
+            </w:pPr>
+            <w:r>
+              <w:rPr>
+                <w:rFonts w:ascii="Times New Roman" w:cs="Times New Roman" w:eastAsia="Times New Roman" w:hAnsi="Times New Roman"/>
+                <w:b w:val="false"/>
+                <w:bCs w:val="false"/>
+                <w:sz w:val="22"/>
+                <w:szCs w:val="22"/>
+              </w:rPr>
+              <w:t xml:space="preserve">12.50</w:t>
+            </w:r>
+          </w:p>
+        </w:tc>
+        <w:tc>
+          <w:tcPr>
+            <w:tcW w:type="dxa" w:w="1545"/>
+            <w:tcMar>
+              <w:top w:type="dxa" w:w="60"/>
+              <w:left w:type="dxa" w:w="100"/>
+              <w:bottom w:type="dxa" w:w="60"/>
+              <w:right w:type="dxa" w:w="100"/>
+            </w:tcMar>
+          </w:tcPr>
+          <w:p>
+            <w:pPr>
+              <w:spacing w:after="0" w:line="260"/>
+              <w:jc w:val="right"/>
+            </w:pPr>
+            <w:r>
+              <w:rPr>
+                <w:rFonts w:ascii="Times New Roman" w:cs="Times New Roman" w:eastAsia="Times New Roman" w:hAnsi="Times New Roman"/>
+                <w:b w:val="false"/>
+                <w:bCs w:val="false"/>
+                <w:sz w:val="22"/>
+                <w:szCs w:val="22"/>
+              </w:rPr>
+              <w:t xml:space="preserve">10.30</w:t>
+            </w:r>
+          </w:p>
+        </w:tc>
+        <w:tc>
+          <w:tcPr>
+            <w:tcW w:type="dxa" w:w="1986"/>
+            <w:tcMar>
+              <w:top w:type="dxa" w:w="60"/>
+              <w:left w:type="dxa" w:w="100"/>
+              <w:bottom w:type="dxa" w:w="60"/>
+              <w:right w:type="dxa" w:w="100"/>
+            </w:tcMar>
+          </w:tcPr>
+          <w:p>
+            <w:pPr>
+              <w:spacing w:after="0" w:line="260"/>
+              <w:jc w:val="left"/>
+            </w:pPr>
+            <w:r>
+              <w:rPr>
+                <w:rFonts w:ascii="Times New Roman" w:cs="Times New Roman" w:eastAsia="Times New Roman" w:hAnsi="Times New Roman"/>
+                <w:b w:val="false"/>
+                <w:bCs w:val="false"/>
+                <w:sz w:val="22"/>
+                <w:szCs w:val="22"/>
+              </w:rPr>
+              <w:t xml:space="preserve">3.29×</w:t>
+            </w:r>
+          </w:p>
+        </w:tc>
+      </w:tr>
+      <w:tr>
+        <w:trPr>
+          <w:tblHeader w:val="false"/>
+        </w:trPr>
+        <w:tc>
+          <w:tcPr>
+            <w:tcW w:type="dxa" w:w="3531"/>
             <w:tcMar>
               <w:top w:type="dxa" w:w="60"/>
               <w:left w:type="dxa" w:w="100"/>
@@ -10751,7 +11386,7 @@
         </w:tc>
         <w:tc>
           <w:tcPr>
-            <w:tcW w:type="dxa" w:w="1032"/>
+            <w:tcW w:type="dxa" w:w="1103"/>
             <w:tcMar>
               <w:top w:type="dxa" w:w="60"/>
               <w:left w:type="dxa" w:w="100"/>
@@ -10772,13 +11407,13 @@
                 <w:sz w:val="22"/>
                 <w:szCs w:val="22"/>
               </w:rPr>
-              <w:t xml:space="preserve">54.79</w:t>
-            </w:r>
-          </w:p>
-        </w:tc>
-        <w:tc>
-          <w:tcPr>
-            <w:tcW w:type="dxa" w:w="1342"/>
+              <w:t xml:space="preserve">37.28</w:t>
+            </w:r>
+          </w:p>
+        </w:tc>
+        <w:tc>
+          <w:tcPr>
+            <w:tcW w:type="dxa" w:w="1434"/>
             <w:tcMar>
               <w:top w:type="dxa" w:w="60"/>
               <w:left w:type="dxa" w:w="100"/>
@@ -10799,13 +11434,13 @@
                 <w:sz w:val="22"/>
                 <w:szCs w:val="22"/>
               </w:rPr>
-              <w:t xml:space="preserve">92.88</w:t>
-            </w:r>
-          </w:p>
-        </w:tc>
-        <w:tc>
-          <w:tcPr>
-            <w:tcW w:type="dxa" w:w="1445"/>
+              <w:t xml:space="preserve">197.89</w:t>
+            </w:r>
+          </w:p>
+        </w:tc>
+        <w:tc>
+          <w:tcPr>
+            <w:tcW w:type="dxa" w:w="1545"/>
             <w:tcMar>
               <w:top w:type="dxa" w:w="60"/>
               <w:left w:type="dxa" w:w="100"/>
@@ -10826,34 +11461,34 @@
                 <w:sz w:val="22"/>
                 <w:szCs w:val="22"/>
               </w:rPr>
-              <w:t xml:space="preserve">62.71</w:t>
-            </w:r>
-          </w:p>
-        </w:tc>
-        <w:tc>
-          <w:tcPr>
-            <w:tcW w:type="dxa" w:w="2477"/>
-            <w:tcMar>
-              <w:top w:type="dxa" w:w="60"/>
-              <w:left w:type="dxa" w:w="100"/>
-              <w:bottom w:type="dxa" w:w="60"/>
-              <w:right w:type="dxa" w:w="100"/>
-            </w:tcMar>
-          </w:tcPr>
-          <w:p>
-            <w:pPr>
-              <w:spacing w:after="0" w:line="260"/>
-              <w:jc w:val="left"/>
-            </w:pPr>
-            <w:r>
-              <w:rPr>
-                <w:rFonts w:ascii="Times New Roman" w:cs="Times New Roman" w:eastAsia="Times New Roman" w:hAnsi="Times New Roman"/>
-                <w:b w:val="false"/>
-                <w:bCs w:val="false"/>
-                <w:sz w:val="22"/>
-                <w:szCs w:val="22"/>
-              </w:rPr>
-              <w:t xml:space="preserve">1.14×</w:t>
+              <w:t xml:space="preserve">73.30</w:t>
+            </w:r>
+          </w:p>
+        </w:tc>
+        <w:tc>
+          <w:tcPr>
+            <w:tcW w:type="dxa" w:w="1986"/>
+            <w:tcMar>
+              <w:top w:type="dxa" w:w="60"/>
+              <w:left w:type="dxa" w:w="100"/>
+              <w:bottom w:type="dxa" w:w="60"/>
+              <w:right w:type="dxa" w:w="100"/>
+            </w:tcMar>
+          </w:tcPr>
+          <w:p>
+            <w:pPr>
+              <w:spacing w:after="0" w:line="260"/>
+              <w:jc w:val="left"/>
+            </w:pPr>
+            <w:r>
+              <w:rPr>
+                <w:rFonts w:ascii="Times New Roman" w:cs="Times New Roman" w:eastAsia="Times New Roman" w:hAnsi="Times New Roman"/>
+                <w:b w:val="false"/>
+                <w:bCs w:val="false"/>
+                <w:sz w:val="22"/>
+                <w:szCs w:val="22"/>
+              </w:rPr>
+              <w:t xml:space="preserve">1.97×</w:t>
             </w:r>
           </w:p>
         </w:tc>
@@ -10899,15 +11534,15 @@
           <w:sz w:val="24"/>
           <w:szCs w:val="24"/>
         </w:rPr>
-        <w:t xml:space="preserve">простой группировке мы проиграли</w:t>
-      </w:r>
-      <w:r>
-        <w:rPr>
-          <w:rFonts w:ascii="Times New Roman" w:cs="Times New Roman" w:eastAsia="Times New Roman" w:hAnsi="Times New Roman"/>
-          <w:sz w:val="24"/>
-          <w:szCs w:val="24"/>
-        </w:rPr>
-        <w:t xml:space="preserve"> — 0.67×. И это понятно: сводка из 865 тыс. строк меньше, чем миллион ячеек куба, а DuckDB по ней просто пробегает. Тут весь наш прежний выигрыш объяснялся предпосчётом, и как только предпосчёт дали и сопернику, выигрыш исчез.</w:t>
+        <w:t xml:space="preserve">простой группировке выигрыш просел сильнее всего</w:t>
+      </w:r>
+      <w:r>
+        <w:rPr>
+          <w:rFonts w:ascii="Times New Roman" w:cs="Times New Roman" w:eastAsia="Times New Roman" w:hAnsi="Times New Roman"/>
+          <w:sz w:val="24"/>
+          <w:szCs w:val="24"/>
+        </w:rPr>
+        <w:t xml:space="preserve"> — с 2.2 до 1.4 раза. И это понятно: сводка из 865 тыс. строк меньше, чем миллион ячеек куба, а DuckDB по ней просто пробегает. Тут наш выигрыш почти целиком объяснялся предпосчётом, и как только предпосчёт дали и сопернику, он почти исчез.</w:t>
       </w:r>
     </w:p>
     <w:p>
@@ -10938,7 +11573,7 @@
           <w:sz w:val="24"/>
           <w:szCs w:val="24"/>
         </w:rPr>
-        <w:t xml:space="preserve"> — где есть и соединение, и фильтр, и свёртка по иерархии — преимущество осталось, и большое: до 10 раз. Вот это уже не предпосчёт. Это то, ради чего всё затевалось: четыре действия выполняются </w:t>
+        <w:t xml:space="preserve"> — где есть и соединение, и фильтр, и свёртка по иерархии — преимущество осталось: до 4.9 раза. Вот это уже не предпосчёт. Это то, ради чего всё затевалось: четыре действия выполняются </w:t>
       </w:r>
       <w:r>
         <w:rPr>
@@ -10985,7 +11620,7 @@
           <w:sz w:val="24"/>
           <w:szCs w:val="24"/>
         </w:rPr>
-        <w:t xml:space="preserve"> Строит свою сводку DuckDB, кстати, быстрее: 100 мс против наших 392 мс.</w:t>
+        <w:t xml:space="preserve"> Строит свою сводку DuckDB, кстати, быстрее: 99 мс против наших 381 мс (на двух миллионах строк).</w:t>
       </w:r>
     </w:p>
     <w:p>
@@ -11221,7 +11856,7 @@
                 <w:sz w:val="22"/>
                 <w:szCs w:val="22"/>
               </w:rPr>
-              <w:t xml:space="preserve">7.6×</w:t>
+              <w:t xml:space="preserve">3.2×</w:t>
             </w:r>
           </w:p>
         </w:tc>
@@ -11307,7 +11942,7 @@
                 <w:sz w:val="22"/>
                 <w:szCs w:val="22"/>
               </w:rPr>
-              <w:t xml:space="preserve">9.0×</w:t>
+              <w:t xml:space="preserve">3.8×</w:t>
             </w:r>
           </w:p>
         </w:tc>
@@ -11393,7 +12028,7 @@
                 <w:sz w:val="22"/>
                 <w:szCs w:val="22"/>
               </w:rPr>
-              <w:t xml:space="preserve">19.8×</w:t>
+              <w:t xml:space="preserve">4.3×</w:t>
             </w:r>
           </w:p>
         </w:tc>
@@ -11479,7 +12114,7 @@
                 <w:sz w:val="22"/>
                 <w:szCs w:val="22"/>
               </w:rPr>
-              <w:t xml:space="preserve">33.2×</w:t>
+              <w:t xml:space="preserve">7.8×</w:t>
             </w:r>
           </w:p>
         </w:tc>
@@ -11549,7 +12184,7 @@
           <w:sz w:val="24"/>
           <w:szCs w:val="24"/>
         </w:rPr>
-        <w:t xml:space="preserve">Плата за это видна в другом месте: построение куба растёт линейно и при 5 млн строк занимает 4.7 с.</w:t>
+        <w:t xml:space="preserve">Плата за это видна в другом месте: построение куба растёт линейно и при 5 млн строк занимает 1.8 с.</w:t>
       </w:r>
     </w:p>
     <w:p>
@@ -11810,7 +12445,7 @@
                 <w:sz w:val="22"/>
                 <w:szCs w:val="22"/>
               </w:rPr>
-              <w:t xml:space="preserve">29.4×</w:t>
+              <w:t xml:space="preserve">21.5×</w:t>
             </w:r>
           </w:p>
         </w:tc>
@@ -11923,7 +12558,7 @@
                 <w:sz w:val="22"/>
                 <w:szCs w:val="22"/>
               </w:rPr>
-              <w:t xml:space="preserve">5.1×</w:t>
+              <w:t xml:space="preserve">3.6×</w:t>
             </w:r>
           </w:p>
         </w:tc>
@@ -12036,7 +12671,7 @@
                 <w:sz w:val="22"/>
                 <w:szCs w:val="22"/>
               </w:rPr>
-              <w:t xml:space="preserve">1.3×</w:t>
+              <w:t xml:space="preserve">1.5×</w:t>
             </w:r>
           </w:p>
         </w:tc>
@@ -12149,7 +12784,7 @@
                 <w:sz w:val="22"/>
                 <w:szCs w:val="22"/>
               </w:rPr>
-              <w:t xml:space="preserve">0.53×</w:t>
+              <w:t xml:space="preserve">0.64×</w:t>
             </w:r>
           </w:p>
         </w:tc>
@@ -12188,7 +12823,7 @@
           <w:sz w:val="24"/>
           <w:szCs w:val="24"/>
         </w:rPr>
-        <w:t xml:space="preserve"> и в последней строке становится проигрышем: наша система вдвое медленнее. Причина наглядна: свёртка обходит все восемь миллионов ячеек, из которых заполнена лишь пятая часть, — то есть считает пустоту. DuckDB же обрабатывает ровно два миллиона существующих строк.</w:t>
+        <w:t xml:space="preserve"> и в последней строке становится проигрышем. Причина наглядна: свёртка обходит все восемь миллионов ячеек, из которых заполнена лишь пятая часть, — то есть считает пустоту. DuckDB же обрабатывает ровно два миллиона существующих строк. На простой агрегации та же строка ещё хуже — 0.36×, мы почти втрое медленнее.</w:t>
       </w:r>
     </w:p>
     <w:p>
@@ -12401,7 +13036,7 @@
                 <w:sz w:val="22"/>
                 <w:szCs w:val="22"/>
               </w:rPr>
-              <w:t xml:space="preserve">6.08×</w:t>
+              <w:t xml:space="preserve">1.18×</w:t>
             </w:r>
           </w:p>
         </w:tc>
@@ -12487,7 +13122,7 @@
                 <w:sz w:val="22"/>
                 <w:szCs w:val="22"/>
               </w:rPr>
-              <w:t xml:space="preserve">5.50×</w:t>
+              <w:t xml:space="preserve">1.20×</w:t>
             </w:r>
           </w:p>
         </w:tc>
@@ -12573,7 +13208,7 @@
                 <w:sz w:val="22"/>
                 <w:szCs w:val="22"/>
               </w:rPr>
-              <w:t xml:space="preserve">5.16×</w:t>
+              <w:t xml:space="preserve">1.36×</w:t>
             </w:r>
           </w:p>
         </w:tc>
@@ -12765,7 +13400,7 @@
           <w:sz w:val="24"/>
           <w:szCs w:val="24"/>
         </w:rPr>
-        <w:t xml:space="preserve">Сходятся и точки из разных развёрток: 3.4 млн ячеек при 2 млн фактов — это 0.59 факта на ячейку и выигрыш 1.33×; 4 млн ячеек при тех же фактах — 0.5 факта на ячейку и 1.10×. Одна и та же величина даёт один и тот же ответ.</w:t>
+        <w:t xml:space="preserve">Сходятся и точки из разных развёрток: 3.4 млн ячеек при 2 млн фактов — это 0.59 факта на ячейку и 0.69×; 4 млн ячеек при тех же фактах — 0.5 факта на ячейку и 0.62×. Одна и та же величина даёт один и тот же ответ.</w:t>
       </w:r>
     </w:p>
     <w:p>
@@ -12803,7 +13438,24 @@
           <w:sz w:val="24"/>
           <w:szCs w:val="24"/>
         </w:rPr>
-        <w:t xml:space="preserve">Поскольку число ячеек — это произведение размеров всех измерений, критерий переводится в требование к схеме. Сто тысяч клиентов × десять тысяч товаров × тысяча дней = 10¹² ячеек, и никаких фактов на них не хватит. Значит, измерения должны быть достаточно </w:t>
+        <w:t xml:space="preserve">Поскольку число ячеек — это произведение размеров всех измерений, критерий переводится в требование к схеме. Сто тысяч клиентов × десять тысяч товаров × тысяча дней = 10</w:t>
+      </w:r>
+      <w:r>
+        <w:rPr>
+          <w:rFonts w:ascii="Times New Roman" w:cs="Times New Roman" w:eastAsia="Times New Roman" w:hAnsi="Times New Roman"/>
+          <w:sz w:val="24"/>
+          <w:szCs w:val="24"/>
+          <w:vertAlign w:val="superscript"/>
+        </w:rPr>
+        <w:t xml:space="preserve">12</w:t>
+      </w:r>
+      <w:r>
+        <w:rPr>
+          <w:rFonts w:ascii="Times New Roman" w:cs="Times New Roman" w:eastAsia="Times New Roman" w:hAnsi="Times New Roman"/>
+          <w:sz w:val="24"/>
+          <w:szCs w:val="24"/>
+        </w:rPr>
+        <w:t xml:space="preserve"> ячеек, и никаких фактов на них не хватит. Значит, измерения должны быть достаточно </w:t>
       </w:r>
       <w:r>
         <w:rPr>
@@ -12896,23 +13548,651 @@
           <w:sz w:val="24"/>
           <w:szCs w:val="24"/>
         </w:rPr>
-        <w:t xml:space="preserve">Результат замеров неожиданный и в статье он не приукрашен: разреженный формат </w:t>
-      </w:r>
-      <w:r>
-        <w:rPr>
-          <w:rFonts w:ascii="Times New Roman" w:cs="Times New Roman" w:eastAsia="Times New Roman" w:hAnsi="Times New Roman"/>
-          <w:sz w:val="24"/>
-          <w:szCs w:val="24"/>
-        </w:rPr>
-        <w:t xml:space="preserve">экономит память в десятки раз, но работает в 5–10 раз медленнее</w:t>
-      </w:r>
-      <w:r>
-        <w:rPr>
-          <w:rFonts w:ascii="Times New Roman" w:cs="Times New Roman" w:eastAsia="Times New Roman" w:hAnsi="Times New Roman"/>
-          <w:sz w:val="24"/>
-          <w:szCs w:val="24"/>
-        </w:rPr>
-        <w:t xml:space="preserve">. Причина: библиотека `einsum` и математическое ядро BLAS умеют работать только с плотными массивами, поэтому для разреженных пришлось писать своё, и оно проигрывает вылизанным годами библиотекам.</w:t>
+        <w:t xml:space="preserve">Что показал замер. По памяти всё предсказуемо: разреженный формат выигрывает начиная примерно с 25 % заполнения, а при 0.6 % экономит уже в сорок раз.</w:t>
+      </w:r>
+    </w:p>
+    <w:p>
+      <w:pPr>
+        <w:spacing w:after="120" w:before="0" w:line="300"/>
+        <w:ind w:firstLine="567"/>
+        <w:jc w:val="both"/>
+      </w:pPr>
+      <w:r>
+        <w:rPr>
+          <w:rFonts w:ascii="Times New Roman" w:cs="Times New Roman" w:eastAsia="Times New Roman" w:hAnsi="Times New Roman"/>
+          <w:sz w:val="24"/>
+          <w:szCs w:val="24"/>
+        </w:rPr>
+        <w:t xml:space="preserve">А вот со временем оказалось интереснее, и ответ </w:t>
+      </w:r>
+      <w:r>
+        <w:rPr>
+          <w:rFonts w:ascii="Times New Roman" w:cs="Times New Roman" w:eastAsia="Times New Roman" w:hAnsi="Times New Roman"/>
+          <w:sz w:val="24"/>
+          <w:szCs w:val="24"/>
+        </w:rPr>
+        <w:t xml:space="preserve">зависит от запроса</w:t>
+      </w:r>
+      <w:r>
+        <w:rPr>
+          <w:rFonts w:ascii="Times New Roman" w:cs="Times New Roman" w:eastAsia="Times New Roman" w:hAnsi="Times New Roman"/>
+          <w:sz w:val="24"/>
+          <w:szCs w:val="24"/>
+        </w:rPr>
+        <w:t xml:space="preserve">. Мы померили два:</w:t>
+      </w:r>
+    </w:p>
+    <w:p>
+      <w:pPr>
+        <w:spacing w:after="120" w:before="0" w:line="300"/>
+        <w:ind w:firstLine="567"/>
+        <w:jc w:val="both"/>
+      </w:pPr>
+      <w:r>
+        <w:rPr>
+          <w:rFonts w:ascii="Times New Roman" w:cs="Times New Roman" w:eastAsia="Times New Roman" w:hAnsi="Times New Roman"/>
+          <w:sz w:val="24"/>
+          <w:szCs w:val="24"/>
+        </w:rPr>
+        <w:t xml:space="preserve"> </w:t>
+      </w:r>
+      <w:r>
+        <w:rPr>
+          <w:rFonts w:ascii="Times New Roman" w:cs="Times New Roman" w:eastAsia="Times New Roman" w:hAnsi="Times New Roman"/>
+          <w:sz w:val="24"/>
+          <w:szCs w:val="24"/>
+        </w:rPr>
+        <w:t xml:space="preserve">простой</w:t>
+      </w:r>
+      <w:r>
+        <w:rPr>
+          <w:rFonts w:ascii="Times New Roman" w:cs="Times New Roman" w:eastAsia="Times New Roman" w:hAnsi="Times New Roman"/>
+          <w:sz w:val="24"/>
+          <w:szCs w:val="24"/>
+        </w:rPr>
+        <w:t xml:space="preserve"> — сумма по одному измерению; </w:t>
+      </w:r>
+      <w:r>
+        <w:rPr>
+          <w:rFonts w:ascii="Times New Roman" w:cs="Times New Roman" w:eastAsia="Times New Roman" w:hAnsi="Times New Roman"/>
+          <w:sz w:val="24"/>
+          <w:szCs w:val="24"/>
+        </w:rPr>
+        <w:t xml:space="preserve"> </w:t>
+      </w:r>
+      <w:r>
+        <w:rPr>
+          <w:rFonts w:ascii="Times New Roman" w:cs="Times New Roman" w:eastAsia="Times New Roman" w:hAnsi="Times New Roman"/>
+          <w:sz w:val="24"/>
+          <w:szCs w:val="24"/>
+        </w:rPr>
+        <w:t xml:space="preserve">составной</w:t>
+      </w:r>
+      <w:r>
+        <w:rPr>
+          <w:rFonts w:ascii="Times New Roman" w:cs="Times New Roman" w:eastAsia="Times New Roman" w:hAnsi="Times New Roman"/>
+          <w:sz w:val="24"/>
+          <w:szCs w:val="24"/>
+        </w:rPr>
+        <w:t xml:space="preserve"> — соединение со справочником цен плюс свёртка по иерархии.</w:t>
+      </w:r>
+    </w:p>
+    <w:tbl>
+      <w:tblPr>
+        <w:tblW w:type="dxa" w:w="9600"/>
+        <w:tblBorders>
+          <w:top w:val="single" w:color="auto" w:sz="4"/>
+          <w:left w:val="single" w:color="auto" w:sz="4"/>
+          <w:bottom w:val="single" w:color="auto" w:sz="4"/>
+          <w:right w:val="single" w:color="auto" w:sz="4"/>
+          <w:insideH w:val="single" w:color="auto" w:sz="4"/>
+          <w:insideV w:val="single" w:color="auto" w:sz="4"/>
+        </w:tblBorders>
+      </w:tblPr>
+      <w:tblGrid>
+        <w:gridCol w:w="1412"/>
+        <w:gridCol w:w="3953"/>
+        <w:gridCol w:w="4235"/>
+      </w:tblGrid>
+      <w:tr>
+        <w:trPr>
+          <w:tblHeader/>
+        </w:trPr>
+        <w:tc>
+          <w:tcPr>
+            <w:tcW w:type="dxa" w:w="1412"/>
+            <w:shd w:fill="EFEFEF" w:val="clear"/>
+            <w:tcMar>
+              <w:top w:type="dxa" w:w="60"/>
+              <w:left w:type="dxa" w:w="100"/>
+              <w:bottom w:type="dxa" w:w="60"/>
+              <w:right w:type="dxa" w:w="100"/>
+            </w:tcMar>
+          </w:tcPr>
+          <w:p>
+            <w:pPr>
+              <w:spacing w:after="0" w:line="260"/>
+              <w:jc w:val="center"/>
+            </w:pPr>
+            <w:r>
+              <w:rPr>
+                <w:rFonts w:ascii="Times New Roman" w:cs="Times New Roman" w:eastAsia="Times New Roman" w:hAnsi="Times New Roman"/>
+                <w:b/>
+                <w:bCs/>
+                <w:sz w:val="22"/>
+                <w:szCs w:val="22"/>
+              </w:rPr>
+              <w:t xml:space="preserve">Заполнено</w:t>
+            </w:r>
+          </w:p>
+        </w:tc>
+        <w:tc>
+          <w:tcPr>
+            <w:tcW w:type="dxa" w:w="3953"/>
+            <w:shd w:fill="EFEFEF" w:val="clear"/>
+            <w:tcMar>
+              <w:top w:type="dxa" w:w="60"/>
+              <w:left w:type="dxa" w:w="100"/>
+              <w:bottom w:type="dxa" w:w="60"/>
+              <w:right w:type="dxa" w:w="100"/>
+            </w:tcMar>
+          </w:tcPr>
+          <w:p>
+            <w:pPr>
+              <w:spacing w:after="0" w:line="260"/>
+              <w:jc w:val="center"/>
+            </w:pPr>
+            <w:r>
+              <w:rPr>
+                <w:rFonts w:ascii="Times New Roman" w:cs="Times New Roman" w:eastAsia="Times New Roman" w:hAnsi="Times New Roman"/>
+                <w:b/>
+                <w:bCs/>
+                <w:sz w:val="22"/>
+                <w:szCs w:val="22"/>
+              </w:rPr>
+              <w:t xml:space="preserve">Простой: плотно / разреженно</w:t>
+            </w:r>
+          </w:p>
+        </w:tc>
+        <w:tc>
+          <w:tcPr>
+            <w:tcW w:type="dxa" w:w="4235"/>
+            <w:shd w:fill="EFEFEF" w:val="clear"/>
+            <w:tcMar>
+              <w:top w:type="dxa" w:w="60"/>
+              <w:left w:type="dxa" w:w="100"/>
+              <w:bottom w:type="dxa" w:w="60"/>
+              <w:right w:type="dxa" w:w="100"/>
+            </w:tcMar>
+          </w:tcPr>
+          <w:p>
+            <w:pPr>
+              <w:spacing w:after="0" w:line="260"/>
+              <w:jc w:val="center"/>
+            </w:pPr>
+            <w:r>
+              <w:rPr>
+                <w:rFonts w:ascii="Times New Roman" w:cs="Times New Roman" w:eastAsia="Times New Roman" w:hAnsi="Times New Roman"/>
+                <w:b/>
+                <w:bCs/>
+                <w:sz w:val="22"/>
+                <w:szCs w:val="22"/>
+              </w:rPr>
+              <w:t xml:space="preserve">Составной: плотно / разреженно</w:t>
+            </w:r>
+          </w:p>
+        </w:tc>
+      </w:tr>
+      <w:tr>
+        <w:trPr>
+          <w:tblHeader w:val="false"/>
+        </w:trPr>
+        <w:tc>
+          <w:tcPr>
+            <w:tcW w:type="dxa" w:w="1412"/>
+            <w:tcMar>
+              <w:top w:type="dxa" w:w="60"/>
+              <w:left w:type="dxa" w:w="100"/>
+              <w:bottom w:type="dxa" w:w="60"/>
+              <w:right w:type="dxa" w:w="100"/>
+            </w:tcMar>
+          </w:tcPr>
+          <w:p>
+            <w:pPr>
+              <w:spacing w:after="0" w:line="260"/>
+              <w:jc w:val="right"/>
+            </w:pPr>
+            <w:r>
+              <w:rPr>
+                <w:rFonts w:ascii="Times New Roman" w:cs="Times New Roman" w:eastAsia="Times New Roman" w:hAnsi="Times New Roman"/>
+                <w:b w:val="false"/>
+                <w:bCs w:val="false"/>
+                <w:sz w:val="22"/>
+                <w:szCs w:val="22"/>
+              </w:rPr>
+              <w:t xml:space="preserve">39.3 %</w:t>
+            </w:r>
+          </w:p>
+        </w:tc>
+        <w:tc>
+          <w:tcPr>
+            <w:tcW w:type="dxa" w:w="3953"/>
+            <w:tcMar>
+              <w:top w:type="dxa" w:w="60"/>
+              <w:left w:type="dxa" w:w="100"/>
+              <w:bottom w:type="dxa" w:w="60"/>
+              <w:right w:type="dxa" w:w="100"/>
+            </w:tcMar>
+          </w:tcPr>
+          <w:p>
+            <w:pPr>
+              <w:spacing w:after="0" w:line="260"/>
+              <w:jc w:val="left"/>
+            </w:pPr>
+            <w:r>
+              <w:rPr>
+                <w:rFonts w:ascii="Times New Roman" w:cs="Times New Roman" w:eastAsia="Times New Roman" w:hAnsi="Times New Roman"/>
+                <w:b w:val="false"/>
+                <w:bCs w:val="false"/>
+                <w:sz w:val="22"/>
+                <w:szCs w:val="22"/>
+              </w:rPr>
+              <w:t xml:space="preserve">1.87 / 16.64 мс</w:t>
+            </w:r>
+          </w:p>
+        </w:tc>
+        <w:tc>
+          <w:tcPr>
+            <w:tcW w:type="dxa" w:w="4235"/>
+            <w:tcMar>
+              <w:top w:type="dxa" w:w="60"/>
+              <w:left w:type="dxa" w:w="100"/>
+              <w:bottom w:type="dxa" w:w="60"/>
+              <w:right w:type="dxa" w:w="100"/>
+            </w:tcMar>
+          </w:tcPr>
+          <w:p>
+            <w:pPr>
+              <w:spacing w:after="0" w:line="260"/>
+              <w:jc w:val="left"/>
+            </w:pPr>
+            <w:r>
+              <w:rPr>
+                <w:rFonts w:ascii="Times New Roman" w:cs="Times New Roman" w:eastAsia="Times New Roman" w:hAnsi="Times New Roman"/>
+                <w:b w:val="false"/>
+                <w:bCs w:val="false"/>
+                <w:sz w:val="22"/>
+                <w:szCs w:val="22"/>
+              </w:rPr>
+              <w:t xml:space="preserve">0.86 / 66.14 мс</w:t>
+            </w:r>
+          </w:p>
+        </w:tc>
+      </w:tr>
+      <w:tr>
+        <w:trPr>
+          <w:tblHeader w:val="false"/>
+        </w:trPr>
+        <w:tc>
+          <w:tcPr>
+            <w:tcW w:type="dxa" w:w="1412"/>
+            <w:tcMar>
+              <w:top w:type="dxa" w:w="60"/>
+              <w:left w:type="dxa" w:w="100"/>
+              <w:bottom w:type="dxa" w:w="60"/>
+              <w:right w:type="dxa" w:w="100"/>
+            </w:tcMar>
+          </w:tcPr>
+          <w:p>
+            <w:pPr>
+              <w:spacing w:after="0" w:line="260"/>
+              <w:jc w:val="right"/>
+            </w:pPr>
+            <w:r>
+              <w:rPr>
+                <w:rFonts w:ascii="Times New Roman" w:cs="Times New Roman" w:eastAsia="Times New Roman" w:hAnsi="Times New Roman"/>
+                <w:b w:val="false"/>
+                <w:bCs w:val="false"/>
+                <w:sz w:val="22"/>
+                <w:szCs w:val="22"/>
+              </w:rPr>
+              <w:t xml:space="preserve">6.1 %</w:t>
+            </w:r>
+          </w:p>
+        </w:tc>
+        <w:tc>
+          <w:tcPr>
+            <w:tcW w:type="dxa" w:w="3953"/>
+            <w:tcMar>
+              <w:top w:type="dxa" w:w="60"/>
+              <w:left w:type="dxa" w:w="100"/>
+              <w:bottom w:type="dxa" w:w="60"/>
+              <w:right w:type="dxa" w:w="100"/>
+            </w:tcMar>
+          </w:tcPr>
+          <w:p>
+            <w:pPr>
+              <w:spacing w:after="0" w:line="260"/>
+              <w:jc w:val="left"/>
+            </w:pPr>
+            <w:r>
+              <w:rPr>
+                <w:rFonts w:ascii="Times New Roman" w:cs="Times New Roman" w:eastAsia="Times New Roman" w:hAnsi="Times New Roman"/>
+                <w:b w:val="false"/>
+                <w:bCs w:val="false"/>
+                <w:sz w:val="22"/>
+                <w:szCs w:val="22"/>
+              </w:rPr>
+              <w:t xml:space="preserve">1.81 / 2.35 мс</w:t>
+            </w:r>
+          </w:p>
+        </w:tc>
+        <w:tc>
+          <w:tcPr>
+            <w:tcW w:type="dxa" w:w="4235"/>
+            <w:tcMar>
+              <w:top w:type="dxa" w:w="60"/>
+              <w:left w:type="dxa" w:w="100"/>
+              <w:bottom w:type="dxa" w:w="60"/>
+              <w:right w:type="dxa" w:w="100"/>
+            </w:tcMar>
+          </w:tcPr>
+          <w:p>
+            <w:pPr>
+              <w:spacing w:after="0" w:line="260"/>
+              <w:jc w:val="left"/>
+            </w:pPr>
+            <w:r>
+              <w:rPr>
+                <w:rFonts w:ascii="Times New Roman" w:cs="Times New Roman" w:eastAsia="Times New Roman" w:hAnsi="Times New Roman"/>
+                <w:b w:val="false"/>
+                <w:bCs w:val="false"/>
+                <w:sz w:val="22"/>
+                <w:szCs w:val="22"/>
+              </w:rPr>
+              <w:t xml:space="preserve">0.93 / 9.66 мс</w:t>
+            </w:r>
+          </w:p>
+        </w:tc>
+      </w:tr>
+      <w:tr>
+        <w:trPr>
+          <w:tblHeader w:val="false"/>
+        </w:trPr>
+        <w:tc>
+          <w:tcPr>
+            <w:tcW w:type="dxa" w:w="1412"/>
+            <w:tcMar>
+              <w:top w:type="dxa" w:w="60"/>
+              <w:left w:type="dxa" w:w="100"/>
+              <w:bottom w:type="dxa" w:w="60"/>
+              <w:right w:type="dxa" w:w="100"/>
+            </w:tcMar>
+          </w:tcPr>
+          <w:p>
+            <w:pPr>
+              <w:spacing w:after="0" w:line="260"/>
+              <w:jc w:val="right"/>
+            </w:pPr>
+            <w:r>
+              <w:rPr>
+                <w:rFonts w:ascii="Times New Roman" w:cs="Times New Roman" w:eastAsia="Times New Roman" w:hAnsi="Times New Roman"/>
+                <w:b w:val="false"/>
+                <w:bCs w:val="false"/>
+                <w:sz w:val="22"/>
+                <w:szCs w:val="22"/>
+              </w:rPr>
+              <w:t xml:space="preserve">3.1 %</w:t>
+            </w:r>
+          </w:p>
+        </w:tc>
+        <w:tc>
+          <w:tcPr>
+            <w:tcW w:type="dxa" w:w="3953"/>
+            <w:tcMar>
+              <w:top w:type="dxa" w:w="60"/>
+              <w:left w:type="dxa" w:w="100"/>
+              <w:bottom w:type="dxa" w:w="60"/>
+              <w:right w:type="dxa" w:w="100"/>
+            </w:tcMar>
+          </w:tcPr>
+          <w:p>
+            <w:pPr>
+              <w:spacing w:after="0" w:line="260"/>
+              <w:jc w:val="left"/>
+            </w:pPr>
+            <w:r>
+              <w:rPr>
+                <w:rFonts w:ascii="Times New Roman" w:cs="Times New Roman" w:eastAsia="Times New Roman" w:hAnsi="Times New Roman"/>
+                <w:b w:val="false"/>
+                <w:bCs w:val="false"/>
+                <w:sz w:val="22"/>
+                <w:szCs w:val="22"/>
+              </w:rPr>
+              <w:t xml:space="preserve">1.73 / </w:t>
+            </w:r>
+            <w:r>
+              <w:rPr>
+                <w:rFonts w:ascii="Times New Roman" w:cs="Times New Roman" w:eastAsia="Times New Roman" w:hAnsi="Times New Roman"/>
+                <w:b w:val="false"/>
+                <w:bCs w:val="false"/>
+                <w:sz w:val="22"/>
+                <w:szCs w:val="22"/>
+              </w:rPr>
+              <w:t xml:space="preserve">0.77</w:t>
+            </w:r>
+            <w:r>
+              <w:rPr>
+                <w:rFonts w:ascii="Times New Roman" w:cs="Times New Roman" w:eastAsia="Times New Roman" w:hAnsi="Times New Roman"/>
+                <w:b w:val="false"/>
+                <w:bCs w:val="false"/>
+                <w:sz w:val="22"/>
+                <w:szCs w:val="22"/>
+              </w:rPr>
+              <w:t xml:space="preserve"> мс</w:t>
+            </w:r>
+          </w:p>
+        </w:tc>
+        <w:tc>
+          <w:tcPr>
+            <w:tcW w:type="dxa" w:w="4235"/>
+            <w:tcMar>
+              <w:top w:type="dxa" w:w="60"/>
+              <w:left w:type="dxa" w:w="100"/>
+              <w:bottom w:type="dxa" w:w="60"/>
+              <w:right w:type="dxa" w:w="100"/>
+            </w:tcMar>
+          </w:tcPr>
+          <w:p>
+            <w:pPr>
+              <w:spacing w:after="0" w:line="260"/>
+              <w:jc w:val="left"/>
+            </w:pPr>
+            <w:r>
+              <w:rPr>
+                <w:rFonts w:ascii="Times New Roman" w:cs="Times New Roman" w:eastAsia="Times New Roman" w:hAnsi="Times New Roman"/>
+                <w:b w:val="false"/>
+                <w:bCs w:val="false"/>
+                <w:sz w:val="22"/>
+                <w:szCs w:val="22"/>
+              </w:rPr>
+              <w:t xml:space="preserve">0.92 / 5.22 мс</w:t>
+            </w:r>
+          </w:p>
+        </w:tc>
+      </w:tr>
+      <w:tr>
+        <w:trPr>
+          <w:tblHeader w:val="false"/>
+        </w:trPr>
+        <w:tc>
+          <w:tcPr>
+            <w:tcW w:type="dxa" w:w="1412"/>
+            <w:tcMar>
+              <w:top w:type="dxa" w:w="60"/>
+              <w:left w:type="dxa" w:w="100"/>
+              <w:bottom w:type="dxa" w:w="60"/>
+              <w:right w:type="dxa" w:w="100"/>
+            </w:tcMar>
+          </w:tcPr>
+          <w:p>
+            <w:pPr>
+              <w:spacing w:after="0" w:line="260"/>
+              <w:jc w:val="right"/>
+            </w:pPr>
+            <w:r>
+              <w:rPr>
+                <w:rFonts w:ascii="Times New Roman" w:cs="Times New Roman" w:eastAsia="Times New Roman" w:hAnsi="Times New Roman"/>
+                <w:b w:val="false"/>
+                <w:bCs w:val="false"/>
+                <w:sz w:val="22"/>
+                <w:szCs w:val="22"/>
+              </w:rPr>
+              <w:t xml:space="preserve">0.6 %</w:t>
+            </w:r>
+          </w:p>
+        </w:tc>
+        <w:tc>
+          <w:tcPr>
+            <w:tcW w:type="dxa" w:w="3953"/>
+            <w:tcMar>
+              <w:top w:type="dxa" w:w="60"/>
+              <w:left w:type="dxa" w:w="100"/>
+              <w:bottom w:type="dxa" w:w="60"/>
+              <w:right w:type="dxa" w:w="100"/>
+            </w:tcMar>
+          </w:tcPr>
+          <w:p>
+            <w:pPr>
+              <w:spacing w:after="0" w:line="260"/>
+              <w:jc w:val="left"/>
+            </w:pPr>
+            <w:r>
+              <w:rPr>
+                <w:rFonts w:ascii="Times New Roman" w:cs="Times New Roman" w:eastAsia="Times New Roman" w:hAnsi="Times New Roman"/>
+                <w:b w:val="false"/>
+                <w:bCs w:val="false"/>
+                <w:sz w:val="22"/>
+                <w:szCs w:val="22"/>
+              </w:rPr>
+              <w:t xml:space="preserve">1.85 / </w:t>
+            </w:r>
+            <w:r>
+              <w:rPr>
+                <w:rFonts w:ascii="Times New Roman" w:cs="Times New Roman" w:eastAsia="Times New Roman" w:hAnsi="Times New Roman"/>
+                <w:b w:val="false"/>
+                <w:bCs w:val="false"/>
+                <w:sz w:val="22"/>
+                <w:szCs w:val="22"/>
+              </w:rPr>
+              <w:t xml:space="preserve">0.30</w:t>
+            </w:r>
+            <w:r>
+              <w:rPr>
+                <w:rFonts w:ascii="Times New Roman" w:cs="Times New Roman" w:eastAsia="Times New Roman" w:hAnsi="Times New Roman"/>
+                <w:b w:val="false"/>
+                <w:bCs w:val="false"/>
+                <w:sz w:val="22"/>
+                <w:szCs w:val="22"/>
+              </w:rPr>
+              <w:t xml:space="preserve"> мс</w:t>
+            </w:r>
+          </w:p>
+        </w:tc>
+        <w:tc>
+          <w:tcPr>
+            <w:tcW w:type="dxa" w:w="4235"/>
+            <w:tcMar>
+              <w:top w:type="dxa" w:w="60"/>
+              <w:left w:type="dxa" w:w="100"/>
+              <w:bottom w:type="dxa" w:w="60"/>
+              <w:right w:type="dxa" w:w="100"/>
+            </w:tcMar>
+          </w:tcPr>
+          <w:p>
+            <w:pPr>
+              <w:spacing w:after="0" w:line="260"/>
+              <w:jc w:val="left"/>
+            </w:pPr>
+            <w:r>
+              <w:rPr>
+                <w:rFonts w:ascii="Times New Roman" w:cs="Times New Roman" w:eastAsia="Times New Roman" w:hAnsi="Times New Roman"/>
+                <w:b w:val="false"/>
+                <w:bCs w:val="false"/>
+                <w:sz w:val="22"/>
+                <w:szCs w:val="22"/>
+              </w:rPr>
+              <w:t xml:space="preserve">0.94 / 1.43 мс</w:t>
+            </w:r>
+          </w:p>
+        </w:tc>
+      </w:tr>
+    </w:tbl>
+    <w:p>
+      <w:pPr>
+        <w:spacing w:after="120"/>
+      </w:pPr>
+    </w:p>
+    <w:p>
+      <w:pPr>
+        <w:spacing w:after="120" w:before="0" w:line="300"/>
+        <w:ind w:firstLine="567"/>
+        <w:jc w:val="both"/>
+      </w:pPr>
+      <w:r>
+        <w:rPr>
+          <w:rFonts w:ascii="Times New Roman" w:cs="Times New Roman" w:eastAsia="Times New Roman" w:hAnsi="Times New Roman"/>
+          <w:sz w:val="24"/>
+          <w:szCs w:val="24"/>
+        </w:rPr>
+        <w:t xml:space="preserve">На </w:t>
+      </w:r>
+      <w:r>
+        <w:rPr>
+          <w:rFonts w:ascii="Times New Roman" w:cs="Times New Roman" w:eastAsia="Times New Roman" w:hAnsi="Times New Roman"/>
+          <w:sz w:val="24"/>
+          <w:szCs w:val="24"/>
+        </w:rPr>
+        <w:t xml:space="preserve">простом</w:t>
+      </w:r>
+      <w:r>
+        <w:rPr>
+          <w:rFonts w:ascii="Times New Roman" w:cs="Times New Roman" w:eastAsia="Times New Roman" w:hAnsi="Times New Roman"/>
+          <w:sz w:val="24"/>
+          <w:szCs w:val="24"/>
+        </w:rPr>
+        <w:t xml:space="preserve"> запросе разреженный формат ниже 4 % заполнения обгоняет плотный, и к 0.6 % — уже вшестеро. Логично: плотная свёртка честно обходит все миллион ячеек, сколько бы из них ни было пустых, а разреженная работает только с непустыми. Посмотрите, кстати, на левый столбец: плотное время вообще не меняется — 1.5–1.9 мс при любой заполненности. Это то же правило, что и выше, только увиденное с другой стороны.</w:t>
+      </w:r>
+    </w:p>
+    <w:p>
+      <w:pPr>
+        <w:spacing w:after="120" w:before="0" w:line="300"/>
+        <w:ind w:firstLine="567"/>
+        <w:jc w:val="both"/>
+      </w:pPr>
+      <w:r>
+        <w:rPr>
+          <w:rFonts w:ascii="Times New Roman" w:cs="Times New Roman" w:eastAsia="Times New Roman" w:hAnsi="Times New Roman"/>
+          <w:sz w:val="24"/>
+          <w:szCs w:val="24"/>
+        </w:rPr>
+        <w:t xml:space="preserve">На </w:t>
+      </w:r>
+      <w:r>
+        <w:rPr>
+          <w:rFonts w:ascii="Times New Roman" w:cs="Times New Roman" w:eastAsia="Times New Roman" w:hAnsi="Times New Roman"/>
+          <w:sz w:val="24"/>
+          <w:szCs w:val="24"/>
+        </w:rPr>
+        <w:t xml:space="preserve">составном</w:t>
+      </w:r>
+      <w:r>
+        <w:rPr>
+          <w:rFonts w:ascii="Times New Roman" w:cs="Times New Roman" w:eastAsia="Times New Roman" w:hAnsi="Times New Roman"/>
+          <w:sz w:val="24"/>
+          <w:szCs w:val="24"/>
+        </w:rPr>
+        <w:t xml:space="preserve"> запросе разреженный формат не выигрывает нигде — даже при 0.6 % он в полтора раза медленнее. Причина в числе операндов: плотный путь стягивает все четыре одним вызовом `einsum` поверх BLAS, а разреженному приходится делать цепочку хеш-соединений, и экономия на пустых ячейках уходит на их стоимость.</w:t>
       </w:r>
     </w:p>
     <w:p>
@@ -12935,7 +14215,22 @@
           <w:sz w:val="24"/>
           <w:szCs w:val="24"/>
         </w:rPr>
-        <w:t xml:space="preserve"> разреженный формат включается не для скорости, а когда плотный уже не влезает в память.</w:t>
+        <w:t xml:space="preserve"> порог перехода на разреженный формат стоит на 2 % — заведомо ниже точки, где выигрывает простой запрос. Это не перестраховка ради перестраховки: порог один на все запросы, и выбирать его надо по худшему случаю. Ускорив простой запрос, мы бы в разы замедлили составной.</w:t>
+      </w:r>
+    </w:p>
+    <w:p>
+      <w:pPr>
+        <w:spacing w:after="120" w:before="0" w:line="300"/>
+        <w:ind w:firstLine="567"/>
+        <w:jc w:val="both"/>
+      </w:pPr>
+      <w:r>
+        <w:rPr>
+          <w:rFonts w:ascii="Times New Roman" w:cs="Times New Roman" w:eastAsia="Times New Roman" w:hAnsi="Times New Roman"/>
+          <w:sz w:val="24"/>
+          <w:szCs w:val="24"/>
+        </w:rPr>
+        <w:t xml:space="preserve">Вывод на будущее: выбирать формат должен оптимизатор, глядя на форму плана, а не загрузчик, глядящий на одну лишь заполненность.</w:t>
       </w:r>
     </w:p>
     <w:p>
@@ -13073,7 +14368,7 @@
                 <w:sz w:val="22"/>
                 <w:szCs w:val="22"/>
               </w:rPr>
-              <w:t xml:space="preserve">Единый `einsum` с запомненным порядком</w:t>
+              <w:t xml:space="preserve">Два последовательных `einsum`</w:t>
             </w:r>
           </w:p>
         </w:tc>
@@ -13100,7 +14395,7 @@
                 <w:sz w:val="22"/>
                 <w:szCs w:val="22"/>
               </w:rPr>
-              <w:t xml:space="preserve">0.33 мс</w:t>
+              <w:t xml:space="preserve">0.45 мс</w:t>
             </w:r>
           </w:p>
         </w:tc>
@@ -13132,7 +14427,7 @@
                 <w:sz w:val="22"/>
                 <w:szCs w:val="22"/>
               </w:rPr>
-              <w:t xml:space="preserve">Два последовательных `einsum`</w:t>
+              <w:t xml:space="preserve">Единый `einsum` с запомненным порядком</w:t>
             </w:r>
           </w:p>
         </w:tc>
@@ -13159,7 +14454,7 @@
                 <w:sz w:val="22"/>
                 <w:szCs w:val="22"/>
               </w:rPr>
-              <w:t xml:space="preserve">0.35 мс</w:t>
+              <w:t xml:space="preserve">1.53 мс</w:t>
             </w:r>
           </w:p>
         </w:tc>
@@ -13218,7 +14513,7 @@
                 <w:sz w:val="22"/>
                 <w:szCs w:val="22"/>
               </w:rPr>
-              <w:t xml:space="preserve">2.10 мс</w:t>
+              <w:t xml:space="preserve">2.32 мс</w:t>
             </w:r>
           </w:p>
         </w:tc>
@@ -13241,7 +14536,7 @@
           <w:sz w:val="24"/>
           <w:szCs w:val="24"/>
         </w:rPr>
-        <w:t xml:space="preserve">«Правильный» способ оказался в шесть раз медленнее.</w:t>
+        <w:t xml:space="preserve">«Правильный» способ оказался самым медленным.</w:t>
       </w:r>
       <w:r>
         <w:rPr>
@@ -13280,22 +14575,30 @@
           <w:sz w:val="24"/>
           <w:szCs w:val="24"/>
         </w:rPr>
-        <w:t xml:space="preserve">Исключение — двумерный случай, где переставлять нечего: там прямое матричное умножение действительно быстрее (39.5 мкс против 79 мкс). Этим же объясняется и расхождение с предыдущей статьёй в двумерных строках таблицы 4: у `einsum` есть постоянные накладные расходы около 30 мкс на разбор строки вида `'abc,b-&gt;a'`, и на маленьких данных они съедают всю выгоду.</w:t>
-      </w:r>
-    </w:p>
-    <w:p>
-      <w:pPr>
-        <w:spacing w:after="120" w:before="0" w:line="300"/>
-        <w:ind w:firstLine="567"/>
-        <w:jc w:val="both"/>
-      </w:pPr>
-      <w:r>
-        <w:rPr>
-          <w:rFonts w:ascii="Times New Roman" w:cs="Times New Roman" w:eastAsia="Times New Roman" w:hAnsi="Times New Roman"/>
-          <w:sz w:val="24"/>
-          <w:szCs w:val="24"/>
-        </w:rPr>
-        <w:t xml:space="preserve">Но потом нашлось исключение посерьёзнее — и оно оказалось важным.</w:t>
+        <w:t xml:space="preserve">Исключение — двумерный случай, где переставлять нечего: там прямое матричное умножение действительно быстрее (56 мкс против 65 мкс). Этим же объясняется и расхождение с предыдущей статьёй в двумерных строках таблицы 4: у `einsum` есть постоянные накладные расходы около 14 мкс на разбор строки вида `'abc,b-&gt;a'`, и на маленьких данных они съедают всю выгоду.</w:t>
+      </w:r>
+    </w:p>
+    <w:p>
+      <w:pPr>
+        <w:spacing w:after="120" w:before="0" w:line="300"/>
+        <w:ind w:firstLine="567"/>
+        <w:jc w:val="both"/>
+      </w:pPr>
+      <w:r>
+        <w:rPr>
+          <w:rFonts w:ascii="Times New Roman" w:cs="Times New Roman" w:eastAsia="Times New Roman" w:hAnsi="Times New Roman"/>
+          <w:sz w:val="24"/>
+          <w:szCs w:val="24"/>
+        </w:rPr>
+        <w:t xml:space="preserve">Но всё это — про случай λ = 0. </w:t>
+      </w:r>
+      <w:r>
+        <w:rPr>
+          <w:rFonts w:ascii="Times New Roman" w:cs="Times New Roman" w:eastAsia="Times New Roman" w:hAnsi="Times New Roman"/>
+          <w:sz w:val="24"/>
+          <w:szCs w:val="24"/>
+        </w:rPr>
+        <w:t xml:space="preserve">Как только скоттовы индексы появляются, картина меняется на противоположную.</w:t>
       </w:r>
     </w:p>
     <w:p>
@@ -13449,7 +14752,7 @@
           <w:sz w:val="24"/>
           <w:szCs w:val="24"/>
         </w:rPr>
-        <w:t xml:space="preserve">Переписали. Замер (свёртка матрицы 200×200×120 с матрицей 200×120×M):</w:t>
+        <w:t xml:space="preserve">Переписали. Замер (свёртка матрицы 200×200×120 с матрицей 200×120×M) — и снова на двух версиях NumPy, потому что иначе картина неполная:</w:t>
       </w:r>
     </w:p>
     <w:tbl>
@@ -13465,10 +14768,11 @@
         </w:tblBorders>
       </w:tblPr>
       <w:tblGrid>
-        <w:gridCol w:w="2043"/>
-        <w:gridCol w:w="2043"/>
-        <w:gridCol w:w="3472"/>
-        <w:gridCol w:w="2043"/>
+        <w:gridCol w:w="1455"/>
+        <w:gridCol w:w="2036"/>
+        <w:gridCol w:w="2036"/>
+        <w:gridCol w:w="2036"/>
+        <w:gridCol w:w="2036"/>
       </w:tblGrid>
       <w:tr>
         <w:trPr>
@@ -13476,7 +14780,7 @@
         </w:trPr>
         <w:tc>
           <w:tcPr>
-            <w:tcW w:type="dxa" w:w="2043"/>
+            <w:tcW w:type="dxa" w:w="1455"/>
             <w:shd w:fill="EFEFEF" w:val="clear"/>
             <w:tcMar>
               <w:top w:type="dxa" w:w="60"/>
@@ -13504,7 +14808,7 @@
         </w:tc>
         <w:tc>
           <w:tcPr>
-            <w:tcW w:type="dxa" w:w="2043"/>
+            <w:tcW w:type="dxa" w:w="2036"/>
             <w:shd w:fill="EFEFEF" w:val="clear"/>
             <w:tcMar>
               <w:top w:type="dxa" w:w="60"/>
@@ -13526,13 +14830,13 @@
                 <w:sz w:val="22"/>
                 <w:szCs w:val="22"/>
               </w:rPr>
-              <w:t xml:space="preserve">`einsum`</w:t>
-            </w:r>
-          </w:p>
-        </w:tc>
-        <w:tc>
-          <w:tcPr>
-            <w:tcW w:type="dxa" w:w="3472"/>
+              <w:t xml:space="preserve">2.1.1 `einsum`</w:t>
+            </w:r>
+          </w:p>
+        </w:tc>
+        <w:tc>
+          <w:tcPr>
+            <w:tcW w:type="dxa" w:w="2036"/>
             <w:shd w:fill="EFEFEF" w:val="clear"/>
             <w:tcMar>
               <w:top w:type="dxa" w:w="60"/>
@@ -13554,13 +14858,13 @@
                 <w:sz w:val="22"/>
                 <w:szCs w:val="22"/>
               </w:rPr>
-              <w:t xml:space="preserve">Пакетный `matmul`</w:t>
-            </w:r>
-          </w:p>
-        </w:tc>
-        <w:tc>
-          <w:tcPr>
-            <w:tcW w:type="dxa" w:w="2043"/>
+              <w:t xml:space="preserve">2.1.1 `matmul`</w:t>
+            </w:r>
+          </w:p>
+        </w:tc>
+        <w:tc>
+          <w:tcPr>
+            <w:tcW w:type="dxa" w:w="2036"/>
             <w:shd w:fill="EFEFEF" w:val="clear"/>
             <w:tcMar>
               <w:top w:type="dxa" w:w="60"/>
@@ -13582,7 +14886,35 @@
                 <w:sz w:val="22"/>
                 <w:szCs w:val="22"/>
               </w:rPr>
-              <w:t xml:space="preserve">Отношение</w:t>
+              <w:t xml:space="preserve">2.5.2 `einsum`</w:t>
+            </w:r>
+          </w:p>
+        </w:tc>
+        <w:tc>
+          <w:tcPr>
+            <w:tcW w:type="dxa" w:w="2036"/>
+            <w:shd w:fill="EFEFEF" w:val="clear"/>
+            <w:tcMar>
+              <w:top w:type="dxa" w:w="60"/>
+              <w:left w:type="dxa" w:w="100"/>
+              <w:bottom w:type="dxa" w:w="60"/>
+              <w:right w:type="dxa" w:w="100"/>
+            </w:tcMar>
+          </w:tcPr>
+          <w:p>
+            <w:pPr>
+              <w:spacing w:after="0" w:line="260"/>
+              <w:jc w:val="center"/>
+            </w:pPr>
+            <w:r>
+              <w:rPr>
+                <w:rFonts w:ascii="Times New Roman" w:cs="Times New Roman" w:eastAsia="Times New Roman" w:hAnsi="Times New Roman"/>
+                <w:b/>
+                <w:bCs/>
+                <w:sz w:val="22"/>
+                <w:szCs w:val="22"/>
+              </w:rPr>
+              <w:t xml:space="preserve">2.5.2 `matmul`</w:t>
             </w:r>
           </w:p>
         </w:tc>
@@ -13593,7 +14925,7 @@
         </w:trPr>
         <w:tc>
           <w:tcPr>
-            <w:tcW w:type="dxa" w:w="2043"/>
+            <w:tcW w:type="dxa" w:w="1455"/>
             <w:tcMar>
               <w:top w:type="dxa" w:w="60"/>
               <w:left w:type="dxa" w:w="100"/>
@@ -13614,88 +14946,115 @@
                 <w:sz w:val="22"/>
                 <w:szCs w:val="22"/>
               </w:rPr>
-              <w:t xml:space="preserve">1</w:t>
-            </w:r>
-          </w:p>
-        </w:tc>
-        <w:tc>
-          <w:tcPr>
-            <w:tcW w:type="dxa" w:w="2043"/>
-            <w:tcMar>
-              <w:top w:type="dxa" w:w="60"/>
-              <w:left w:type="dxa" w:w="100"/>
-              <w:bottom w:type="dxa" w:w="60"/>
-              <w:right w:type="dxa" w:w="100"/>
-            </w:tcMar>
-          </w:tcPr>
-          <w:p>
-            <w:pPr>
-              <w:spacing w:after="0" w:line="260"/>
-              <w:jc w:val="left"/>
-            </w:pPr>
-            <w:r>
-              <w:rPr>
-                <w:rFonts w:ascii="Times New Roman" w:cs="Times New Roman" w:eastAsia="Times New Roman" w:hAnsi="Times New Roman"/>
-                <w:b w:val="false"/>
-                <w:bCs w:val="false"/>
-                <w:sz w:val="22"/>
-                <w:szCs w:val="22"/>
-              </w:rPr>
-              <w:t xml:space="preserve">1.98 мс</w:t>
-            </w:r>
-          </w:p>
-        </w:tc>
-        <w:tc>
-          <w:tcPr>
-            <w:tcW w:type="dxa" w:w="3472"/>
-            <w:tcMar>
-              <w:top w:type="dxa" w:w="60"/>
-              <w:left w:type="dxa" w:w="100"/>
-              <w:bottom w:type="dxa" w:w="60"/>
-              <w:right w:type="dxa" w:w="100"/>
-            </w:tcMar>
-          </w:tcPr>
-          <w:p>
-            <w:pPr>
-              <w:spacing w:after="0" w:line="260"/>
-              <w:jc w:val="left"/>
-            </w:pPr>
-            <w:r>
-              <w:rPr>
-                <w:rFonts w:ascii="Times New Roman" w:cs="Times New Roman" w:eastAsia="Times New Roman" w:hAnsi="Times New Roman"/>
-                <w:b w:val="false"/>
-                <w:bCs w:val="false"/>
-                <w:sz w:val="22"/>
-                <w:szCs w:val="22"/>
-              </w:rPr>
-              <w:t xml:space="preserve">1.69 мс</w:t>
-            </w:r>
-          </w:p>
-        </w:tc>
-        <w:tc>
-          <w:tcPr>
-            <w:tcW w:type="dxa" w:w="2043"/>
-            <w:tcMar>
-              <w:top w:type="dxa" w:w="60"/>
-              <w:left w:type="dxa" w:w="100"/>
-              <w:bottom w:type="dxa" w:w="60"/>
-              <w:right w:type="dxa" w:w="100"/>
-            </w:tcMar>
-          </w:tcPr>
-          <w:p>
-            <w:pPr>
-              <w:spacing w:after="0" w:line="260"/>
-              <w:jc w:val="left"/>
-            </w:pPr>
-            <w:r>
-              <w:rPr>
-                <w:rFonts w:ascii="Times New Roman" w:cs="Times New Roman" w:eastAsia="Times New Roman" w:hAnsi="Times New Roman"/>
-                <w:b w:val="false"/>
-                <w:bCs w:val="false"/>
-                <w:sz w:val="22"/>
-                <w:szCs w:val="22"/>
-              </w:rPr>
-              <w:t xml:space="preserve">1.2×</w:t>
+              <w:t xml:space="preserve">2</w:t>
+            </w:r>
+          </w:p>
+        </w:tc>
+        <w:tc>
+          <w:tcPr>
+            <w:tcW w:type="dxa" w:w="2036"/>
+            <w:tcMar>
+              <w:top w:type="dxa" w:w="60"/>
+              <w:left w:type="dxa" w:w="100"/>
+              <w:bottom w:type="dxa" w:w="60"/>
+              <w:right w:type="dxa" w:w="100"/>
+            </w:tcMar>
+          </w:tcPr>
+          <w:p>
+            <w:pPr>
+              <w:spacing w:after="0" w:line="260"/>
+              <w:jc w:val="left"/>
+            </w:pPr>
+            <w:r>
+              <w:rPr>
+                <w:rFonts w:ascii="Times New Roman" w:cs="Times New Roman" w:eastAsia="Times New Roman" w:hAnsi="Times New Roman"/>
+                <w:b w:val="false"/>
+                <w:bCs w:val="false"/>
+                <w:sz w:val="22"/>
+                <w:szCs w:val="22"/>
+              </w:rPr>
+              <w:t xml:space="preserve">25.17 мс</w:t>
+            </w:r>
+          </w:p>
+        </w:tc>
+        <w:tc>
+          <w:tcPr>
+            <w:tcW w:type="dxa" w:w="2036"/>
+            <w:tcMar>
+              <w:top w:type="dxa" w:w="60"/>
+              <w:left w:type="dxa" w:w="100"/>
+              <w:bottom w:type="dxa" w:w="60"/>
+              <w:right w:type="dxa" w:w="100"/>
+            </w:tcMar>
+          </w:tcPr>
+          <w:p>
+            <w:pPr>
+              <w:spacing w:after="0" w:line="260"/>
+              <w:jc w:val="left"/>
+            </w:pPr>
+            <w:r>
+              <w:rPr>
+                <w:rFonts w:ascii="Times New Roman" w:cs="Times New Roman" w:eastAsia="Times New Roman" w:hAnsi="Times New Roman"/>
+                <w:b w:val="false"/>
+                <w:bCs w:val="false"/>
+                <w:sz w:val="22"/>
+                <w:szCs w:val="22"/>
+              </w:rPr>
+              <w:t xml:space="preserve">2.90 мс</w:t>
+            </w:r>
+          </w:p>
+        </w:tc>
+        <w:tc>
+          <w:tcPr>
+            <w:tcW w:type="dxa" w:w="2036"/>
+            <w:tcMar>
+              <w:top w:type="dxa" w:w="60"/>
+              <w:left w:type="dxa" w:w="100"/>
+              <w:bottom w:type="dxa" w:w="60"/>
+              <w:right w:type="dxa" w:w="100"/>
+            </w:tcMar>
+          </w:tcPr>
+          <w:p>
+            <w:pPr>
+              <w:spacing w:after="0" w:line="260"/>
+              <w:jc w:val="left"/>
+            </w:pPr>
+            <w:r>
+              <w:rPr>
+                <w:rFonts w:ascii="Times New Roman" w:cs="Times New Roman" w:eastAsia="Times New Roman" w:hAnsi="Times New Roman"/>
+                <w:b w:val="false"/>
+                <w:bCs w:val="false"/>
+                <w:sz w:val="22"/>
+                <w:szCs w:val="22"/>
+              </w:rPr>
+              <w:t xml:space="preserve">3.48 мс</w:t>
+            </w:r>
+          </w:p>
+        </w:tc>
+        <w:tc>
+          <w:tcPr>
+            <w:tcW w:type="dxa" w:w="2036"/>
+            <w:tcMar>
+              <w:top w:type="dxa" w:w="60"/>
+              <w:left w:type="dxa" w:w="100"/>
+              <w:bottom w:type="dxa" w:w="60"/>
+              <w:right w:type="dxa" w:w="100"/>
+            </w:tcMar>
+          </w:tcPr>
+          <w:p>
+            <w:pPr>
+              <w:spacing w:after="0" w:line="260"/>
+              <w:jc w:val="left"/>
+            </w:pPr>
+            <w:r>
+              <w:rPr>
+                <w:rFonts w:ascii="Times New Roman" w:cs="Times New Roman" w:eastAsia="Times New Roman" w:hAnsi="Times New Roman"/>
+                <w:b w:val="false"/>
+                <w:bCs w:val="false"/>
+                <w:sz w:val="22"/>
+                <w:szCs w:val="22"/>
+              </w:rPr>
+              <w:t xml:space="preserve">2.81 мс</w:t>
             </w:r>
           </w:p>
         </w:tc>
@@ -13706,7 +15065,7 @@
         </w:trPr>
         <w:tc>
           <w:tcPr>
-            <w:tcW w:type="dxa" w:w="2043"/>
+            <w:tcW w:type="dxa" w:w="1455"/>
             <w:tcMar>
               <w:top w:type="dxa" w:w="60"/>
               <w:left w:type="dxa" w:w="100"/>
@@ -13727,88 +15086,115 @@
                 <w:sz w:val="22"/>
                 <w:szCs w:val="22"/>
               </w:rPr>
-              <w:t xml:space="preserve">2</w:t>
-            </w:r>
-          </w:p>
-        </w:tc>
-        <w:tc>
-          <w:tcPr>
-            <w:tcW w:type="dxa" w:w="2043"/>
-            <w:tcMar>
-              <w:top w:type="dxa" w:w="60"/>
-              <w:left w:type="dxa" w:w="100"/>
-              <w:bottom w:type="dxa" w:w="60"/>
-              <w:right w:type="dxa" w:w="100"/>
-            </w:tcMar>
-          </w:tcPr>
-          <w:p>
-            <w:pPr>
-              <w:spacing w:after="0" w:line="260"/>
-              <w:jc w:val="left"/>
-            </w:pPr>
-            <w:r>
-              <w:rPr>
-                <w:rFonts w:ascii="Times New Roman" w:cs="Times New Roman" w:eastAsia="Times New Roman" w:hAnsi="Times New Roman"/>
-                <w:b w:val="false"/>
-                <w:bCs w:val="false"/>
-                <w:sz w:val="22"/>
-                <w:szCs w:val="22"/>
-              </w:rPr>
-              <w:t xml:space="preserve">28.42 мс</w:t>
-            </w:r>
-          </w:p>
-        </w:tc>
-        <w:tc>
-          <w:tcPr>
-            <w:tcW w:type="dxa" w:w="3472"/>
-            <w:tcMar>
-              <w:top w:type="dxa" w:w="60"/>
-              <w:left w:type="dxa" w:w="100"/>
-              <w:bottom w:type="dxa" w:w="60"/>
-              <w:right w:type="dxa" w:w="100"/>
-            </w:tcMar>
-          </w:tcPr>
-          <w:p>
-            <w:pPr>
-              <w:spacing w:after="0" w:line="260"/>
-              <w:jc w:val="left"/>
-            </w:pPr>
-            <w:r>
-              <w:rPr>
-                <w:rFonts w:ascii="Times New Roman" w:cs="Times New Roman" w:eastAsia="Times New Roman" w:hAnsi="Times New Roman"/>
-                <w:b w:val="false"/>
-                <w:bCs w:val="false"/>
-                <w:sz w:val="22"/>
-                <w:szCs w:val="22"/>
-              </w:rPr>
-              <w:t xml:space="preserve">2.87 мс</w:t>
-            </w:r>
-          </w:p>
-        </w:tc>
-        <w:tc>
-          <w:tcPr>
-            <w:tcW w:type="dxa" w:w="2043"/>
-            <w:tcMar>
-              <w:top w:type="dxa" w:w="60"/>
-              <w:left w:type="dxa" w:w="100"/>
-              <w:bottom w:type="dxa" w:w="60"/>
-              <w:right w:type="dxa" w:w="100"/>
-            </w:tcMar>
-          </w:tcPr>
-          <w:p>
-            <w:pPr>
-              <w:spacing w:after="0" w:line="260"/>
-              <w:jc w:val="left"/>
-            </w:pPr>
-            <w:r>
-              <w:rPr>
-                <w:rFonts w:ascii="Times New Roman" w:cs="Times New Roman" w:eastAsia="Times New Roman" w:hAnsi="Times New Roman"/>
-                <w:b w:val="false"/>
-                <w:bCs w:val="false"/>
-                <w:sz w:val="22"/>
-                <w:szCs w:val="22"/>
-              </w:rPr>
-              <w:t xml:space="preserve">9.9×</w:t>
+              <w:t xml:space="preserve">32</w:t>
+            </w:r>
+          </w:p>
+        </w:tc>
+        <w:tc>
+          <w:tcPr>
+            <w:tcW w:type="dxa" w:w="2036"/>
+            <w:tcMar>
+              <w:top w:type="dxa" w:w="60"/>
+              <w:left w:type="dxa" w:w="100"/>
+              <w:bottom w:type="dxa" w:w="60"/>
+              <w:right w:type="dxa" w:w="100"/>
+            </w:tcMar>
+          </w:tcPr>
+          <w:p>
+            <w:pPr>
+              <w:spacing w:after="0" w:line="260"/>
+              <w:jc w:val="left"/>
+            </w:pPr>
+            <w:r>
+              <w:rPr>
+                <w:rFonts w:ascii="Times New Roman" w:cs="Times New Roman" w:eastAsia="Times New Roman" w:hAnsi="Times New Roman"/>
+                <w:b w:val="false"/>
+                <w:bCs w:val="false"/>
+                <w:sz w:val="22"/>
+                <w:szCs w:val="22"/>
+              </w:rPr>
+              <w:t xml:space="preserve">96.12 мс</w:t>
+            </w:r>
+          </w:p>
+        </w:tc>
+        <w:tc>
+          <w:tcPr>
+            <w:tcW w:type="dxa" w:w="2036"/>
+            <w:tcMar>
+              <w:top w:type="dxa" w:w="60"/>
+              <w:left w:type="dxa" w:w="100"/>
+              <w:bottom w:type="dxa" w:w="60"/>
+              <w:right w:type="dxa" w:w="100"/>
+            </w:tcMar>
+          </w:tcPr>
+          <w:p>
+            <w:pPr>
+              <w:spacing w:after="0" w:line="260"/>
+              <w:jc w:val="left"/>
+            </w:pPr>
+            <w:r>
+              <w:rPr>
+                <w:rFonts w:ascii="Times New Roman" w:cs="Times New Roman" w:eastAsia="Times New Roman" w:hAnsi="Times New Roman"/>
+                <w:b w:val="false"/>
+                <w:bCs w:val="false"/>
+                <w:sz w:val="22"/>
+                <w:szCs w:val="22"/>
+              </w:rPr>
+              <w:t xml:space="preserve">6.71 мс</w:t>
+            </w:r>
+          </w:p>
+        </w:tc>
+        <w:tc>
+          <w:tcPr>
+            <w:tcW w:type="dxa" w:w="2036"/>
+            <w:tcMar>
+              <w:top w:type="dxa" w:w="60"/>
+              <w:left w:type="dxa" w:w="100"/>
+              <w:bottom w:type="dxa" w:w="60"/>
+              <w:right w:type="dxa" w:w="100"/>
+            </w:tcMar>
+          </w:tcPr>
+          <w:p>
+            <w:pPr>
+              <w:spacing w:after="0" w:line="260"/>
+              <w:jc w:val="left"/>
+            </w:pPr>
+            <w:r>
+              <w:rPr>
+                <w:rFonts w:ascii="Times New Roman" w:cs="Times New Roman" w:eastAsia="Times New Roman" w:hAnsi="Times New Roman"/>
+                <w:b w:val="false"/>
+                <w:bCs w:val="false"/>
+                <w:sz w:val="22"/>
+                <w:szCs w:val="22"/>
+              </w:rPr>
+              <w:t xml:space="preserve">5.62 мс</w:t>
+            </w:r>
+          </w:p>
+        </w:tc>
+        <w:tc>
+          <w:tcPr>
+            <w:tcW w:type="dxa" w:w="2036"/>
+            <w:tcMar>
+              <w:top w:type="dxa" w:w="60"/>
+              <w:left w:type="dxa" w:w="100"/>
+              <w:bottom w:type="dxa" w:w="60"/>
+              <w:right w:type="dxa" w:w="100"/>
+            </w:tcMar>
+          </w:tcPr>
+          <w:p>
+            <w:pPr>
+              <w:spacing w:after="0" w:line="260"/>
+              <w:jc w:val="left"/>
+            </w:pPr>
+            <w:r>
+              <w:rPr>
+                <w:rFonts w:ascii="Times New Roman" w:cs="Times New Roman" w:eastAsia="Times New Roman" w:hAnsi="Times New Roman"/>
+                <w:b w:val="false"/>
+                <w:bCs w:val="false"/>
+                <w:sz w:val="22"/>
+                <w:szCs w:val="22"/>
+              </w:rPr>
+              <w:t xml:space="preserve">5.21 мс</w:t>
             </w:r>
           </w:p>
         </w:tc>
@@ -13819,7 +15205,7 @@
         </w:trPr>
         <w:tc>
           <w:tcPr>
-            <w:tcW w:type="dxa" w:w="2043"/>
+            <w:tcW w:type="dxa" w:w="1455"/>
             <w:tcMar>
               <w:top w:type="dxa" w:w="60"/>
               <w:left w:type="dxa" w:w="100"/>
@@ -13840,201 +15226,115 @@
                 <w:sz w:val="22"/>
                 <w:szCs w:val="22"/>
               </w:rPr>
-              <w:t xml:space="preserve">32</w:t>
-            </w:r>
-          </w:p>
-        </w:tc>
-        <w:tc>
-          <w:tcPr>
-            <w:tcW w:type="dxa" w:w="2043"/>
-            <w:tcMar>
-              <w:top w:type="dxa" w:w="60"/>
-              <w:left w:type="dxa" w:w="100"/>
-              <w:bottom w:type="dxa" w:w="60"/>
-              <w:right w:type="dxa" w:w="100"/>
-            </w:tcMar>
-          </w:tcPr>
-          <w:p>
-            <w:pPr>
-              <w:spacing w:after="0" w:line="260"/>
-              <w:jc w:val="left"/>
-            </w:pPr>
-            <w:r>
-              <w:rPr>
-                <w:rFonts w:ascii="Times New Roman" w:cs="Times New Roman" w:eastAsia="Times New Roman" w:hAnsi="Times New Roman"/>
-                <w:b w:val="false"/>
-                <w:bCs w:val="false"/>
-                <w:sz w:val="22"/>
-                <w:szCs w:val="22"/>
-              </w:rPr>
-              <w:t xml:space="preserve">100.59 мс</w:t>
-            </w:r>
-          </w:p>
-        </w:tc>
-        <w:tc>
-          <w:tcPr>
-            <w:tcW w:type="dxa" w:w="3472"/>
-            <w:tcMar>
-              <w:top w:type="dxa" w:w="60"/>
-              <w:left w:type="dxa" w:w="100"/>
-              <w:bottom w:type="dxa" w:w="60"/>
-              <w:right w:type="dxa" w:w="100"/>
-            </w:tcMar>
-          </w:tcPr>
-          <w:p>
-            <w:pPr>
-              <w:spacing w:after="0" w:line="260"/>
-              <w:jc w:val="left"/>
-            </w:pPr>
-            <w:r>
-              <w:rPr>
-                <w:rFonts w:ascii="Times New Roman" w:cs="Times New Roman" w:eastAsia="Times New Roman" w:hAnsi="Times New Roman"/>
-                <w:b w:val="false"/>
-                <w:bCs w:val="false"/>
-                <w:sz w:val="22"/>
-                <w:szCs w:val="22"/>
-              </w:rPr>
-              <w:t xml:space="preserve">8.02 мс</w:t>
-            </w:r>
-          </w:p>
-        </w:tc>
-        <w:tc>
-          <w:tcPr>
-            <w:tcW w:type="dxa" w:w="2043"/>
-            <w:tcMar>
-              <w:top w:type="dxa" w:w="60"/>
-              <w:left w:type="dxa" w:w="100"/>
-              <w:bottom w:type="dxa" w:w="60"/>
-              <w:right w:type="dxa" w:w="100"/>
-            </w:tcMar>
-          </w:tcPr>
-          <w:p>
-            <w:pPr>
-              <w:spacing w:after="0" w:line="260"/>
-              <w:jc w:val="left"/>
-            </w:pPr>
-            <w:r>
-              <w:rPr>
-                <w:rFonts w:ascii="Times New Roman" w:cs="Times New Roman" w:eastAsia="Times New Roman" w:hAnsi="Times New Roman"/>
-                <w:b w:val="false"/>
-                <w:bCs w:val="false"/>
-                <w:sz w:val="22"/>
-                <w:szCs w:val="22"/>
-              </w:rPr>
-              <w:t xml:space="preserve">12.5×</w:t>
-            </w:r>
-          </w:p>
-        </w:tc>
-      </w:tr>
-      <w:tr>
-        <w:trPr>
-          <w:tblHeader w:val="false"/>
-        </w:trPr>
-        <w:tc>
-          <w:tcPr>
-            <w:tcW w:type="dxa" w:w="2043"/>
-            <w:tcMar>
-              <w:top w:type="dxa" w:w="60"/>
-              <w:left w:type="dxa" w:w="100"/>
-              <w:bottom w:type="dxa" w:w="60"/>
-              <w:right w:type="dxa" w:w="100"/>
-            </w:tcMar>
-          </w:tcPr>
-          <w:p>
-            <w:pPr>
-              <w:spacing w:after="0" w:line="260"/>
-              <w:jc w:val="right"/>
-            </w:pPr>
-            <w:r>
-              <w:rPr>
-                <w:rFonts w:ascii="Times New Roman" w:cs="Times New Roman" w:eastAsia="Times New Roman" w:hAnsi="Times New Roman"/>
-                <w:b w:val="false"/>
-                <w:bCs w:val="false"/>
-                <w:sz w:val="22"/>
-                <w:szCs w:val="22"/>
-              </w:rPr>
               <w:t xml:space="preserve">200</w:t>
             </w:r>
           </w:p>
         </w:tc>
         <w:tc>
           <w:tcPr>
-            <w:tcW w:type="dxa" w:w="2043"/>
-            <w:tcMar>
-              <w:top w:type="dxa" w:w="60"/>
-              <w:left w:type="dxa" w:w="100"/>
-              <w:bottom w:type="dxa" w:w="60"/>
-              <w:right w:type="dxa" w:w="100"/>
-            </w:tcMar>
-          </w:tcPr>
-          <w:p>
-            <w:pPr>
-              <w:spacing w:after="0" w:line="260"/>
-              <w:jc w:val="left"/>
-            </w:pPr>
-            <w:r>
-              <w:rPr>
-                <w:rFonts w:ascii="Times New Roman" w:cs="Times New Roman" w:eastAsia="Times New Roman" w:hAnsi="Times New Roman"/>
-                <w:b w:val="false"/>
-                <w:bCs w:val="false"/>
-                <w:sz w:val="22"/>
-                <w:szCs w:val="22"/>
-              </w:rPr>
-              <w:t xml:space="preserve">593.69 мс</w:t>
-            </w:r>
-          </w:p>
-        </w:tc>
-        <w:tc>
-          <w:tcPr>
-            <w:tcW w:type="dxa" w:w="3472"/>
-            <w:tcMar>
-              <w:top w:type="dxa" w:w="60"/>
-              <w:left w:type="dxa" w:w="100"/>
-              <w:bottom w:type="dxa" w:w="60"/>
-              <w:right w:type="dxa" w:w="100"/>
-            </w:tcMar>
-          </w:tcPr>
-          <w:p>
-            <w:pPr>
-              <w:spacing w:after="0" w:line="260"/>
-              <w:jc w:val="left"/>
-            </w:pPr>
-            <w:r>
-              <w:rPr>
-                <w:rFonts w:ascii="Times New Roman" w:cs="Times New Roman" w:eastAsia="Times New Roman" w:hAnsi="Times New Roman"/>
-                <w:b w:val="false"/>
-                <w:bCs w:val="false"/>
-                <w:sz w:val="22"/>
-                <w:szCs w:val="22"/>
-              </w:rPr>
-              <w:t xml:space="preserve">37.25 мс</w:t>
-            </w:r>
-          </w:p>
-        </w:tc>
-        <w:tc>
-          <w:tcPr>
-            <w:tcW w:type="dxa" w:w="2043"/>
-            <w:tcMar>
-              <w:top w:type="dxa" w:w="60"/>
-              <w:left w:type="dxa" w:w="100"/>
-              <w:bottom w:type="dxa" w:w="60"/>
-              <w:right w:type="dxa" w:w="100"/>
-            </w:tcMar>
-          </w:tcPr>
-          <w:p>
-            <w:pPr>
-              <w:spacing w:after="0" w:line="260"/>
-              <w:jc w:val="left"/>
-            </w:pPr>
-            <w:r>
-              <w:rPr>
-                <w:rFonts w:ascii="Times New Roman" w:cs="Times New Roman" w:eastAsia="Times New Roman" w:hAnsi="Times New Roman"/>
-                <w:b w:val="false"/>
-                <w:bCs w:val="false"/>
-                <w:sz w:val="22"/>
-                <w:szCs w:val="22"/>
-              </w:rPr>
-              <w:t xml:space="preserve">15.9×</w:t>
+            <w:tcW w:type="dxa" w:w="2036"/>
+            <w:tcMar>
+              <w:top w:type="dxa" w:w="60"/>
+              <w:left w:type="dxa" w:w="100"/>
+              <w:bottom w:type="dxa" w:w="60"/>
+              <w:right w:type="dxa" w:w="100"/>
+            </w:tcMar>
+          </w:tcPr>
+          <w:p>
+            <w:pPr>
+              <w:spacing w:after="0" w:line="260"/>
+              <w:jc w:val="left"/>
+            </w:pPr>
+            <w:r>
+              <w:rPr>
+                <w:rFonts w:ascii="Times New Roman" w:cs="Times New Roman" w:eastAsia="Times New Roman" w:hAnsi="Times New Roman"/>
+                <w:b w:val="false"/>
+                <w:bCs w:val="false"/>
+                <w:sz w:val="22"/>
+                <w:szCs w:val="22"/>
+              </w:rPr>
+              <w:t xml:space="preserve">614.62 мс</w:t>
+            </w:r>
+          </w:p>
+        </w:tc>
+        <w:tc>
+          <w:tcPr>
+            <w:tcW w:type="dxa" w:w="2036"/>
+            <w:tcMar>
+              <w:top w:type="dxa" w:w="60"/>
+              <w:left w:type="dxa" w:w="100"/>
+              <w:bottom w:type="dxa" w:w="60"/>
+              <w:right w:type="dxa" w:w="100"/>
+            </w:tcMar>
+          </w:tcPr>
+          <w:p>
+            <w:pPr>
+              <w:spacing w:after="0" w:line="260"/>
+              <w:jc w:val="left"/>
+            </w:pPr>
+            <w:r>
+              <w:rPr>
+                <w:rFonts w:ascii="Times New Roman" w:cs="Times New Roman" w:eastAsia="Times New Roman" w:hAnsi="Times New Roman"/>
+                <w:b w:val="false"/>
+                <w:bCs w:val="false"/>
+                <w:sz w:val="22"/>
+                <w:szCs w:val="22"/>
+              </w:rPr>
+              <w:t xml:space="preserve">79.55 мс</w:t>
+            </w:r>
+          </w:p>
+        </w:tc>
+        <w:tc>
+          <w:tcPr>
+            <w:tcW w:type="dxa" w:w="2036"/>
+            <w:tcMar>
+              <w:top w:type="dxa" w:w="60"/>
+              <w:left w:type="dxa" w:w="100"/>
+              <w:bottom w:type="dxa" w:w="60"/>
+              <w:right w:type="dxa" w:w="100"/>
+            </w:tcMar>
+          </w:tcPr>
+          <w:p>
+            <w:pPr>
+              <w:spacing w:after="0" w:line="260"/>
+              <w:jc w:val="left"/>
+            </w:pPr>
+            <w:r>
+              <w:rPr>
+                <w:rFonts w:ascii="Times New Roman" w:cs="Times New Roman" w:eastAsia="Times New Roman" w:hAnsi="Times New Roman"/>
+                <w:b w:val="false"/>
+                <w:bCs w:val="false"/>
+                <w:sz w:val="22"/>
+                <w:szCs w:val="22"/>
+              </w:rPr>
+              <w:t xml:space="preserve">47.60 мс</w:t>
+            </w:r>
+          </w:p>
+        </w:tc>
+        <w:tc>
+          <w:tcPr>
+            <w:tcW w:type="dxa" w:w="2036"/>
+            <w:tcMar>
+              <w:top w:type="dxa" w:w="60"/>
+              <w:left w:type="dxa" w:w="100"/>
+              <w:bottom w:type="dxa" w:w="60"/>
+              <w:right w:type="dxa" w:w="100"/>
+            </w:tcMar>
+          </w:tcPr>
+          <w:p>
+            <w:pPr>
+              <w:spacing w:after="0" w:line="260"/>
+              <w:jc w:val="left"/>
+            </w:pPr>
+            <w:r>
+              <w:rPr>
+                <w:rFonts w:ascii="Times New Roman" w:cs="Times New Roman" w:eastAsia="Times New Roman" w:hAnsi="Times New Roman"/>
+                <w:b w:val="false"/>
+                <w:bCs w:val="false"/>
+                <w:sz w:val="22"/>
+                <w:szCs w:val="22"/>
+              </w:rPr>
+              <w:t xml:space="preserve">50.32 мс</w:t>
             </w:r>
           </w:p>
         </w:tc>
@@ -14057,38 +15357,30 @@
           <w:sz w:val="24"/>
           <w:szCs w:val="24"/>
         </w:rPr>
-        <w:t xml:space="preserve">Ускорение от 8 до 27 раз, в зависимости от формы. Правильность проверена перебором 49 сочетаний размерностей — совпадает до последнего разряда.</w:t>
-      </w:r>
-    </w:p>
-    <w:p>
-      <w:pPr>
-        <w:spacing w:after="120" w:before="0" w:line="300"/>
-        <w:ind w:firstLine="567"/>
-        <w:jc w:val="both"/>
-      </w:pPr>
-      <w:r>
-        <w:rPr>
-          <w:rFonts w:ascii="Times New Roman" w:cs="Times New Roman" w:eastAsia="Times New Roman" w:hAnsi="Times New Roman"/>
-          <w:sz w:val="24"/>
-          <w:szCs w:val="24"/>
-        </w:rPr>
-        <w:t xml:space="preserve">Обратите внимание на первую строку: при M = 1 выигрыша нет. Это не случайность. При M = 1 умножение матрицы на матрицу вырождается в умножение матрицы на </w:t>
-      </w:r>
-      <w:r>
-        <w:rPr>
-          <w:rFonts w:ascii="Times New Roman" w:cs="Times New Roman" w:eastAsia="Times New Roman" w:hAnsi="Times New Roman"/>
-          <w:sz w:val="24"/>
-          <w:szCs w:val="24"/>
-        </w:rPr>
-        <w:t xml:space="preserve">вектор</w:t>
-      </w:r>
-      <w:r>
-        <w:rPr>
-          <w:rFonts w:ascii="Times New Roman" w:cs="Times New Roman" w:eastAsia="Times New Roman" w:hAnsi="Times New Roman"/>
-          <w:sz w:val="24"/>
-          <w:szCs w:val="24"/>
-        </w:rPr>
-        <w:t xml:space="preserve">, а такая задача упирается не в скорость вычислений, а в скорость чтения памяти — и `einsum` там и так работает на пределе. Выигрыш появляется, как только настоящее матричное умножение становится настоящим.</w:t>
+        <w:t xml:space="preserve">На старой версии — ускорение от 7.7 до 14.3 раза. На новой разрыва нет: библиотека сама нашла тот же путь. Правильность проверена перебором 49 сочетаний размерностей — совпадает до последнего разряда.</w:t>
+      </w:r>
+    </w:p>
+    <w:p>
+      <w:pPr>
+        <w:spacing w:after="120" w:before="0" w:line="300"/>
+        <w:ind w:firstLine="567"/>
+        <w:jc w:val="both"/>
+      </w:pPr>
+      <w:r>
+        <w:rPr>
+          <w:rFonts w:ascii="Times New Roman" w:cs="Times New Roman" w:eastAsia="Times New Roman" w:hAnsi="Times New Roman"/>
+          <w:sz w:val="24"/>
+          <w:szCs w:val="24"/>
+        </w:rPr>
+        <w:t xml:space="preserve">Так стоило ли это делать?</w:t>
+      </w:r>
+      <w:r>
+        <w:rPr>
+          <w:rFonts w:ascii="Times New Roman" w:cs="Times New Roman" w:eastAsia="Times New Roman" w:hAnsi="Times New Roman"/>
+          <w:sz w:val="24"/>
+          <w:szCs w:val="24"/>
+        </w:rPr>
+        <w:t xml:space="preserve"> Да, и по двум причинам. Во-первых, когда работа делалась, исправления в библиотеке ещё не было, и выигрыш был настоящий. Во-вторых — и это важнее — путь оставлен в системе и после исправления: он не проигрывает ни на одной проверенной форме, зато делает время счёта независимым от того, какую эвристику выберет очередной выпуск библиотеки. Как видно из той же таблицы, эвристики меняются.</w:t>
       </w:r>
     </w:p>
     <w:p>
@@ -14127,7 +15419,22 @@
           <w:sz w:val="24"/>
           <w:szCs w:val="24"/>
         </w:rPr>
-        <w:t xml:space="preserve">, а не куб и справочник, и для счёта внутри узла при распараллеливании. Так что прежний вывод не отменяется, а уточняется: `einsum` хорош, пока скоттовых индексов нет, и плох, как только они появляются.</w:t>
+        <w:t xml:space="preserve">, а не куб и справочник, и для счёта внутри узла при распараллеливании.</w:t>
+      </w:r>
+    </w:p>
+    <w:p>
+      <w:pPr>
+        <w:spacing w:after="120" w:before="0" w:line="300"/>
+        <w:ind w:firstLine="567"/>
+        <w:jc w:val="both"/>
+      </w:pPr>
+      <w:r>
+        <w:rPr>
+          <w:rFonts w:ascii="Times New Roman" w:cs="Times New Roman" w:eastAsia="Times New Roman" w:hAnsi="Times New Roman"/>
+          <w:sz w:val="24"/>
+          <w:szCs w:val="24"/>
+        </w:rPr>
+        <w:t xml:space="preserve">Итог раздела в одну строку: разложение на сечения — это способ свести λ-произведение к матричному умножению, и он верен независимо от того, догадалась ли до него библиотека.</w:t>
       </w:r>
     </w:p>
     <w:p>
@@ -14158,22 +15465,56 @@
           <w:sz w:val="24"/>
           <w:szCs w:val="24"/>
         </w:rPr>
-        <w:t xml:space="preserve">Умножение матриц — это множество сложений, а компьютер складывает дробные числа приближённо. Замер: на сумме десяти миллионов слагаемых погрешность составила 9.1·10⁻⁷ при одинарной точности и практически ноль при двойной.</w:t>
-      </w:r>
-    </w:p>
-    <w:p>
-      <w:pPr>
-        <w:spacing w:after="120" w:before="0" w:line="300"/>
-        <w:ind w:firstLine="567"/>
-        <w:jc w:val="both"/>
-      </w:pPr>
-      <w:r>
-        <w:rPr>
-          <w:rFonts w:ascii="Times New Roman" w:cs="Times New Roman" w:eastAsia="Times New Roman" w:hAnsi="Times New Roman"/>
-          <w:sz w:val="24"/>
-          <w:szCs w:val="24"/>
-        </w:rPr>
-        <w:t xml:space="preserve">Много это или мало? Если агрегат порядка 10 000 рублей, погрешность 10⁻⁷ даёт расхождение около одной копейки. Для аналитики терпимо, для денег — нет. Поэтому по умолчанию используется двойная точность.</w:t>
+        <w:t xml:space="preserve">Умножение матриц — это множество сложений, а компьютер складывает дробные числа приближённо. Замер: на сумме десяти миллионов слагаемых погрешность составила 4.4·10</w:t>
+      </w:r>
+      <w:r>
+        <w:rPr>
+          <w:rFonts w:ascii="Times New Roman" w:cs="Times New Roman" w:eastAsia="Times New Roman" w:hAnsi="Times New Roman"/>
+          <w:sz w:val="24"/>
+          <w:szCs w:val="24"/>
+          <w:vertAlign w:val="superscript"/>
+        </w:rPr>
+        <w:t xml:space="preserve">−8</w:t>
+      </w:r>
+      <w:r>
+        <w:rPr>
+          <w:rFonts w:ascii="Times New Roman" w:cs="Times New Roman" w:eastAsia="Times New Roman" w:hAnsi="Times New Roman"/>
+          <w:sz w:val="24"/>
+          <w:szCs w:val="24"/>
+        </w:rPr>
+        <w:t xml:space="preserve"> при одинарной точности и практически ноль при двойной.</w:t>
+      </w:r>
+    </w:p>
+    <w:p>
+      <w:pPr>
+        <w:spacing w:after="120" w:before="0" w:line="300"/>
+        <w:ind w:firstLine="567"/>
+        <w:jc w:val="both"/>
+      </w:pPr>
+      <w:r>
+        <w:rPr>
+          <w:rFonts w:ascii="Times New Roman" w:cs="Times New Roman" w:eastAsia="Times New Roman" w:hAnsi="Times New Roman"/>
+          <w:sz w:val="24"/>
+          <w:szCs w:val="24"/>
+        </w:rPr>
+        <w:t xml:space="preserve">Много это или мало? Если агрегат порядка 10 000 рублей, погрешность 10</w:t>
+      </w:r>
+      <w:r>
+        <w:rPr>
+          <w:rFonts w:ascii="Times New Roman" w:cs="Times New Roman" w:eastAsia="Times New Roman" w:hAnsi="Times New Roman"/>
+          <w:sz w:val="24"/>
+          <w:szCs w:val="24"/>
+          <w:vertAlign w:val="superscript"/>
+        </w:rPr>
+        <w:t xml:space="preserve">−7</w:t>
+      </w:r>
+      <w:r>
+        <w:rPr>
+          <w:rFonts w:ascii="Times New Roman" w:cs="Times New Roman" w:eastAsia="Times New Roman" w:hAnsi="Times New Roman"/>
+          <w:sz w:val="24"/>
+          <w:szCs w:val="24"/>
+        </w:rPr>
+        <w:t xml:space="preserve"> даёт расхождение около одной копейки. Для аналитики терпимо, для денег — нет. Поэтому по умолчанию используется двойная точность.</w:t>
       </w:r>
     </w:p>
     <w:p>
@@ -16365,7 +17706,24 @@
           <w:sz w:val="24"/>
           <w:szCs w:val="24"/>
         </w:rPr>
-        <w:t xml:space="preserve">. Сто тысяч клиентов на десять тысяч товаров на тысячу дней — это 10¹² ячеек, никакая память не выдержит. Значит подход применим к агрегатам по осям умеренного размера, а не как замена обычной СУБД на все случаи жизни.</w:t>
+        <w:t xml:space="preserve">. Сто тысяч клиентов на десять тысяч товаров на тысячу дней — это 10</w:t>
+      </w:r>
+      <w:r>
+        <w:rPr>
+          <w:rFonts w:ascii="Times New Roman" w:cs="Times New Roman" w:eastAsia="Times New Roman" w:hAnsi="Times New Roman"/>
+          <w:sz w:val="24"/>
+          <w:szCs w:val="24"/>
+          <w:vertAlign w:val="superscript"/>
+        </w:rPr>
+        <w:t xml:space="preserve">12</w:t>
+      </w:r>
+      <w:r>
+        <w:rPr>
+          <w:rFonts w:ascii="Times New Roman" w:cs="Times New Roman" w:eastAsia="Times New Roman" w:hAnsi="Times New Roman"/>
+          <w:sz w:val="24"/>
+          <w:szCs w:val="24"/>
+        </w:rPr>
+        <w:t xml:space="preserve"> ячеек, никакая память не выдержит. Значит подход применим к агрегатам по осям умеренного размера, а не как замена обычной СУБД на все случаи жизни.</w:t>
       </w:r>
     </w:p>
     <w:p>

--- a/Статья Симаков — подробный разбор.docx
+++ b/Статья Симаков — подробный разбор.docx
@@ -4565,7 +4565,232 @@
           <w:sz w:val="24"/>
           <w:szCs w:val="24"/>
         </w:rPr>
-        <w:t xml:space="preserve">1.6. Иерархии как матрицы</w:t>
+        <w:t xml:space="preserve">1.6. Пустые значения (NULL)</w:t>
+      </w:r>
+    </w:p>
+    <w:p>
+      <w:pPr>
+        <w:spacing w:after="120" w:before="0" w:line="300"/>
+        <w:ind w:firstLine="567"/>
+        <w:jc w:val="both"/>
+      </w:pPr>
+      <w:r>
+        <w:rPr>
+          <w:rFonts w:ascii="Times New Roman" w:cs="Times New Roman" w:eastAsia="Times New Roman" w:hAnsi="Times New Roman"/>
+          <w:sz w:val="24"/>
+          <w:szCs w:val="24"/>
+        </w:rPr>
+        <w:t xml:space="preserve">В SQL `NULL` — это не значение, а отметка «неизвестно». И логика там не на два значения, а на три: правда, ложь и неизвестность. Сравнение с неизвестным даёт неизвестность, а строка с неизвестностью в условии не проходит отбор.</w:t>
+      </w:r>
+    </w:p>
+    <w:p>
+      <w:pPr>
+        <w:spacing w:after="120" w:before="0" w:line="300"/>
+        <w:ind w:firstLine="567"/>
+        <w:jc w:val="both"/>
+      </w:pPr>
+      <w:r>
+        <w:rPr>
+          <w:rFonts w:ascii="Times New Roman" w:cs="Times New Roman" w:eastAsia="Times New Roman" w:hAnsi="Times New Roman"/>
+          <w:sz w:val="24"/>
+          <w:szCs w:val="24"/>
+        </w:rPr>
+        <w:t xml:space="preserve">В матричной модели третьего значения взять негде: у оси конечный список значений, в ячейке — число. Тем не менее всё раскладывается, только по-разному для меры и для измерения.</w:t>
+      </w:r>
+    </w:p>
+    <w:p>
+      <w:pPr>
+        <w:spacing w:after="120" w:before="0" w:line="300"/>
+        <w:ind w:firstLine="567"/>
+        <w:jc w:val="both"/>
+      </w:pPr>
+      <w:r>
+        <w:rPr>
+          <w:rFonts w:ascii="Times New Roman" w:cs="Times New Roman" w:eastAsia="Times New Roman" w:hAnsi="Times New Roman"/>
+          <w:sz w:val="24"/>
+          <w:szCs w:val="24"/>
+        </w:rPr>
+        <w:t xml:space="preserve">Пустая мера — это ноль.</w:t>
+      </w:r>
+      <w:r>
+        <w:rPr>
+          <w:rFonts w:ascii="Times New Roman" w:cs="Times New Roman" w:eastAsia="Times New Roman" w:hAnsi="Times New Roman"/>
+          <w:sz w:val="24"/>
+          <w:szCs w:val="24"/>
+        </w:rPr>
+        <w:t xml:space="preserve"> Если у строки не заполнено количество, в ячейку она вносит ноль, и сумма от неё не меняется. Ровно это и делает SQL: `SUM` пропускает `NULL`. Но `COUNT(количество)` в SQL такую строку тоже не считает — поэтому спутниковый счётный куб (см. §1.3) считает </w:t>
+      </w:r>
+      <w:r>
+        <w:rPr>
+          <w:rFonts w:ascii="Times New Roman" w:cs="Times New Roman" w:eastAsia="Times New Roman" w:hAnsi="Times New Roman"/>
+          <w:sz w:val="24"/>
+          <w:szCs w:val="24"/>
+        </w:rPr>
+        <w:t xml:space="preserve">только строки с заполненной мерой</w:t>
+      </w:r>
+      <w:r>
+        <w:rPr>
+          <w:rFonts w:ascii="Times New Roman" w:cs="Times New Roman" w:eastAsia="Times New Roman" w:hAnsi="Times New Roman"/>
+          <w:sz w:val="24"/>
+          <w:szCs w:val="24"/>
+        </w:rPr>
+        <w:t xml:space="preserve">. Тогда и `COUNT`, и среднее совпадают с SQL.</w:t>
+      </w:r>
+    </w:p>
+    <w:p>
+      <w:pPr>
+        <w:spacing w:after="120" w:before="0" w:line="300"/>
+        <w:ind w:firstLine="567"/>
+        <w:jc w:val="both"/>
+      </w:pPr>
+      <w:r>
+        <w:rPr>
+          <w:rFonts w:ascii="Times New Roman" w:cs="Times New Roman" w:eastAsia="Times New Roman" w:hAnsi="Times New Roman"/>
+          <w:sz w:val="24"/>
+          <w:szCs w:val="24"/>
+        </w:rPr>
+        <w:t xml:space="preserve">Одно расхождение остаётся: если у клиента вообще все количества пустые, у нас такой группы в ответе не будет, а SQL вернёт её со значением `NULL`. Для куба она неотличима от группы, которой нет вовсе.</w:t>
+      </w:r>
+    </w:p>
+    <w:p>
+      <w:pPr>
+        <w:spacing w:after="120" w:before="0" w:line="300"/>
+        <w:ind w:firstLine="567"/>
+        <w:jc w:val="both"/>
+      </w:pPr>
+      <w:r>
+        <w:rPr>
+          <w:rFonts w:ascii="Times New Roman" w:cs="Times New Roman" w:eastAsia="Times New Roman" w:hAnsi="Times New Roman"/>
+          <w:sz w:val="24"/>
+          <w:szCs w:val="24"/>
+        </w:rPr>
+        <w:t xml:space="preserve">Пустое значение измерения — это ещё одно значение измерения.</w:t>
+      </w:r>
+      <w:r>
+        <w:rPr>
+          <w:rFonts w:ascii="Times New Roman" w:cs="Times New Roman" w:eastAsia="Times New Roman" w:hAnsi="Times New Roman"/>
+          <w:sz w:val="24"/>
+          <w:szCs w:val="24"/>
+        </w:rPr>
+        <w:t xml:space="preserve"> В словарь оси добавляется отдельная позиция с меткой `NULL`:</w:t>
+      </w:r>
+    </w:p>
+    <w:p>
+      <w:pPr>
+        <w:spacing w:after="0" w:line="260"/>
+        <w:ind w:left="567"/>
+      </w:pPr>
+      <w:r>
+        <w:rPr>
+          <w:rFonts w:ascii="Courier New" w:cs="Courier New" w:eastAsia="Courier New" w:hAnsi="Courier New"/>
+          <w:sz w:val="20"/>
+          <w:szCs w:val="20"/>
+        </w:rPr>
+        <w:t xml:space="preserve">измерение «товар» = [ хлеб, молоко, сыр, NULL ]</w:t>
+      </w:r>
+    </w:p>
+    <w:p>
+      <w:pPr>
+        <w:spacing w:after="0" w:line="260"/>
+        <w:ind w:left="567"/>
+      </w:pPr>
+      <w:r>
+        <w:rPr>
+          <w:rFonts w:ascii="Courier New" w:cs="Courier New" w:eastAsia="Courier New" w:hAnsi="Courier New"/>
+          <w:sz w:val="20"/>
+          <w:szCs w:val="20"/>
+        </w:rPr>
+        <w:t xml:space="preserve">                                          ↑ сюда попадут строки без товара</w:t>
+      </w:r>
+    </w:p>
+    <w:p>
+      <w:pPr>
+        <w:spacing w:after="120"/>
+      </w:pPr>
+    </w:p>
+    <w:p>
+      <w:pPr>
+        <w:spacing w:after="120" w:before="0" w:line="300"/>
+        <w:ind w:firstLine="567"/>
+        <w:jc w:val="both"/>
+      </w:pPr>
+      <w:r>
+        <w:rPr>
+          <w:rFonts w:ascii="Times New Roman" w:cs="Times New Roman" w:eastAsia="Times New Roman" w:hAnsi="Times New Roman"/>
+          <w:sz w:val="24"/>
+          <w:szCs w:val="24"/>
+        </w:rPr>
+        <w:t xml:space="preserve">Дальше всё получается само:</w:t>
+      </w:r>
+    </w:p>
+    <w:p>
+      <w:pPr>
+        <w:spacing w:after="120" w:before="0" w:line="300"/>
+        <w:ind w:firstLine="567"/>
+        <w:jc w:val="both"/>
+      </w:pPr>
+      <w:r>
+        <w:rPr>
+          <w:rFonts w:ascii="Times New Roman" w:cs="Times New Roman" w:eastAsia="Times New Roman" w:hAnsi="Times New Roman"/>
+          <w:sz w:val="24"/>
+          <w:szCs w:val="24"/>
+        </w:rPr>
+        <w:t xml:space="preserve"> `GROUP BY товар` соберёт все такие строки в одну группу — как и SQL; </w:t>
+      </w:r>
+      <w:r>
+        <w:rPr>
+          <w:rFonts w:ascii="Times New Roman" w:cs="Times New Roman" w:eastAsia="Times New Roman" w:hAnsi="Times New Roman"/>
+          <w:sz w:val="24"/>
+          <w:szCs w:val="24"/>
+        </w:rPr>
+        <w:t xml:space="preserve"> маска условия `товар = 'хлеб'` на этой позиции равна нулю, значит строка не пройдёт отбор — как и SQL; * `IS NULL` — это маска, у которой единица стоит ровно на этой позиции.</w:t>
+      </w:r>
+    </w:p>
+    <w:p>
+      <w:pPr>
+        <w:spacing w:after="120" w:before="0" w:line="300"/>
+        <w:ind w:firstLine="567"/>
+        <w:jc w:val="both"/>
+      </w:pPr>
+      <w:r>
+        <w:rPr>
+          <w:rFonts w:ascii="Times New Roman" w:cs="Times New Roman" w:eastAsia="Times New Roman" w:hAnsi="Times New Roman"/>
+          <w:sz w:val="24"/>
+          <w:szCs w:val="24"/>
+        </w:rPr>
+        <w:t xml:space="preserve">Тонкое место — отрицание. В SQL `NOT (товар = 'хлеб')` строку с `NULL` </w:t>
+      </w:r>
+      <w:r>
+        <w:rPr>
+          <w:rFonts w:ascii="Times New Roman" w:cs="Times New Roman" w:eastAsia="Times New Roman" w:hAnsi="Times New Roman"/>
+          <w:sz w:val="24"/>
+          <w:szCs w:val="24"/>
+        </w:rPr>
+        <w:t xml:space="preserve">тоже не пропустит</w:t>
+      </w:r>
+      <w:r>
+        <w:rPr>
+          <w:rFonts w:ascii="Times New Roman" w:cs="Times New Roman" w:eastAsia="Times New Roman" w:hAnsi="Times New Roman"/>
+          <w:sz w:val="24"/>
+          <w:szCs w:val="24"/>
+        </w:rPr>
+        <w:t xml:space="preserve">: отрицание неизвестности — снова неизвестность. А обычное «единица минус маска» её бы пропустило. Поэтому при отрицании позиция `NULL` в маске принудительно обнуляется. После этой поправки двузначная арифметика ведёт себя как трёхзначная логика, и сверка с DuckDB совпадает на всех проверенных конструкциях.</w:t>
+      </w:r>
+    </w:p>
+    <w:p>
+      <w:pPr>
+        <w:pStyle w:val="Heading2"/>
+        <w:spacing w:after="160" w:before="240"/>
+      </w:pPr>
+      <w:r>
+        <w:rPr>
+          <w:rFonts w:ascii="Times New Roman" w:cs="Times New Roman" w:eastAsia="Times New Roman" w:hAnsi="Times New Roman"/>
+          <w:b/>
+          <w:bCs/>
+          <w:sz w:val="24"/>
+          <w:szCs w:val="24"/>
+        </w:rPr>
+        <w:t xml:space="preserve">1.7. Иерархии как матрицы</w:t>
       </w:r>
     </w:p>
     <w:p>
@@ -7158,45 +7383,391 @@
           <w:sz w:val="24"/>
           <w:szCs w:val="24"/>
         </w:rPr>
-        <w:t xml:space="preserve">2.6. Теорема 1: какие запросы вообще переводятся</w:t>
-      </w:r>
-    </w:p>
-    <w:p>
-      <w:pPr>
-        <w:spacing w:after="120" w:before="0" w:line="300"/>
-        <w:ind w:firstLine="567"/>
-        <w:jc w:val="both"/>
-      </w:pPr>
-      <w:r>
-        <w:rPr>
-          <w:rFonts w:ascii="Times New Roman" w:cs="Times New Roman" w:eastAsia="Times New Roman" w:hAnsi="Times New Roman"/>
-          <w:sz w:val="24"/>
-          <w:szCs w:val="24"/>
-        </w:rPr>
-        <w:t xml:space="preserve">Формулировка длинная, но говорит она вот что: </w:t>
-      </w:r>
-      <w:r>
-        <w:rPr>
-          <w:rFonts w:ascii="Times New Roman" w:cs="Times New Roman" w:eastAsia="Times New Roman" w:hAnsi="Times New Roman"/>
-          <w:sz w:val="24"/>
-          <w:szCs w:val="24"/>
-        </w:rPr>
-        <w:t xml:space="preserve">переводится любой запрос, в котором агрегаты — это SUM, COUNT или AVG, а выражения под ними построены из мер сложением, вычитанием, умножением и делением на число.</w:t>
-      </w:r>
-    </w:p>
-    <w:p>
-      <w:pPr>
-        <w:spacing w:after="120" w:before="0" w:line="300"/>
-        <w:ind w:firstLine="567"/>
-        <w:jc w:val="both"/>
-      </w:pPr>
-      <w:r>
-        <w:rPr>
-          <w:rFonts w:ascii="Times New Roman" w:cs="Times New Roman" w:eastAsia="Times New Roman" w:hAnsi="Times New Roman"/>
-          <w:sz w:val="24"/>
-          <w:szCs w:val="24"/>
-        </w:rPr>
-        <w:t xml:space="preserve">Почему такое ограничение? Потому что умножение матриц умеет складывать и умножать — и больше ничего. Выражение `SUM(количество × цена − скидка)` раскладывается на два независимых умножения таблиц, результаты которых потом складываются с коэффициентами +1 и −1. А вот `SUM(a / b)`, где b — тоже таблица, разложить не получается, и такой запрос система честно отклоняет, предлагая написать `SUM(a) / SUM(b)`, если это то, что имелось в виду.</w:t>
+        <w:t xml:space="preserve">2.6. Ещё три конструкции — и все три те же множители</w:t>
+      </w:r>
+    </w:p>
+    <w:p>
+      <w:pPr>
+        <w:spacing w:after="120" w:before="0" w:line="300"/>
+        <w:ind w:firstLine="567"/>
+        <w:jc w:val="both"/>
+      </w:pPr>
+      <w:r>
+        <w:rPr>
+          <w:rFonts w:ascii="Times New Roman" w:cs="Times New Roman" w:eastAsia="Times New Roman" w:hAnsi="Times New Roman"/>
+          <w:sz w:val="24"/>
+          <w:szCs w:val="24"/>
+        </w:rPr>
+        <w:t xml:space="preserve">Разбор случаев, соединение по неравенству и выборка различных значений на вид устроены совсем по-разному. На деле все три укладываются в тот же приём.</w:t>
+      </w:r>
+    </w:p>
+    <w:p>
+      <w:pPr>
+        <w:spacing w:after="120" w:before="0" w:line="300"/>
+        <w:ind w:firstLine="567"/>
+        <w:jc w:val="both"/>
+      </w:pPr>
+      <w:r>
+        <w:rPr>
+          <w:rFonts w:ascii="Times New Roman" w:cs="Times New Roman" w:eastAsia="Times New Roman" w:hAnsi="Times New Roman"/>
+          <w:sz w:val="24"/>
+          <w:szCs w:val="24"/>
+        </w:rPr>
+        <w:t xml:space="preserve">CASE WHEN — маска на слагаемое.</w:t>
+      </w:r>
+      <w:r>
+        <w:rPr>
+          <w:rFonts w:ascii="Times New Roman" w:cs="Times New Roman" w:eastAsia="Times New Roman" w:hAnsi="Times New Roman"/>
+          <w:sz w:val="24"/>
+          <w:szCs w:val="24"/>
+        </w:rPr>
+        <w:t xml:space="preserve"> Запрос «выручка только по категории A»</w:t>
+      </w:r>
+    </w:p>
+    <w:p>
+      <w:pPr>
+        <w:spacing w:after="0" w:line="260"/>
+        <w:ind w:left="567"/>
+      </w:pPr>
+      <w:r>
+        <w:rPr>
+          <w:rFonts w:ascii="Courier New" w:cs="Courier New" w:eastAsia="Courier New" w:hAnsi="Courier New"/>
+          <w:sz w:val="20"/>
+          <w:szCs w:val="20"/>
+        </w:rPr>
+        <w:t xml:space="preserve">SUM(CASE WHEN категория = 'A' THEN количество * цена ELSE 0 END)</w:t>
+      </w:r>
+    </w:p>
+    <w:p>
+      <w:pPr>
+        <w:spacing w:after="120"/>
+      </w:pPr>
+    </w:p>
+    <w:p>
+      <w:pPr>
+        <w:spacing w:after="120" w:before="0" w:line="300"/>
+        <w:ind w:firstLine="567"/>
+        <w:jc w:val="both"/>
+      </w:pPr>
+      <w:r>
+        <w:rPr>
+          <w:rFonts w:ascii="Times New Roman" w:cs="Times New Roman" w:eastAsia="Times New Roman" w:hAnsi="Times New Roman"/>
+          <w:sz w:val="24"/>
+          <w:szCs w:val="24"/>
+        </w:rPr>
+        <w:t xml:space="preserve">переводится так: у ветви `THEN` берётся её условие, из него делается вектор- индикатор — тот же самый, что в §2.4, — и он добавляется множителем </w:t>
+      </w:r>
+      <w:r>
+        <w:rPr>
+          <w:rFonts w:ascii="Times New Roman" w:cs="Times New Roman" w:eastAsia="Times New Roman" w:hAnsi="Times New Roman"/>
+          <w:sz w:val="24"/>
+          <w:szCs w:val="24"/>
+        </w:rPr>
+        <w:t xml:space="preserve">только к своему слагаемому</w:t>
+      </w:r>
+      <w:r>
+        <w:rPr>
+          <w:rFonts w:ascii="Times New Roman" w:cs="Times New Roman" w:eastAsia="Times New Roman" w:hAnsi="Times New Roman"/>
+          <w:sz w:val="24"/>
+          <w:szCs w:val="24"/>
+        </w:rPr>
+        <w:t xml:space="preserve">, а не ко всему запросу. Ветвь `ELSE` получает индикатор «всё остальное», то есть 1 − маска; если там ноль, слагаемое просто исчезает. Веток может быть много: у i-й ветви индикатор равен «её условие И не выполнено ни одно из предыдущих», потому что в SQL ветви разбираются по порядку.</w:t>
+      </w:r>
+    </w:p>
+    <w:p>
+      <w:pPr>
+        <w:spacing w:after="120" w:before="0" w:line="300"/>
+        <w:ind w:firstLine="567"/>
+        <w:jc w:val="both"/>
+      </w:pPr>
+      <w:r>
+        <w:rPr>
+          <w:rFonts w:ascii="Times New Roman" w:cs="Times New Roman" w:eastAsia="Times New Roman" w:hAnsi="Times New Roman"/>
+          <w:sz w:val="24"/>
+          <w:szCs w:val="24"/>
+        </w:rPr>
+        <w:t xml:space="preserve">Никакого ветвления при счёте не происходит: ветвление превратилось в арифметику.</w:t>
+      </w:r>
+    </w:p>
+    <w:p>
+      <w:pPr>
+        <w:spacing w:after="120" w:before="0" w:line="300"/>
+        <w:ind w:firstLine="567"/>
+        <w:jc w:val="both"/>
+      </w:pPr>
+      <w:r>
+        <w:rPr>
+          <w:rFonts w:ascii="Times New Roman" w:cs="Times New Roman" w:eastAsia="Times New Roman" w:hAnsi="Times New Roman"/>
+          <w:sz w:val="24"/>
+          <w:szCs w:val="24"/>
+        </w:rPr>
+        <w:t xml:space="preserve">Соединение по неравенству — матрица сравнения.</w:t>
+      </w:r>
+      <w:r>
+        <w:rPr>
+          <w:rFonts w:ascii="Times New Roman" w:cs="Times New Roman" w:eastAsia="Times New Roman" w:hAnsi="Times New Roman"/>
+          <w:sz w:val="24"/>
+          <w:szCs w:val="24"/>
+        </w:rPr>
+        <w:t xml:space="preserve"> До сих пор соединять можно было только по одноимённым осям: «товар» в продажах и «товар» в справочнике — одна и та же ось, она и связывает таблицы. А если нужно соединить </w:t>
+      </w:r>
+      <w:r>
+        <w:rPr>
+          <w:rFonts w:ascii="Times New Roman" w:cs="Times New Roman" w:eastAsia="Times New Roman" w:hAnsi="Times New Roman"/>
+          <w:sz w:val="24"/>
+          <w:szCs w:val="24"/>
+        </w:rPr>
+        <w:t xml:space="preserve">дату</w:t>
+      </w:r>
+      <w:r>
+        <w:rPr>
+          <w:rFonts w:ascii="Times New Roman" w:cs="Times New Roman" w:eastAsia="Times New Roman" w:hAnsi="Times New Roman"/>
+          <w:sz w:val="24"/>
+          <w:szCs w:val="24"/>
+        </w:rPr>
+        <w:t xml:space="preserve"> продажи с </w:t>
+      </w:r>
+      <w:r>
+        <w:rPr>
+          <w:rFonts w:ascii="Times New Roman" w:cs="Times New Roman" w:eastAsia="Times New Roman" w:hAnsi="Times New Roman"/>
+          <w:sz w:val="24"/>
+          <w:szCs w:val="24"/>
+        </w:rPr>
+        <w:t xml:space="preserve">периодом</w:t>
+      </w:r>
+      <w:r>
+        <w:rPr>
+          <w:rFonts w:ascii="Times New Roman" w:cs="Times New Roman" w:eastAsia="Times New Roman" w:hAnsi="Times New Roman"/>
+          <w:sz w:val="24"/>
+          <w:szCs w:val="24"/>
+        </w:rPr>
+        <w:t xml:space="preserve"> плана условием «дата ≤ период»?</w:t>
+      </w:r>
+    </w:p>
+    <w:p>
+      <w:pPr>
+        <w:spacing w:after="120" w:before="0" w:line="300"/>
+        <w:ind w:firstLine="567"/>
+        <w:jc w:val="both"/>
+      </w:pPr>
+      <w:r>
+        <w:rPr>
+          <w:rFonts w:ascii="Times New Roman" w:cs="Times New Roman" w:eastAsia="Times New Roman" w:hAnsi="Times New Roman"/>
+          <w:sz w:val="24"/>
+          <w:szCs w:val="24"/>
+        </w:rPr>
+        <w:t xml:space="preserve">Строится таблица сравнения — прямоугольник, где строки это даты, столбцы периоды, а в клетке стоит 1, если условие выполнено:</w:t>
+      </w:r>
+    </w:p>
+    <w:p>
+      <w:pPr>
+        <w:spacing w:after="0" w:line="260"/>
+        <w:ind w:left="567"/>
+      </w:pPr>
+      <w:r>
+        <w:rPr>
+          <w:rFonts w:ascii="Courier New" w:cs="Courier New" w:eastAsia="Courier New" w:hAnsi="Courier New"/>
+          <w:sz w:val="20"/>
+          <w:szCs w:val="20"/>
+        </w:rPr>
+        <w:t xml:space="preserve">            п=0 п=1 п=2</w:t>
+      </w:r>
+    </w:p>
+    <w:p>
+      <w:pPr>
+        <w:spacing w:after="0" w:line="260"/>
+        <w:ind w:left="567"/>
+      </w:pPr>
+      <w:r>
+        <w:rPr>
+          <w:rFonts w:ascii="Courier New" w:cs="Courier New" w:eastAsia="Courier New" w:hAnsi="Courier New"/>
+          <w:sz w:val="20"/>
+          <w:szCs w:val="20"/>
+        </w:rPr>
+        <w:t xml:space="preserve">    д=0  [   1   1   1 ]</w:t>
+      </w:r>
+    </w:p>
+    <w:p>
+      <w:pPr>
+        <w:spacing w:after="0" w:line="260"/>
+        <w:ind w:left="567"/>
+      </w:pPr>
+      <w:r>
+        <w:rPr>
+          <w:rFonts w:ascii="Courier New" w:cs="Courier New" w:eastAsia="Courier New" w:hAnsi="Courier New"/>
+          <w:sz w:val="20"/>
+          <w:szCs w:val="20"/>
+        </w:rPr>
+        <w:t xml:space="preserve">    д=1  [   0   1   1 ]</w:t>
+      </w:r>
+    </w:p>
+    <w:p>
+      <w:pPr>
+        <w:spacing w:after="0" w:line="260"/>
+        <w:ind w:left="567"/>
+      </w:pPr>
+      <w:r>
+        <w:rPr>
+          <w:rFonts w:ascii="Courier New" w:cs="Courier New" w:eastAsia="Courier New" w:hAnsi="Courier New"/>
+          <w:sz w:val="20"/>
+          <w:szCs w:val="20"/>
+        </w:rPr>
+        <w:t xml:space="preserve">    д=2  [   0   0   1 ]</w:t>
+      </w:r>
+    </w:p>
+    <w:p>
+      <w:pPr>
+        <w:spacing w:after="120"/>
+      </w:pPr>
+    </w:p>
+    <w:p>
+      <w:pPr>
+        <w:spacing w:after="120" w:before="0" w:line="300"/>
+        <w:ind w:firstLine="567"/>
+        <w:jc w:val="both"/>
+      </w:pPr>
+      <w:r>
+        <w:rPr>
+          <w:rFonts w:ascii="Times New Roman" w:cs="Times New Roman" w:eastAsia="Times New Roman" w:hAnsi="Times New Roman"/>
+          <w:sz w:val="24"/>
+          <w:szCs w:val="24"/>
+        </w:rPr>
+        <w:t xml:space="preserve">Это тот же треугольник, что и у окна из §2.5, только осей у него две </w:t>
+      </w:r>
+      <w:r>
+        <w:rPr>
+          <w:rFonts w:ascii="Times New Roman" w:cs="Times New Roman" w:eastAsia="Times New Roman" w:hAnsi="Times New Roman"/>
+          <w:sz w:val="24"/>
+          <w:szCs w:val="24"/>
+        </w:rPr>
+        <w:t xml:space="preserve">разные</w:t>
+      </w:r>
+      <w:r>
+        <w:rPr>
+          <w:rFonts w:ascii="Times New Roman" w:cs="Times New Roman" w:eastAsia="Times New Roman" w:hAnsi="Times New Roman"/>
+          <w:sz w:val="24"/>
+          <w:szCs w:val="24"/>
+        </w:rPr>
+        <w:t xml:space="preserve">. И добавляется он туда же — множителем в то же умножение:</w:t>
+      </w:r>
+    </w:p>
+    <w:p>
+      <w:pPr>
+        <w:spacing w:after="0" w:line="260"/>
+        <w:ind w:left="567"/>
+      </w:pPr>
+      <w:r>
+        <w:rPr>
+          <w:rFonts w:ascii="Courier New" w:cs="Courier New" w:eastAsia="Courier New" w:hAnsi="Courier New"/>
+          <w:sz w:val="20"/>
+          <w:szCs w:val="20"/>
+        </w:rPr>
+        <w:t xml:space="preserve">'ab,cd,bd-&gt;ac'</w:t>
+      </w:r>
+    </w:p>
+    <w:p>
+      <w:pPr>
+        <w:spacing w:after="0" w:line="260"/>
+        <w:ind w:left="567"/>
+      </w:pPr>
+      <w:r>
+        <w:rPr>
+          <w:rFonts w:ascii="Courier New" w:cs="Courier New" w:eastAsia="Courier New" w:hAnsi="Courier New"/>
+          <w:sz w:val="20"/>
+          <w:szCs w:val="20"/>
+        </w:rPr>
+        <w:t xml:space="preserve">      ↑ матрица сравнения связала ось b (дата) с осью d (период)</w:t>
+      </w:r>
+    </w:p>
+    <w:p>
+      <w:pPr>
+        <w:spacing w:after="120"/>
+      </w:pPr>
+    </w:p>
+    <w:p>
+      <w:pPr>
+        <w:spacing w:after="120" w:before="0" w:line="300"/>
+        <w:ind w:firstLine="567"/>
+        <w:jc w:val="both"/>
+      </w:pPr>
+      <w:r>
+        <w:rPr>
+          <w:rFonts w:ascii="Times New Roman" w:cs="Times New Roman" w:eastAsia="Times New Roman" w:hAnsi="Times New Roman"/>
+          <w:sz w:val="24"/>
+          <w:szCs w:val="24"/>
+        </w:rPr>
+        <w:t xml:space="preserve">Работает с любым из знаков `=`, `≠`, `&lt;`, `≤`, `&gt;`, `≥`. Цена — сама эта таблица: если дат 100 тысяч, а периодов 100 тысяч, прямоугольник получится в 10</w:t>
+      </w:r>
+      <w:r>
+        <w:rPr>
+          <w:rFonts w:ascii="Times New Roman" w:cs="Times New Roman" w:eastAsia="Times New Roman" w:hAnsi="Times New Roman"/>
+          <w:sz w:val="24"/>
+          <w:szCs w:val="24"/>
+          <w:vertAlign w:val="superscript"/>
+        </w:rPr>
+        <w:t xml:space="preserve">10</w:t>
+      </w:r>
+      <w:r>
+        <w:rPr>
+          <w:rFonts w:ascii="Times New Roman" w:cs="Times New Roman" w:eastAsia="Times New Roman" w:hAnsi="Times New Roman"/>
+          <w:sz w:val="24"/>
+          <w:szCs w:val="24"/>
+        </w:rPr>
+        <w:t xml:space="preserve"> клеток, поэтому система такое отклоняет, не пытаясь построить.</w:t>
+      </w:r>
+    </w:p>
+    <w:p>
+      <w:pPr>
+        <w:spacing w:after="120" w:before="0" w:line="300"/>
+        <w:ind w:firstLine="567"/>
+        <w:jc w:val="both"/>
+      </w:pPr>
+      <w:r>
+        <w:rPr>
+          <w:rFonts w:ascii="Times New Roman" w:cs="Times New Roman" w:eastAsia="Times New Roman" w:hAnsi="Times New Roman"/>
+          <w:sz w:val="24"/>
+          <w:szCs w:val="24"/>
+        </w:rPr>
+        <w:t xml:space="preserve">Отдельный случай — сравнить измерение </w:t>
+      </w:r>
+      <w:r>
+        <w:rPr>
+          <w:rFonts w:ascii="Times New Roman" w:cs="Times New Roman" w:eastAsia="Times New Roman" w:hAnsi="Times New Roman"/>
+          <w:sz w:val="24"/>
+          <w:szCs w:val="24"/>
+        </w:rPr>
+        <w:t xml:space="preserve">с самим собой</w:t>
+      </w:r>
+      <w:r>
+        <w:rPr>
+          <w:rFonts w:ascii="Times New Roman" w:cs="Times New Roman" w:eastAsia="Times New Roman" w:hAnsi="Times New Roman"/>
+          <w:sz w:val="24"/>
+          <w:szCs w:val="24"/>
+        </w:rPr>
+        <w:t xml:space="preserve"> («продажи, где дата одной строки меньше даты другой»). Так нельзя: одна и та же ось не может быть в умножении сразу двумя разными индексами. Нужна её переименованная копия — то же, что в SQL пишут как `FROM продажи a JOIN продажи b`.</w:t>
+      </w:r>
+    </w:p>
+    <w:p>
+      <w:pPr>
+        <w:spacing w:after="120" w:before="0" w:line="300"/>
+        <w:ind w:firstLine="567"/>
+        <w:jc w:val="both"/>
+      </w:pPr>
+      <w:r>
+        <w:rPr>
+          <w:rFonts w:ascii="Times New Roman" w:cs="Times New Roman" w:eastAsia="Times New Roman" w:hAnsi="Times New Roman"/>
+          <w:sz w:val="24"/>
+          <w:szCs w:val="24"/>
+        </w:rPr>
+        <w:t xml:space="preserve">SELECT DISTINCT — тот же счёт, только без суммы.</w:t>
+      </w:r>
+      <w:r>
+        <w:rPr>
+          <w:rFonts w:ascii="Times New Roman" w:cs="Times New Roman" w:eastAsia="Times New Roman" w:hAnsi="Times New Roman"/>
+          <w:sz w:val="24"/>
+          <w:szCs w:val="24"/>
+        </w:rPr>
+        <w:t xml:space="preserve"> «Какие пары (клиент, товар) вообще встречались» — это вопрос не о сумме, а о наличии. Берётся индикатор «в ячейке что-то есть», сворачивается по всем осям, которые не перечислены, — и не сложением, а операцией «или». То, что осталось ненулевым, и есть ответ. Это ровно первый шаг COUNT DISTINCT из §5.4, просто без второго шага, где присутствия складывают.</w:t>
       </w:r>
     </w:p>
     <w:p>
@@ -7212,7 +7783,61 @@
           <w:sz w:val="24"/>
           <w:szCs w:val="24"/>
         </w:rPr>
-        <w:t xml:space="preserve">2.7. Утверждение 2: почему MAX не переводится</w:t>
+        <w:t xml:space="preserve">2.7. Теорема 1: какие запросы вообще переводятся</w:t>
+      </w:r>
+    </w:p>
+    <w:p>
+      <w:pPr>
+        <w:spacing w:after="120" w:before="0" w:line="300"/>
+        <w:ind w:firstLine="567"/>
+        <w:jc w:val="both"/>
+      </w:pPr>
+      <w:r>
+        <w:rPr>
+          <w:rFonts w:ascii="Times New Roman" w:cs="Times New Roman" w:eastAsia="Times New Roman" w:hAnsi="Times New Roman"/>
+          <w:sz w:val="24"/>
+          <w:szCs w:val="24"/>
+        </w:rPr>
+        <w:t xml:space="preserve">Формулировка длинная, но говорит она вот что: </w:t>
+      </w:r>
+      <w:r>
+        <w:rPr>
+          <w:rFonts w:ascii="Times New Roman" w:cs="Times New Roman" w:eastAsia="Times New Roman" w:hAnsi="Times New Roman"/>
+          <w:sz w:val="24"/>
+          <w:szCs w:val="24"/>
+        </w:rPr>
+        <w:t xml:space="preserve">переводится любой запрос, в котором агрегаты — это SUM, COUNT или AVG, а выражения под ними построены из мер сложением, вычитанием, умножением и делением на число.</w:t>
+      </w:r>
+    </w:p>
+    <w:p>
+      <w:pPr>
+        <w:spacing w:after="120" w:before="0" w:line="300"/>
+        <w:ind w:firstLine="567"/>
+        <w:jc w:val="both"/>
+      </w:pPr>
+      <w:r>
+        <w:rPr>
+          <w:rFonts w:ascii="Times New Roman" w:cs="Times New Roman" w:eastAsia="Times New Roman" w:hAnsi="Times New Roman"/>
+          <w:sz w:val="24"/>
+          <w:szCs w:val="24"/>
+        </w:rPr>
+        <w:t xml:space="preserve">Почему такое ограничение? Потому что умножение матриц умеет складывать и умножать — и больше ничего. Выражение `SUM(количество × цена − скидка)` раскладывается на два независимых умножения таблиц, результаты которых потом складываются с коэффициентами +1 и −1. А вот `SUM(a / b)`, где b — тоже таблица, разложить не получается, и такой запрос система честно отклоняет, предлагая написать `SUM(a) / SUM(b)`, если это то, что имелось в виду.</w:t>
+      </w:r>
+    </w:p>
+    <w:p>
+      <w:pPr>
+        <w:pStyle w:val="Heading2"/>
+        <w:spacing w:after="160" w:before="240"/>
+      </w:pPr>
+      <w:r>
+        <w:rPr>
+          <w:rFonts w:ascii="Times New Roman" w:cs="Times New Roman" w:eastAsia="Times New Roman" w:hAnsi="Times New Roman"/>
+          <w:b/>
+          <w:bCs/>
+          <w:sz w:val="24"/>
+          <w:szCs w:val="24"/>
+        </w:rPr>
+        <w:t xml:space="preserve">2.8. Утверждение 2: почему MAX не переводится</w:t>
       </w:r>
     </w:p>
     <w:p>
@@ -17372,7 +17997,7 @@
                 <w:sz w:val="22"/>
                 <w:szCs w:val="22"/>
               </w:rPr>
-              <w:t xml:space="preserve">Это операции над готовой таблицей ответа, к матрицам отношения не имеют. В обычной реляционной алгебре сортировки тоже нет</w:t>
+              <w:t xml:space="preserve">Это операции над готовой таблицей ответа, к матрицам отношения не имеют. В обычной реляционной алгебре сортировки тоже нет. Работают — отдельным шагом после умножения</w:t>
             </w:r>
           </w:p>
         </w:tc>
@@ -17431,7 +18056,7 @@
                 <w:sz w:val="22"/>
                 <w:szCs w:val="22"/>
               </w:rPr>
-              <w:t xml:space="preserve">Не реализованы</w:t>
+              <w:t xml:space="preserve">Не реализованы. Для них нужна другая пара операций — над множествами, а не над числами</w:t>
             </w:r>
           </w:p>
         </w:tc>
@@ -17463,7 +18088,7 @@
                 <w:sz w:val="22"/>
                 <w:szCs w:val="22"/>
               </w:rPr>
-              <w:t xml:space="preserve">Соединение по разноимённым столбцам</w:t>
+              <w:t xml:space="preserve">Соединение измерения с самим собой</w:t>
             </w:r>
           </w:p>
         </w:tc>
@@ -17490,7 +18115,27 @@
                 <w:sz w:val="22"/>
                 <w:szCs w:val="22"/>
               </w:rPr>
-              <w:t xml:space="preserve">Соединять можно только по совпадающим именам измерений</w:t>
+              <w:t xml:space="preserve">Нужна переименованная копия измерения: одна ось не может быть в умножении двумя разными индексами. Соединение двух </w:t>
+            </w:r>
+            <w:r>
+              <w:rPr>
+                <w:rFonts w:ascii="Times New Roman" w:cs="Times New Roman" w:eastAsia="Times New Roman" w:hAnsi="Times New Roman"/>
+                <w:b w:val="false"/>
+                <w:bCs w:val="false"/>
+                <w:sz w:val="22"/>
+                <w:szCs w:val="22"/>
+              </w:rPr>
+              <w:t xml:space="preserve">разных</w:t>
+            </w:r>
+            <w:r>
+              <w:rPr>
+                <w:rFonts w:ascii="Times New Roman" w:cs="Times New Roman" w:eastAsia="Times New Roman" w:hAnsi="Times New Roman"/>
+                <w:b w:val="false"/>
+                <w:bCs w:val="false"/>
+                <w:sz w:val="22"/>
+                <w:szCs w:val="22"/>
+              </w:rPr>
+              <w:t xml:space="preserve"> измерений по любому знаку сравнения работает — через матрицу сравнения (§2.6)</w:t>
             </w:r>
           </w:p>
         </w:tc>
@@ -17522,7 +18167,7 @@
                 <w:sz w:val="22"/>
                 <w:szCs w:val="22"/>
               </w:rPr>
-              <w:t xml:space="preserve">Вложенные запросы со ссылкой на внешний</w:t>
+              <w:t xml:space="preserve">ROLLUP, GROUPING SETS</w:t>
             </w:r>
           </w:p>
         </w:tc>
@@ -17549,7 +18194,7 @@
                 <w:sz w:val="22"/>
                 <w:szCs w:val="22"/>
               </w:rPr>
-              <w:t xml:space="preserve">Не реализованы; простой подзапрос в условии — работает</w:t>
+              <w:t xml:space="preserve">Выражаются набором умножений с разными наборами выходных осей; не реализованы</w:t>
             </w:r>
           </w:p>
         </w:tc>
@@ -17581,7 +18226,7 @@
                 <w:sz w:val="22"/>
                 <w:szCs w:val="22"/>
               </w:rPr>
-              <w:t xml:space="preserve">Изменение и удаление данных</w:t>
+              <w:t xml:space="preserve">Вложенные запросы со ссылкой на внешний</w:t>
             </w:r>
           </w:p>
         </w:tc>
@@ -17608,7 +18253,7 @@
                 <w:sz w:val="22"/>
                 <w:szCs w:val="22"/>
               </w:rPr>
-              <w:t xml:space="preserve">Только дозагрузка. Точечно поправить меру мешает то же схлопывание слоя: из ячейки надо вычесть прежний вклад, а какой он был — куб уже не помнит</w:t>
+              <w:t xml:space="preserve">Не реализованы; простой подзапрос в условии — работает</w:t>
             </w:r>
           </w:p>
         </w:tc>
@@ -17640,6 +18285,124 @@
                 <w:sz w:val="22"/>
                 <w:szCs w:val="22"/>
               </w:rPr>
+              <w:t xml:space="preserve">Группа, где все меры пустые</w:t>
+            </w:r>
+          </w:p>
+        </w:tc>
+        <w:tc>
+          <w:tcPr>
+            <w:tcW w:type="dxa" w:w="4923"/>
+            <w:tcMar>
+              <w:top w:type="dxa" w:w="60"/>
+              <w:left w:type="dxa" w:w="100"/>
+              <w:bottom w:type="dxa" w:w="60"/>
+              <w:right w:type="dxa" w:w="100"/>
+            </w:tcMar>
+          </w:tcPr>
+          <w:p>
+            <w:pPr>
+              <w:spacing w:after="0" w:line="260"/>
+              <w:jc w:val="left"/>
+            </w:pPr>
+            <w:r>
+              <w:rPr>
+                <w:rFonts w:ascii="Times New Roman" w:cs="Times New Roman" w:eastAsia="Times New Roman" w:hAnsi="Times New Roman"/>
+                <w:b w:val="false"/>
+                <w:bCs w:val="false"/>
+                <w:sz w:val="22"/>
+                <w:szCs w:val="22"/>
+              </w:rPr>
+              <w:t xml:space="preserve">Куб не отличает её от группы, которой нет вовсе: мощность слоя равна нулю. SQL вернул бы её со значением NULL. Остальные случаи пустых значений совпадают с SQL (§1.6)</w:t>
+            </w:r>
+          </w:p>
+        </w:tc>
+      </w:tr>
+      <w:tr>
+        <w:trPr>
+          <w:tblHeader w:val="false"/>
+        </w:trPr>
+        <w:tc>
+          <w:tcPr>
+            <w:tcW w:type="dxa" w:w="4677"/>
+            <w:tcMar>
+              <w:top w:type="dxa" w:w="60"/>
+              <w:left w:type="dxa" w:w="100"/>
+              <w:bottom w:type="dxa" w:w="60"/>
+              <w:right w:type="dxa" w:w="100"/>
+            </w:tcMar>
+          </w:tcPr>
+          <w:p>
+            <w:pPr>
+              <w:spacing w:after="0" w:line="260"/>
+              <w:jc w:val="left"/>
+            </w:pPr>
+            <w:r>
+              <w:rPr>
+                <w:rFonts w:ascii="Times New Roman" w:cs="Times New Roman" w:eastAsia="Times New Roman" w:hAnsi="Times New Roman"/>
+                <w:b w:val="false"/>
+                <w:bCs w:val="false"/>
+                <w:sz w:val="22"/>
+                <w:szCs w:val="22"/>
+              </w:rPr>
+              <w:t xml:space="preserve">Изменение и удаление данных</w:t>
+            </w:r>
+          </w:p>
+        </w:tc>
+        <w:tc>
+          <w:tcPr>
+            <w:tcW w:type="dxa" w:w="4923"/>
+            <w:tcMar>
+              <w:top w:type="dxa" w:w="60"/>
+              <w:left w:type="dxa" w:w="100"/>
+              <w:bottom w:type="dxa" w:w="60"/>
+              <w:right w:type="dxa" w:w="100"/>
+            </w:tcMar>
+          </w:tcPr>
+          <w:p>
+            <w:pPr>
+              <w:spacing w:after="0" w:line="260"/>
+              <w:jc w:val="left"/>
+            </w:pPr>
+            <w:r>
+              <w:rPr>
+                <w:rFonts w:ascii="Times New Roman" w:cs="Times New Roman" w:eastAsia="Times New Roman" w:hAnsi="Times New Roman"/>
+                <w:b w:val="false"/>
+                <w:bCs w:val="false"/>
+                <w:sz w:val="22"/>
+                <w:szCs w:val="22"/>
+              </w:rPr>
+              <w:t xml:space="preserve">Только дозагрузка. Точечно поправить меру мешает то же схлопывание слоя: из ячейки надо вычесть прежний вклад, а какой он был — куб уже не помнит</w:t>
+            </w:r>
+          </w:p>
+        </w:tc>
+      </w:tr>
+      <w:tr>
+        <w:trPr>
+          <w:tblHeader w:val="false"/>
+        </w:trPr>
+        <w:tc>
+          <w:tcPr>
+            <w:tcW w:type="dxa" w:w="4677"/>
+            <w:tcMar>
+              <w:top w:type="dxa" w:w="60"/>
+              <w:left w:type="dxa" w:w="100"/>
+              <w:bottom w:type="dxa" w:w="60"/>
+              <w:right w:type="dxa" w:w="100"/>
+            </w:tcMar>
+          </w:tcPr>
+          <w:p>
+            <w:pPr>
+              <w:spacing w:after="0" w:line="260"/>
+              <w:jc w:val="left"/>
+            </w:pPr>
+            <w:r>
+              <w:rPr>
+                <w:rFonts w:ascii="Times New Roman" w:cs="Times New Roman" w:eastAsia="Times New Roman" w:hAnsi="Times New Roman"/>
+                <w:b w:val="false"/>
+                <w:bCs w:val="false"/>
+                <w:sz w:val="22"/>
+                <w:szCs w:val="22"/>
+              </w:rPr>
               <w:t xml:space="preserve">MIN, MAX, COUNT DISTINCT по соединению двух таблиц фактов</w:t>
             </w:r>
           </w:p>
@@ -17777,7 +18540,7 @@
           <w:sz w:val="24"/>
           <w:szCs w:val="24"/>
         </w:rPr>
-        <w:t xml:space="preserve"> Показано, что роль оси в умножении матриц (остаётся или суммируется) — это ровно то же самое, что судьба ключа соединения в SQL (попал в `GROUP BY` или нет). Из этого выводится перевод всех остальных конструкций: фильтр становится множителем, иерархия — матрицей, окно — треугольной матрицей, права доступа — ещё одним множителем.</w:t>
+        <w:t xml:space="preserve"> Показано, что роль оси в умножении матриц (остаётся или суммируется) — это ровно то же самое, что судьба ключа соединения в SQL (попал в `GROUP BY` или нет). Из этого выводится перевод всех остальных конструкций: фильтр становится множителем, иерархия — матрицей, окно — треугольной матрицей, права доступа — ещё одним множителем, разбор случаев — маской на слагаемое, соединение по неравенству — матрицей сравнения. Всего в статье выписаны двадцать две конструкции, и почти каждая добавляет в то же умножение ровно один сомножитель.</w:t>
       </w:r>
     </w:p>
     <w:p>
